--- a/upload/Data_Riska_Ujang_TFL_IBUN.docx
+++ b/upload/Data_Riska_Ujang_TFL_IBUN.docx
@@ -36,7 +36,7 @@
           <w:color w:val="78746D"/>
           <w:sz w:val="18"/>
         </w:rPr>
-        <w:t>Kecamatan: IBUN, PASEH  |  Total: 49 orang  |  Laki-laki: 37  |  Perempuan: 12</w:t>
+        <w:t>Kecamatan: IBUN, PASEH  |  Total ACC: 49 orang  |  Laki-laki: 37  |  Perempuan: 12</w:t>
       </w:r>
     </w:p>
     <w:p/>
@@ -56,7 +56,7 @@
           <w:color w:val="78746D"/>
           <w:sz w:val="18"/>
         </w:rPr>
-        <w:t>Jumlah penerima: 15 orang</w:t>
+        <w:t>Jumlah penerima ACC: 15 orang</w:t>
       </w:r>
     </w:p>
     <w:p/>
@@ -464,7 +464,7 @@
                 <w:rFonts w:ascii="Calibri" w:hAnsi="Calibri"/>
                 <w:sz w:val="16"/>
               </w:rPr>
-              <w:t>Backlog 2 desil 2</w:t>
+              <w:t>ACC</w:t>
             </w:r>
           </w:p>
         </w:tc>
@@ -648,7 +648,7 @@
                 <w:rFonts w:ascii="Calibri" w:hAnsi="Calibri"/>
                 <w:sz w:val="16"/>
               </w:rPr>
-              <w:t>Tidak masuk backlog perumahan desil 4</w:t>
+              <w:t>ACC</w:t>
             </w:r>
           </w:p>
         </w:tc>
@@ -832,7 +832,7 @@
                 <w:rFonts w:ascii="Calibri" w:hAnsi="Calibri"/>
                 <w:sz w:val="16"/>
               </w:rPr>
-              <w:t>Backlog 2 desil 4</w:t>
+              <w:t>ACC</w:t>
             </w:r>
           </w:p>
         </w:tc>
@@ -1016,7 +1016,7 @@
                 <w:rFonts w:ascii="Calibri" w:hAnsi="Calibri"/>
                 <w:sz w:val="16"/>
               </w:rPr>
-              <w:t>Backlog 1 desil 4</w:t>
+              <w:t>ACC</w:t>
             </w:r>
           </w:p>
         </w:tc>
@@ -1200,7 +1200,7 @@
                 <w:rFonts w:ascii="Calibri" w:hAnsi="Calibri"/>
                 <w:sz w:val="16"/>
               </w:rPr>
-              <w:t>Backlog 2 desil 3</w:t>
+              <w:t>ACC</w:t>
             </w:r>
           </w:p>
         </w:tc>
@@ -1384,7 +1384,7 @@
                 <w:rFonts w:ascii="Calibri" w:hAnsi="Calibri"/>
                 <w:sz w:val="16"/>
               </w:rPr>
-              <w:t>Backlog 2 desil 2</w:t>
+              <w:t>ACC</w:t>
             </w:r>
           </w:p>
         </w:tc>
@@ -1568,7 +1568,7 @@
                 <w:rFonts w:ascii="Calibri" w:hAnsi="Calibri"/>
                 <w:sz w:val="16"/>
               </w:rPr>
-              <w:t>Backlog 1 desil 1</w:t>
+              <w:t>ACC</w:t>
             </w:r>
           </w:p>
         </w:tc>
@@ -1752,7 +1752,7 @@
                 <w:rFonts w:ascii="Calibri" w:hAnsi="Calibri"/>
                 <w:sz w:val="16"/>
               </w:rPr>
-              <w:t>Backlog 2 desil 1</w:t>
+              <w:t>ACC</w:t>
             </w:r>
           </w:p>
         </w:tc>
@@ -1936,7 +1936,7 @@
                 <w:rFonts w:ascii="Calibri" w:hAnsi="Calibri"/>
                 <w:sz w:val="16"/>
               </w:rPr>
-              <w:t>Backlog 2 desil 2</w:t>
+              <w:t>ACC</w:t>
             </w:r>
           </w:p>
         </w:tc>
@@ -2118,7 +2118,7 @@
                 <w:rFonts w:ascii="Calibri" w:hAnsi="Calibri"/>
                 <w:sz w:val="16"/>
               </w:rPr>
-              <w:t>Tidak masuk backlog perumahan desil 1</w:t>
+              <w:t>ACC</w:t>
             </w:r>
           </w:p>
         </w:tc>
@@ -2300,7 +2300,7 @@
                 <w:rFonts w:ascii="Calibri" w:hAnsi="Calibri"/>
                 <w:sz w:val="16"/>
               </w:rPr>
-              <w:t>Backlog 2 desil 6</w:t>
+              <w:t>ACC</w:t>
             </w:r>
           </w:p>
         </w:tc>
@@ -2482,7 +2482,7 @@
                 <w:rFonts w:ascii="Calibri" w:hAnsi="Calibri"/>
                 <w:sz w:val="16"/>
               </w:rPr>
-              <w:t>Backlog 2 desil 4</w:t>
+              <w:t>ACC</w:t>
             </w:r>
           </w:p>
         </w:tc>
@@ -2664,7 +2664,7 @@
                 <w:rFonts w:ascii="Calibri" w:hAnsi="Calibri"/>
                 <w:sz w:val="16"/>
               </w:rPr>
-              <w:t>Tidak masuk backlog perumahan desil 6</w:t>
+              <w:t>ACC</w:t>
             </w:r>
           </w:p>
         </w:tc>
@@ -2846,7 +2846,7 @@
                 <w:rFonts w:ascii="Calibri" w:hAnsi="Calibri"/>
                 <w:sz w:val="16"/>
               </w:rPr>
-              <w:t>Tidak masuk backlog perumahan desil 1</w:t>
+              <w:t>ACC</w:t>
             </w:r>
           </w:p>
         </w:tc>
@@ -3028,7 +3028,7 @@
                 <w:rFonts w:ascii="Calibri" w:hAnsi="Calibri"/>
                 <w:sz w:val="16"/>
               </w:rPr>
-              <w:t>Backlog 2 desil 5</w:t>
+              <w:t>ACC</w:t>
             </w:r>
           </w:p>
         </w:tc>
@@ -3081,7 +3081,7 @@
           <w:color w:val="78746D"/>
           <w:sz w:val="18"/>
         </w:rPr>
-        <w:t>Jumlah penerima: 15 orang (baris hijau = data pengganti)</w:t>
+        <w:t>Jumlah penerima ACC: 15 orang (baris hijau = data pengganti)</w:t>
       </w:r>
     </w:p>
     <w:p/>
@@ -4397,7 +4397,7 @@
                 <w:rFonts w:ascii="Calibri" w:hAnsi="Calibri"/>
                 <w:sz w:val="16"/>
               </w:rPr>
-              <w:t>Backlog 2 desil 1</w:t>
+              <w:t>ACC</w:t>
             </w:r>
           </w:p>
         </w:tc>
@@ -4579,7 +4579,7 @@
                 <w:rFonts w:ascii="Calibri" w:hAnsi="Calibri"/>
                 <w:sz w:val="16"/>
               </w:rPr>
-              <w:t>Backlog 2 desil 1</w:t>
+              <w:t>ACC</w:t>
             </w:r>
           </w:p>
         </w:tc>
@@ -4761,7 +4761,7 @@
                 <w:rFonts w:ascii="Calibri" w:hAnsi="Calibri"/>
                 <w:sz w:val="16"/>
               </w:rPr>
-              <w:t>Backlog 2 desil 3</w:t>
+              <w:t>ACC</w:t>
             </w:r>
           </w:p>
         </w:tc>
@@ -4943,7 +4943,7 @@
                 <w:rFonts w:ascii="Calibri" w:hAnsi="Calibri"/>
                 <w:sz w:val="16"/>
               </w:rPr>
-              <w:t>Backlog 1 desil 4</w:t>
+              <w:t>ACC</w:t>
             </w:r>
           </w:p>
         </w:tc>
@@ -5307,7 +5307,7 @@
                 <w:rFonts w:ascii="Calibri" w:hAnsi="Calibri"/>
                 <w:sz w:val="16"/>
               </w:rPr>
-              <w:t>Backlog 2 desil 5</w:t>
+              <w:t>ACC</w:t>
             </w:r>
           </w:p>
         </w:tc>
@@ -5489,7 +5489,7 @@
                 <w:rFonts w:ascii="Calibri" w:hAnsi="Calibri"/>
                 <w:sz w:val="16"/>
               </w:rPr>
-              <w:t>Tidak masuk backlog perumahan desil 3</w:t>
+              <w:t>ACC</w:t>
             </w:r>
           </w:p>
         </w:tc>
@@ -5671,7 +5671,7 @@
                 <w:rFonts w:ascii="Calibri" w:hAnsi="Calibri"/>
                 <w:sz w:val="16"/>
               </w:rPr>
-              <w:t>Backlog 2 desil 2</w:t>
+              <w:t>ACC</w:t>
             </w:r>
           </w:p>
         </w:tc>
@@ -5853,7 +5853,7 @@
                 <w:rFonts w:ascii="Calibri" w:hAnsi="Calibri"/>
                 <w:sz w:val="16"/>
               </w:rPr>
-              <w:t>-</w:t>
+              <w:t>ACC</w:t>
             </w:r>
           </w:p>
         </w:tc>
@@ -6035,7 +6035,7 @@
                 <w:rFonts w:ascii="Calibri" w:hAnsi="Calibri"/>
                 <w:sz w:val="16"/>
               </w:rPr>
-              <w:t>Backlog 2 desil 3</w:t>
+              <w:t>ACC</w:t>
             </w:r>
           </w:p>
         </w:tc>
@@ -6088,7 +6088,7 @@
           <w:color w:val="78746D"/>
           <w:sz w:val="18"/>
         </w:rPr>
-        <w:t>Jumlah penerima: 19 orang (baris hijau = data pengganti/baru)</w:t>
+        <w:t>Jumlah penerima ACC: 19 orang (baris hijau = data pengganti/baru)</w:t>
       </w:r>
     </w:p>
     <w:p/>
@@ -6494,7 +6494,7 @@
                 <w:rFonts w:ascii="Calibri" w:hAnsi="Calibri"/>
                 <w:sz w:val="16"/>
               </w:rPr>
-              <w:t>-</w:t>
+              <w:t>ACC</w:t>
             </w:r>
           </w:p>
         </w:tc>
@@ -6676,7 +6676,7 @@
                 <w:rFonts w:ascii="Calibri" w:hAnsi="Calibri"/>
                 <w:sz w:val="16"/>
               </w:rPr>
-              <w:t>-</w:t>
+              <w:t>ACC</w:t>
             </w:r>
           </w:p>
         </w:tc>
@@ -6858,7 +6858,7 @@
                 <w:rFonts w:ascii="Calibri" w:hAnsi="Calibri"/>
                 <w:sz w:val="16"/>
               </w:rPr>
-              <w:t>-</w:t>
+              <w:t>ACC</w:t>
             </w:r>
           </w:p>
         </w:tc>
@@ -7040,7 +7040,7 @@
                 <w:rFonts w:ascii="Calibri" w:hAnsi="Calibri"/>
                 <w:sz w:val="16"/>
               </w:rPr>
-              <w:t>-</w:t>
+              <w:t>ACC</w:t>
             </w:r>
           </w:p>
         </w:tc>
@@ -7231,6 +7231,2372 @@
         <w:tc>
           <w:tcPr>
             <w:tcW w:type="dxa" w:w="340"/>
+            <w:shd w:fill="E7E4DF"/>
+          </w:tcPr>
+          <w:p>
+            <w:pPr>
+              <w:spacing w:before="20" w:after="20"/>
+              <w:jc w:val="center"/>
+            </w:pPr>
+            <w:r/>
+            <w:r>
+              <w:rPr>
+                <w:rFonts w:ascii="Calibri" w:hAnsi="Calibri"/>
+                <w:sz w:val="16"/>
+              </w:rPr>
+              <w:t>36</w:t>
+            </w:r>
+          </w:p>
+        </w:tc>
+        <w:tc>
+          <w:tcPr>
+            <w:tcW w:type="dxa" w:w="1247"/>
+            <w:shd w:fill="E7E4DF"/>
+          </w:tcPr>
+          <w:p>
+            <w:pPr>
+              <w:spacing w:before="20" w:after="20"/>
+              <w:jc w:val="left"/>
+            </w:pPr>
+            <w:r/>
+            <w:r>
+              <w:rPr>
+                <w:rFonts w:ascii="Calibri" w:hAnsi="Calibri"/>
+                <w:sz w:val="16"/>
+              </w:rPr>
+              <w:t>ASEP AAN SAEPUDIN</w:t>
+            </w:r>
+          </w:p>
+        </w:tc>
+        <w:tc>
+          <w:tcPr>
+            <w:tcW w:type="dxa" w:w="283"/>
+            <w:shd w:fill="E7E4DF"/>
+          </w:tcPr>
+          <w:p>
+            <w:pPr>
+              <w:spacing w:before="20" w:after="20"/>
+              <w:jc w:val="center"/>
+            </w:pPr>
+            <w:r/>
+            <w:r>
+              <w:rPr>
+                <w:rFonts w:ascii="Calibri" w:hAnsi="Calibri"/>
+                <w:sz w:val="16"/>
+              </w:rPr>
+              <w:t>L</w:t>
+            </w:r>
+          </w:p>
+        </w:tc>
+        <w:tc>
+          <w:tcPr>
+            <w:tcW w:type="dxa" w:w="1020"/>
+            <w:shd w:fill="E7E4DF"/>
+          </w:tcPr>
+          <w:p>
+            <w:pPr>
+              <w:spacing w:before="20" w:after="20"/>
+              <w:jc w:val="center"/>
+            </w:pPr>
+            <w:r/>
+            <w:r>
+              <w:rPr>
+                <w:rFonts w:ascii="Calibri" w:hAnsi="Calibri"/>
+                <w:sz w:val="16"/>
+              </w:rPr>
+              <w:t>3204350901750002</w:t>
+            </w:r>
+          </w:p>
+        </w:tc>
+        <w:tc>
+          <w:tcPr>
+            <w:tcW w:type="dxa" w:w="1020"/>
+            <w:shd w:fill="E7E4DF"/>
+          </w:tcPr>
+          <w:p>
+            <w:pPr>
+              <w:spacing w:before="20" w:after="20"/>
+              <w:jc w:val="center"/>
+            </w:pPr>
+            <w:r/>
+            <w:r>
+              <w:rPr>
+                <w:rFonts w:ascii="Calibri" w:hAnsi="Calibri"/>
+                <w:sz w:val="16"/>
+              </w:rPr>
+              <w:t>3204351208160008</w:t>
+            </w:r>
+          </w:p>
+        </w:tc>
+        <w:tc>
+          <w:tcPr>
+            <w:tcW w:type="dxa" w:w="1587"/>
+            <w:shd w:fill="E7E4DF"/>
+          </w:tcPr>
+          <w:p>
+            <w:pPr>
+              <w:spacing w:before="20" w:after="20"/>
+              <w:jc w:val="left"/>
+            </w:pPr>
+            <w:r/>
+            <w:r>
+              <w:rPr>
+                <w:rFonts w:ascii="Calibri" w:hAnsi="Calibri"/>
+                <w:sz w:val="16"/>
+              </w:rPr>
+              <w:t>KP LOA RT 01/01</w:t>
+            </w:r>
+          </w:p>
+        </w:tc>
+        <w:tc>
+          <w:tcPr>
+            <w:tcW w:type="dxa" w:w="567"/>
+            <w:shd w:fill="E7E4DF"/>
+          </w:tcPr>
+          <w:p>
+            <w:pPr>
+              <w:spacing w:before="20" w:after="20"/>
+              <w:jc w:val="center"/>
+            </w:pPr>
+            <w:r/>
+            <w:r>
+              <w:rPr>
+                <w:rFonts w:ascii="Calibri" w:hAnsi="Calibri"/>
+                <w:sz w:val="16"/>
+              </w:rPr>
+              <w:t>LOA</w:t>
+            </w:r>
+          </w:p>
+        </w:tc>
+        <w:tc>
+          <w:tcPr>
+            <w:tcW w:type="dxa" w:w="567"/>
+            <w:shd w:fill="E7E4DF"/>
+          </w:tcPr>
+          <w:p>
+            <w:pPr>
+              <w:spacing w:before="20" w:after="20"/>
+              <w:jc w:val="center"/>
+            </w:pPr>
+            <w:r/>
+            <w:r>
+              <w:rPr>
+                <w:rFonts w:ascii="Calibri" w:hAnsi="Calibri"/>
+                <w:sz w:val="16"/>
+              </w:rPr>
+              <w:t>PASEH</w:t>
+            </w:r>
+          </w:p>
+        </w:tc>
+        <w:tc>
+          <w:tcPr>
+            <w:tcW w:type="dxa" w:w="1020"/>
+            <w:shd w:fill="E7E4DF"/>
+          </w:tcPr>
+          <w:p>
+            <w:pPr>
+              <w:spacing w:before="20" w:after="20"/>
+              <w:jc w:val="left"/>
+            </w:pPr>
+            <w:r/>
+            <w:r>
+              <w:rPr>
+                <w:rFonts w:ascii="Calibri" w:hAnsi="Calibri"/>
+                <w:sz w:val="16"/>
+              </w:rPr>
+              <w:t>ACC</w:t>
+            </w:r>
+          </w:p>
+        </w:tc>
+      </w:tr>
+      <w:tr>
+        <w:tc>
+          <w:tcPr>
+            <w:tcW w:type="dxa" w:w="340"/>
+            <w:shd w:fill="FFFFFF"/>
+          </w:tcPr>
+          <w:p>
+            <w:pPr>
+              <w:spacing w:before="20" w:after="20"/>
+              <w:jc w:val="center"/>
+            </w:pPr>
+            <w:r/>
+            <w:r>
+              <w:rPr>
+                <w:rFonts w:ascii="Calibri" w:hAnsi="Calibri"/>
+                <w:sz w:val="16"/>
+              </w:rPr>
+              <w:t>37</w:t>
+            </w:r>
+          </w:p>
+        </w:tc>
+        <w:tc>
+          <w:tcPr>
+            <w:tcW w:type="dxa" w:w="1247"/>
+            <w:shd w:fill="FFFFFF"/>
+          </w:tcPr>
+          <w:p>
+            <w:pPr>
+              <w:spacing w:before="20" w:after="20"/>
+              <w:jc w:val="left"/>
+            </w:pPr>
+            <w:r/>
+            <w:r>
+              <w:rPr>
+                <w:rFonts w:ascii="Calibri" w:hAnsi="Calibri"/>
+                <w:sz w:val="16"/>
+              </w:rPr>
+              <w:t>DANA</w:t>
+            </w:r>
+          </w:p>
+        </w:tc>
+        <w:tc>
+          <w:tcPr>
+            <w:tcW w:type="dxa" w:w="283"/>
+            <w:shd w:fill="FFFFFF"/>
+          </w:tcPr>
+          <w:p>
+            <w:pPr>
+              <w:spacing w:before="20" w:after="20"/>
+              <w:jc w:val="center"/>
+            </w:pPr>
+            <w:r/>
+            <w:r>
+              <w:rPr>
+                <w:rFonts w:ascii="Calibri" w:hAnsi="Calibri"/>
+                <w:sz w:val="16"/>
+              </w:rPr>
+              <w:t>L</w:t>
+            </w:r>
+          </w:p>
+        </w:tc>
+        <w:tc>
+          <w:tcPr>
+            <w:tcW w:type="dxa" w:w="1020"/>
+            <w:shd w:fill="FFFFFF"/>
+          </w:tcPr>
+          <w:p>
+            <w:pPr>
+              <w:spacing w:before="20" w:after="20"/>
+              <w:jc w:val="center"/>
+            </w:pPr>
+            <w:r/>
+            <w:r>
+              <w:rPr>
+                <w:rFonts w:ascii="Calibri" w:hAnsi="Calibri"/>
+                <w:sz w:val="16"/>
+              </w:rPr>
+              <w:t>3204352610750003</w:t>
+            </w:r>
+          </w:p>
+        </w:tc>
+        <w:tc>
+          <w:tcPr>
+            <w:tcW w:type="dxa" w:w="1020"/>
+            <w:shd w:fill="FFFFFF"/>
+          </w:tcPr>
+          <w:p>
+            <w:pPr>
+              <w:spacing w:before="20" w:after="20"/>
+              <w:jc w:val="center"/>
+            </w:pPr>
+            <w:r/>
+            <w:r>
+              <w:rPr>
+                <w:rFonts w:ascii="Calibri" w:hAnsi="Calibri"/>
+                <w:sz w:val="16"/>
+              </w:rPr>
+              <w:t>3204351903051537</w:t>
+            </w:r>
+          </w:p>
+        </w:tc>
+        <w:tc>
+          <w:tcPr>
+            <w:tcW w:type="dxa" w:w="1587"/>
+            <w:shd w:fill="FFFFFF"/>
+          </w:tcPr>
+          <w:p>
+            <w:pPr>
+              <w:spacing w:before="20" w:after="20"/>
+              <w:jc w:val="left"/>
+            </w:pPr>
+            <w:r/>
+            <w:r>
+              <w:rPr>
+                <w:rFonts w:ascii="Calibri" w:hAnsi="Calibri"/>
+                <w:sz w:val="16"/>
+              </w:rPr>
+              <w:t>KP SUKA GEUNAH RT 01/05</w:t>
+            </w:r>
+          </w:p>
+        </w:tc>
+        <w:tc>
+          <w:tcPr>
+            <w:tcW w:type="dxa" w:w="567"/>
+            <w:shd w:fill="FFFFFF"/>
+          </w:tcPr>
+          <w:p>
+            <w:pPr>
+              <w:spacing w:before="20" w:after="20"/>
+              <w:jc w:val="center"/>
+            </w:pPr>
+            <w:r/>
+            <w:r>
+              <w:rPr>
+                <w:rFonts w:ascii="Calibri" w:hAnsi="Calibri"/>
+                <w:sz w:val="16"/>
+              </w:rPr>
+              <w:t>LOA</w:t>
+            </w:r>
+          </w:p>
+        </w:tc>
+        <w:tc>
+          <w:tcPr>
+            <w:tcW w:type="dxa" w:w="567"/>
+            <w:shd w:fill="FFFFFF"/>
+          </w:tcPr>
+          <w:p>
+            <w:pPr>
+              <w:spacing w:before="20" w:after="20"/>
+              <w:jc w:val="center"/>
+            </w:pPr>
+            <w:r/>
+            <w:r>
+              <w:rPr>
+                <w:rFonts w:ascii="Calibri" w:hAnsi="Calibri"/>
+                <w:sz w:val="16"/>
+              </w:rPr>
+              <w:t>PASEH</w:t>
+            </w:r>
+          </w:p>
+        </w:tc>
+        <w:tc>
+          <w:tcPr>
+            <w:tcW w:type="dxa" w:w="1020"/>
+            <w:shd w:fill="FFFFFF"/>
+          </w:tcPr>
+          <w:p>
+            <w:pPr>
+              <w:spacing w:before="20" w:after="20"/>
+              <w:jc w:val="left"/>
+            </w:pPr>
+            <w:r/>
+            <w:r>
+              <w:rPr>
+                <w:rFonts w:ascii="Calibri" w:hAnsi="Calibri"/>
+                <w:sz w:val="16"/>
+              </w:rPr>
+              <w:t>ACC</w:t>
+            </w:r>
+          </w:p>
+        </w:tc>
+      </w:tr>
+      <w:tr>
+        <w:tc>
+          <w:tcPr>
+            <w:tcW w:type="dxa" w:w="340"/>
+            <w:shd w:fill="E7E4DF"/>
+          </w:tcPr>
+          <w:p>
+            <w:pPr>
+              <w:spacing w:before="20" w:after="20"/>
+              <w:jc w:val="center"/>
+            </w:pPr>
+            <w:r/>
+            <w:r>
+              <w:rPr>
+                <w:rFonts w:ascii="Calibri" w:hAnsi="Calibri"/>
+                <w:sz w:val="16"/>
+              </w:rPr>
+              <w:t>38</w:t>
+            </w:r>
+          </w:p>
+        </w:tc>
+        <w:tc>
+          <w:tcPr>
+            <w:tcW w:type="dxa" w:w="1247"/>
+            <w:shd w:fill="E7E4DF"/>
+          </w:tcPr>
+          <w:p>
+            <w:pPr>
+              <w:spacing w:before="20" w:after="20"/>
+              <w:jc w:val="left"/>
+            </w:pPr>
+            <w:r/>
+            <w:r>
+              <w:rPr>
+                <w:rFonts w:ascii="Calibri" w:hAnsi="Calibri"/>
+                <w:sz w:val="16"/>
+              </w:rPr>
+              <w:t>NURHAYATI</w:t>
+            </w:r>
+          </w:p>
+        </w:tc>
+        <w:tc>
+          <w:tcPr>
+            <w:tcW w:type="dxa" w:w="283"/>
+            <w:shd w:fill="E7E4DF"/>
+          </w:tcPr>
+          <w:p>
+            <w:pPr>
+              <w:spacing w:before="20" w:after="20"/>
+              <w:jc w:val="center"/>
+            </w:pPr>
+            <w:r/>
+            <w:r>
+              <w:rPr>
+                <w:rFonts w:ascii="Calibri" w:hAnsi="Calibri"/>
+                <w:sz w:val="16"/>
+              </w:rPr>
+              <w:t>P</w:t>
+            </w:r>
+          </w:p>
+        </w:tc>
+        <w:tc>
+          <w:tcPr>
+            <w:tcW w:type="dxa" w:w="1020"/>
+            <w:shd w:fill="E7E4DF"/>
+          </w:tcPr>
+          <w:p>
+            <w:pPr>
+              <w:spacing w:before="20" w:after="20"/>
+              <w:jc w:val="center"/>
+            </w:pPr>
+            <w:r/>
+            <w:r>
+              <w:rPr>
+                <w:rFonts w:ascii="Calibri" w:hAnsi="Calibri"/>
+                <w:sz w:val="16"/>
+              </w:rPr>
+              <w:t>3204354805770008</w:t>
+            </w:r>
+          </w:p>
+        </w:tc>
+        <w:tc>
+          <w:tcPr>
+            <w:tcW w:type="dxa" w:w="1020"/>
+            <w:shd w:fill="E7E4DF"/>
+          </w:tcPr>
+          <w:p>
+            <w:pPr>
+              <w:spacing w:before="20" w:after="20"/>
+              <w:jc w:val="center"/>
+            </w:pPr>
+            <w:r/>
+            <w:r>
+              <w:rPr>
+                <w:rFonts w:ascii="Calibri" w:hAnsi="Calibri"/>
+                <w:sz w:val="16"/>
+              </w:rPr>
+              <w:t>3204351903050323</w:t>
+            </w:r>
+          </w:p>
+        </w:tc>
+        <w:tc>
+          <w:tcPr>
+            <w:tcW w:type="dxa" w:w="1587"/>
+            <w:shd w:fill="E7E4DF"/>
+          </w:tcPr>
+          <w:p>
+            <w:pPr>
+              <w:spacing w:before="20" w:after="20"/>
+              <w:jc w:val="left"/>
+            </w:pPr>
+            <w:r/>
+            <w:r>
+              <w:rPr>
+                <w:rFonts w:ascii="Calibri" w:hAnsi="Calibri"/>
+                <w:sz w:val="16"/>
+              </w:rPr>
+              <w:t>KP CILOPANG RT 02 RW 07</w:t>
+            </w:r>
+          </w:p>
+        </w:tc>
+        <w:tc>
+          <w:tcPr>
+            <w:tcW w:type="dxa" w:w="567"/>
+            <w:shd w:fill="E7E4DF"/>
+          </w:tcPr>
+          <w:p>
+            <w:pPr>
+              <w:spacing w:before="20" w:after="20"/>
+              <w:jc w:val="center"/>
+            </w:pPr>
+            <w:r/>
+            <w:r>
+              <w:rPr>
+                <w:rFonts w:ascii="Calibri" w:hAnsi="Calibri"/>
+                <w:sz w:val="16"/>
+              </w:rPr>
+              <w:t>LOA</w:t>
+            </w:r>
+          </w:p>
+        </w:tc>
+        <w:tc>
+          <w:tcPr>
+            <w:tcW w:type="dxa" w:w="567"/>
+            <w:shd w:fill="E7E4DF"/>
+          </w:tcPr>
+          <w:p>
+            <w:pPr>
+              <w:spacing w:before="20" w:after="20"/>
+              <w:jc w:val="center"/>
+            </w:pPr>
+            <w:r/>
+            <w:r>
+              <w:rPr>
+                <w:rFonts w:ascii="Calibri" w:hAnsi="Calibri"/>
+                <w:sz w:val="16"/>
+              </w:rPr>
+              <w:t>PASEH</w:t>
+            </w:r>
+          </w:p>
+        </w:tc>
+        <w:tc>
+          <w:tcPr>
+            <w:tcW w:type="dxa" w:w="1020"/>
+            <w:shd w:fill="E7E4DF"/>
+          </w:tcPr>
+          <w:p>
+            <w:pPr>
+              <w:spacing w:before="20" w:after="20"/>
+              <w:jc w:val="left"/>
+            </w:pPr>
+            <w:r/>
+            <w:r>
+              <w:rPr>
+                <w:rFonts w:ascii="Calibri" w:hAnsi="Calibri"/>
+                <w:sz w:val="16"/>
+              </w:rPr>
+              <w:t>ACC</w:t>
+            </w:r>
+          </w:p>
+        </w:tc>
+      </w:tr>
+      <w:tr>
+        <w:tc>
+          <w:tcPr>
+            <w:tcW w:type="dxa" w:w="340"/>
+            <w:shd w:fill="FFFFFF"/>
+          </w:tcPr>
+          <w:p>
+            <w:pPr>
+              <w:spacing w:before="20" w:after="20"/>
+              <w:jc w:val="center"/>
+            </w:pPr>
+            <w:r/>
+            <w:r>
+              <w:rPr>
+                <w:rFonts w:ascii="Calibri" w:hAnsi="Calibri"/>
+                <w:sz w:val="16"/>
+              </w:rPr>
+              <w:t>39</w:t>
+            </w:r>
+          </w:p>
+        </w:tc>
+        <w:tc>
+          <w:tcPr>
+            <w:tcW w:type="dxa" w:w="1247"/>
+            <w:shd w:fill="FFFFFF"/>
+          </w:tcPr>
+          <w:p>
+            <w:pPr>
+              <w:spacing w:before="20" w:after="20"/>
+              <w:jc w:val="left"/>
+            </w:pPr>
+            <w:r/>
+            <w:r>
+              <w:rPr>
+                <w:rFonts w:ascii="Calibri" w:hAnsi="Calibri"/>
+                <w:sz w:val="16"/>
+              </w:rPr>
+              <w:t>TARLAN</w:t>
+            </w:r>
+          </w:p>
+        </w:tc>
+        <w:tc>
+          <w:tcPr>
+            <w:tcW w:type="dxa" w:w="283"/>
+            <w:shd w:fill="FFFFFF"/>
+          </w:tcPr>
+          <w:p>
+            <w:pPr>
+              <w:spacing w:before="20" w:after="20"/>
+              <w:jc w:val="center"/>
+            </w:pPr>
+            <w:r/>
+            <w:r>
+              <w:rPr>
+                <w:rFonts w:ascii="Calibri" w:hAnsi="Calibri"/>
+                <w:sz w:val="16"/>
+              </w:rPr>
+              <w:t>L</w:t>
+            </w:r>
+          </w:p>
+        </w:tc>
+        <w:tc>
+          <w:tcPr>
+            <w:tcW w:type="dxa" w:w="1020"/>
+            <w:shd w:fill="FFFFFF"/>
+          </w:tcPr>
+          <w:p>
+            <w:pPr>
+              <w:spacing w:before="20" w:after="20"/>
+              <w:jc w:val="center"/>
+            </w:pPr>
+            <w:r/>
+            <w:r>
+              <w:rPr>
+                <w:rFonts w:ascii="Calibri" w:hAnsi="Calibri"/>
+                <w:sz w:val="16"/>
+              </w:rPr>
+              <w:t>3204351808630003</w:t>
+            </w:r>
+          </w:p>
+        </w:tc>
+        <w:tc>
+          <w:tcPr>
+            <w:tcW w:type="dxa" w:w="1020"/>
+            <w:shd w:fill="FFFFFF"/>
+          </w:tcPr>
+          <w:p>
+            <w:pPr>
+              <w:spacing w:before="20" w:after="20"/>
+              <w:jc w:val="center"/>
+            </w:pPr>
+            <w:r/>
+            <w:r>
+              <w:rPr>
+                <w:rFonts w:ascii="Calibri" w:hAnsi="Calibri"/>
+                <w:sz w:val="16"/>
+              </w:rPr>
+              <w:t>3204352405110065</w:t>
+            </w:r>
+          </w:p>
+        </w:tc>
+        <w:tc>
+          <w:tcPr>
+            <w:tcW w:type="dxa" w:w="1587"/>
+            <w:shd w:fill="FFFFFF"/>
+          </w:tcPr>
+          <w:p>
+            <w:pPr>
+              <w:spacing w:before="20" w:after="20"/>
+              <w:jc w:val="left"/>
+            </w:pPr>
+            <w:r/>
+            <w:r>
+              <w:rPr>
+                <w:rFonts w:ascii="Calibri" w:hAnsi="Calibri"/>
+                <w:sz w:val="16"/>
+              </w:rPr>
+              <w:t>KP CILOPANG RT 04/07</w:t>
+            </w:r>
+          </w:p>
+        </w:tc>
+        <w:tc>
+          <w:tcPr>
+            <w:tcW w:type="dxa" w:w="567"/>
+            <w:shd w:fill="FFFFFF"/>
+          </w:tcPr>
+          <w:p>
+            <w:pPr>
+              <w:spacing w:before="20" w:after="20"/>
+              <w:jc w:val="center"/>
+            </w:pPr>
+            <w:r/>
+            <w:r>
+              <w:rPr>
+                <w:rFonts w:ascii="Calibri" w:hAnsi="Calibri"/>
+                <w:sz w:val="16"/>
+              </w:rPr>
+              <w:t>LOA</w:t>
+            </w:r>
+          </w:p>
+        </w:tc>
+        <w:tc>
+          <w:tcPr>
+            <w:tcW w:type="dxa" w:w="567"/>
+            <w:shd w:fill="FFFFFF"/>
+          </w:tcPr>
+          <w:p>
+            <w:pPr>
+              <w:spacing w:before="20" w:after="20"/>
+              <w:jc w:val="center"/>
+            </w:pPr>
+            <w:r/>
+            <w:r>
+              <w:rPr>
+                <w:rFonts w:ascii="Calibri" w:hAnsi="Calibri"/>
+                <w:sz w:val="16"/>
+              </w:rPr>
+              <w:t>PASEH</w:t>
+            </w:r>
+          </w:p>
+        </w:tc>
+        <w:tc>
+          <w:tcPr>
+            <w:tcW w:type="dxa" w:w="1020"/>
+            <w:shd w:fill="FFFFFF"/>
+          </w:tcPr>
+          <w:p>
+            <w:pPr>
+              <w:spacing w:before="20" w:after="20"/>
+              <w:jc w:val="left"/>
+            </w:pPr>
+            <w:r/>
+            <w:r>
+              <w:rPr>
+                <w:rFonts w:ascii="Calibri" w:hAnsi="Calibri"/>
+                <w:sz w:val="16"/>
+              </w:rPr>
+              <w:t>ACC</w:t>
+            </w:r>
+          </w:p>
+        </w:tc>
+      </w:tr>
+      <w:tr>
+        <w:tc>
+          <w:tcPr>
+            <w:tcW w:type="dxa" w:w="340"/>
+            <w:shd w:fill="E7E4DF"/>
+          </w:tcPr>
+          <w:p>
+            <w:pPr>
+              <w:spacing w:before="20" w:after="20"/>
+              <w:jc w:val="center"/>
+            </w:pPr>
+            <w:r/>
+            <w:r>
+              <w:rPr>
+                <w:rFonts w:ascii="Calibri" w:hAnsi="Calibri"/>
+                <w:sz w:val="16"/>
+              </w:rPr>
+              <w:t>40</w:t>
+            </w:r>
+          </w:p>
+        </w:tc>
+        <w:tc>
+          <w:tcPr>
+            <w:tcW w:type="dxa" w:w="1247"/>
+            <w:shd w:fill="E7E4DF"/>
+          </w:tcPr>
+          <w:p>
+            <w:pPr>
+              <w:spacing w:before="20" w:after="20"/>
+              <w:jc w:val="left"/>
+            </w:pPr>
+            <w:r/>
+            <w:r>
+              <w:rPr>
+                <w:rFonts w:ascii="Calibri" w:hAnsi="Calibri"/>
+                <w:sz w:val="16"/>
+              </w:rPr>
+              <w:t>ICAH</w:t>
+            </w:r>
+          </w:p>
+        </w:tc>
+        <w:tc>
+          <w:tcPr>
+            <w:tcW w:type="dxa" w:w="283"/>
+            <w:shd w:fill="E7E4DF"/>
+          </w:tcPr>
+          <w:p>
+            <w:pPr>
+              <w:spacing w:before="20" w:after="20"/>
+              <w:jc w:val="center"/>
+            </w:pPr>
+            <w:r/>
+            <w:r>
+              <w:rPr>
+                <w:rFonts w:ascii="Calibri" w:hAnsi="Calibri"/>
+                <w:sz w:val="16"/>
+              </w:rPr>
+              <w:t>P</w:t>
+            </w:r>
+          </w:p>
+        </w:tc>
+        <w:tc>
+          <w:tcPr>
+            <w:tcW w:type="dxa" w:w="1020"/>
+            <w:shd w:fill="E7E4DF"/>
+          </w:tcPr>
+          <w:p>
+            <w:pPr>
+              <w:spacing w:before="20" w:after="20"/>
+              <w:jc w:val="center"/>
+            </w:pPr>
+            <w:r/>
+            <w:r>
+              <w:rPr>
+                <w:rFonts w:ascii="Calibri" w:hAnsi="Calibri"/>
+                <w:sz w:val="16"/>
+              </w:rPr>
+              <w:t>-</w:t>
+            </w:r>
+          </w:p>
+        </w:tc>
+        <w:tc>
+          <w:tcPr>
+            <w:tcW w:type="dxa" w:w="1020"/>
+            <w:shd w:fill="E7E4DF"/>
+          </w:tcPr>
+          <w:p>
+            <w:pPr>
+              <w:spacing w:before="20" w:after="20"/>
+              <w:jc w:val="center"/>
+            </w:pPr>
+            <w:r/>
+            <w:r>
+              <w:rPr>
+                <w:rFonts w:ascii="Calibri" w:hAnsi="Calibri"/>
+                <w:sz w:val="16"/>
+              </w:rPr>
+              <w:t>-</w:t>
+            </w:r>
+          </w:p>
+        </w:tc>
+        <w:tc>
+          <w:tcPr>
+            <w:tcW w:type="dxa" w:w="1587"/>
+            <w:shd w:fill="E7E4DF"/>
+          </w:tcPr>
+          <w:p>
+            <w:pPr>
+              <w:spacing w:before="20" w:after="20"/>
+              <w:jc w:val="left"/>
+            </w:pPr>
+            <w:r/>
+            <w:r>
+              <w:rPr>
+                <w:rFonts w:ascii="Calibri" w:hAnsi="Calibri"/>
+                <w:sz w:val="16"/>
+              </w:rPr>
+              <w:t>-</w:t>
+            </w:r>
+          </w:p>
+        </w:tc>
+        <w:tc>
+          <w:tcPr>
+            <w:tcW w:type="dxa" w:w="567"/>
+            <w:shd w:fill="E7E4DF"/>
+          </w:tcPr>
+          <w:p>
+            <w:pPr>
+              <w:spacing w:before="20" w:after="20"/>
+              <w:jc w:val="center"/>
+            </w:pPr>
+            <w:r/>
+            <w:r>
+              <w:rPr>
+                <w:rFonts w:ascii="Calibri" w:hAnsi="Calibri"/>
+                <w:sz w:val="16"/>
+              </w:rPr>
+              <w:t>LOA</w:t>
+            </w:r>
+          </w:p>
+        </w:tc>
+        <w:tc>
+          <w:tcPr>
+            <w:tcW w:type="dxa" w:w="567"/>
+            <w:shd w:fill="E7E4DF"/>
+          </w:tcPr>
+          <w:p>
+            <w:pPr>
+              <w:spacing w:before="20" w:after="20"/>
+              <w:jc w:val="center"/>
+            </w:pPr>
+            <w:r/>
+            <w:r>
+              <w:rPr>
+                <w:rFonts w:ascii="Calibri" w:hAnsi="Calibri"/>
+                <w:sz w:val="16"/>
+              </w:rPr>
+              <w:t>PASEH</w:t>
+            </w:r>
+          </w:p>
+        </w:tc>
+        <w:tc>
+          <w:tcPr>
+            <w:tcW w:type="dxa" w:w="1020"/>
+            <w:shd w:fill="E7E4DF"/>
+          </w:tcPr>
+          <w:p>
+            <w:pPr>
+              <w:spacing w:before="20" w:after="20"/>
+              <w:jc w:val="left"/>
+            </w:pPr>
+            <w:r/>
+            <w:r>
+              <w:rPr>
+                <w:rFonts w:ascii="Calibri" w:hAnsi="Calibri"/>
+                <w:sz w:val="16"/>
+              </w:rPr>
+              <w:t>ACC</w:t>
+            </w:r>
+          </w:p>
+        </w:tc>
+      </w:tr>
+      <w:tr>
+        <w:tc>
+          <w:tcPr>
+            <w:tcW w:type="dxa" w:w="340"/>
+            <w:shd w:fill="FFFFFF"/>
+          </w:tcPr>
+          <w:p>
+            <w:pPr>
+              <w:spacing w:before="20" w:after="20"/>
+              <w:jc w:val="center"/>
+            </w:pPr>
+            <w:r/>
+            <w:r>
+              <w:rPr>
+                <w:rFonts w:ascii="Calibri" w:hAnsi="Calibri"/>
+                <w:sz w:val="16"/>
+              </w:rPr>
+              <w:t>41</w:t>
+            </w:r>
+          </w:p>
+        </w:tc>
+        <w:tc>
+          <w:tcPr>
+            <w:tcW w:type="dxa" w:w="1247"/>
+            <w:shd w:fill="FFFFFF"/>
+          </w:tcPr>
+          <w:p>
+            <w:pPr>
+              <w:spacing w:before="20" w:after="20"/>
+              <w:jc w:val="left"/>
+            </w:pPr>
+            <w:r/>
+            <w:r>
+              <w:rPr>
+                <w:rFonts w:ascii="Calibri" w:hAnsi="Calibri"/>
+                <w:sz w:val="16"/>
+              </w:rPr>
+              <w:t>ADANG</w:t>
+            </w:r>
+          </w:p>
+        </w:tc>
+        <w:tc>
+          <w:tcPr>
+            <w:tcW w:type="dxa" w:w="283"/>
+            <w:shd w:fill="FFFFFF"/>
+          </w:tcPr>
+          <w:p>
+            <w:pPr>
+              <w:spacing w:before="20" w:after="20"/>
+              <w:jc w:val="center"/>
+            </w:pPr>
+            <w:r/>
+            <w:r>
+              <w:rPr>
+                <w:rFonts w:ascii="Calibri" w:hAnsi="Calibri"/>
+                <w:sz w:val="16"/>
+              </w:rPr>
+              <w:t>P</w:t>
+            </w:r>
+          </w:p>
+        </w:tc>
+        <w:tc>
+          <w:tcPr>
+            <w:tcW w:type="dxa" w:w="1020"/>
+            <w:shd w:fill="FFFFFF"/>
+          </w:tcPr>
+          <w:p>
+            <w:pPr>
+              <w:spacing w:before="20" w:after="20"/>
+              <w:jc w:val="center"/>
+            </w:pPr>
+            <w:r/>
+            <w:r>
+              <w:rPr>
+                <w:rFonts w:ascii="Calibri" w:hAnsi="Calibri"/>
+                <w:sz w:val="16"/>
+              </w:rPr>
+              <w:t>3204364406880002</w:t>
+            </w:r>
+          </w:p>
+        </w:tc>
+        <w:tc>
+          <w:tcPr>
+            <w:tcW w:type="dxa" w:w="1020"/>
+            <w:shd w:fill="FFFFFF"/>
+          </w:tcPr>
+          <w:p>
+            <w:pPr>
+              <w:spacing w:before="20" w:after="20"/>
+              <w:jc w:val="center"/>
+            </w:pPr>
+            <w:r/>
+            <w:r>
+              <w:rPr>
+                <w:rFonts w:ascii="Calibri" w:hAnsi="Calibri"/>
+                <w:sz w:val="16"/>
+              </w:rPr>
+              <w:t>3204361108120039</w:t>
+            </w:r>
+          </w:p>
+        </w:tc>
+        <w:tc>
+          <w:tcPr>
+            <w:tcW w:type="dxa" w:w="1587"/>
+            <w:shd w:fill="FFFFFF"/>
+          </w:tcPr>
+          <w:p>
+            <w:pPr>
+              <w:spacing w:before="20" w:after="20"/>
+              <w:jc w:val="left"/>
+            </w:pPr>
+            <w:r/>
+            <w:r>
+              <w:rPr>
+                <w:rFonts w:ascii="Calibri" w:hAnsi="Calibri"/>
+                <w:sz w:val="16"/>
+              </w:rPr>
+              <w:t>KP CICANAR RT 1 RW 12</w:t>
+            </w:r>
+          </w:p>
+        </w:tc>
+        <w:tc>
+          <w:tcPr>
+            <w:tcW w:type="dxa" w:w="567"/>
+            <w:shd w:fill="FFFFFF"/>
+          </w:tcPr>
+          <w:p>
+            <w:pPr>
+              <w:spacing w:before="20" w:after="20"/>
+              <w:jc w:val="center"/>
+            </w:pPr>
+            <w:r/>
+            <w:r>
+              <w:rPr>
+                <w:rFonts w:ascii="Calibri" w:hAnsi="Calibri"/>
+                <w:sz w:val="16"/>
+              </w:rPr>
+              <w:t>LOA</w:t>
+            </w:r>
+          </w:p>
+        </w:tc>
+        <w:tc>
+          <w:tcPr>
+            <w:tcW w:type="dxa" w:w="567"/>
+            <w:shd w:fill="FFFFFF"/>
+          </w:tcPr>
+          <w:p>
+            <w:pPr>
+              <w:spacing w:before="20" w:after="20"/>
+              <w:jc w:val="center"/>
+            </w:pPr>
+            <w:r/>
+            <w:r>
+              <w:rPr>
+                <w:rFonts w:ascii="Calibri" w:hAnsi="Calibri"/>
+                <w:sz w:val="16"/>
+              </w:rPr>
+              <w:t>PASEH</w:t>
+            </w:r>
+          </w:p>
+        </w:tc>
+        <w:tc>
+          <w:tcPr>
+            <w:tcW w:type="dxa" w:w="1020"/>
+            <w:shd w:fill="FFFFFF"/>
+          </w:tcPr>
+          <w:p>
+            <w:pPr>
+              <w:spacing w:before="20" w:after="20"/>
+              <w:jc w:val="left"/>
+            </w:pPr>
+            <w:r/>
+            <w:r>
+              <w:rPr>
+                <w:rFonts w:ascii="Calibri" w:hAnsi="Calibri"/>
+                <w:sz w:val="16"/>
+              </w:rPr>
+              <w:t>ACC</w:t>
+            </w:r>
+          </w:p>
+        </w:tc>
+      </w:tr>
+      <w:tr>
+        <w:tc>
+          <w:tcPr>
+            <w:tcW w:type="dxa" w:w="340"/>
+            <w:shd w:fill="E7E4DF"/>
+          </w:tcPr>
+          <w:p>
+            <w:pPr>
+              <w:spacing w:before="20" w:after="20"/>
+              <w:jc w:val="center"/>
+            </w:pPr>
+            <w:r/>
+            <w:r>
+              <w:rPr>
+                <w:rFonts w:ascii="Calibri" w:hAnsi="Calibri"/>
+                <w:sz w:val="16"/>
+              </w:rPr>
+              <w:t>42</w:t>
+            </w:r>
+          </w:p>
+        </w:tc>
+        <w:tc>
+          <w:tcPr>
+            <w:tcW w:type="dxa" w:w="1247"/>
+            <w:shd w:fill="E7E4DF"/>
+          </w:tcPr>
+          <w:p>
+            <w:pPr>
+              <w:spacing w:before="20" w:after="20"/>
+              <w:jc w:val="left"/>
+            </w:pPr>
+            <w:r/>
+            <w:r>
+              <w:rPr>
+                <w:rFonts w:ascii="Calibri" w:hAnsi="Calibri"/>
+                <w:sz w:val="16"/>
+              </w:rPr>
+              <w:t>ADE</w:t>
+            </w:r>
+          </w:p>
+        </w:tc>
+        <w:tc>
+          <w:tcPr>
+            <w:tcW w:type="dxa" w:w="283"/>
+            <w:shd w:fill="E7E4DF"/>
+          </w:tcPr>
+          <w:p>
+            <w:pPr>
+              <w:spacing w:before="20" w:after="20"/>
+              <w:jc w:val="center"/>
+            </w:pPr>
+            <w:r/>
+            <w:r>
+              <w:rPr>
+                <w:rFonts w:ascii="Calibri" w:hAnsi="Calibri"/>
+                <w:sz w:val="16"/>
+              </w:rPr>
+              <w:t>L</w:t>
+            </w:r>
+          </w:p>
+        </w:tc>
+        <w:tc>
+          <w:tcPr>
+            <w:tcW w:type="dxa" w:w="1020"/>
+            <w:shd w:fill="E7E4DF"/>
+          </w:tcPr>
+          <w:p>
+            <w:pPr>
+              <w:spacing w:before="20" w:after="20"/>
+              <w:jc w:val="center"/>
+            </w:pPr>
+            <w:r/>
+            <w:r>
+              <w:rPr>
+                <w:rFonts w:ascii="Calibri" w:hAnsi="Calibri"/>
+                <w:sz w:val="16"/>
+              </w:rPr>
+              <w:t>3204351205630001</w:t>
+            </w:r>
+          </w:p>
+        </w:tc>
+        <w:tc>
+          <w:tcPr>
+            <w:tcW w:type="dxa" w:w="1020"/>
+            <w:shd w:fill="E7E4DF"/>
+          </w:tcPr>
+          <w:p>
+            <w:pPr>
+              <w:spacing w:before="20" w:after="20"/>
+              <w:jc w:val="center"/>
+            </w:pPr>
+            <w:r/>
+            <w:r>
+              <w:rPr>
+                <w:rFonts w:ascii="Calibri" w:hAnsi="Calibri"/>
+                <w:sz w:val="16"/>
+              </w:rPr>
+              <w:t>3204351903050814</w:t>
+            </w:r>
+          </w:p>
+        </w:tc>
+        <w:tc>
+          <w:tcPr>
+            <w:tcW w:type="dxa" w:w="1587"/>
+            <w:shd w:fill="E7E4DF"/>
+          </w:tcPr>
+          <w:p>
+            <w:pPr>
+              <w:spacing w:before="20" w:after="20"/>
+              <w:jc w:val="left"/>
+            </w:pPr>
+            <w:r/>
+            <w:r>
+              <w:rPr>
+                <w:rFonts w:ascii="Calibri" w:hAnsi="Calibri"/>
+                <w:sz w:val="16"/>
+              </w:rPr>
+              <w:t>KP MALANG RT 5 RW 6</w:t>
+            </w:r>
+          </w:p>
+        </w:tc>
+        <w:tc>
+          <w:tcPr>
+            <w:tcW w:type="dxa" w:w="567"/>
+            <w:shd w:fill="E7E4DF"/>
+          </w:tcPr>
+          <w:p>
+            <w:pPr>
+              <w:spacing w:before="20" w:after="20"/>
+              <w:jc w:val="center"/>
+            </w:pPr>
+            <w:r/>
+            <w:r>
+              <w:rPr>
+                <w:rFonts w:ascii="Calibri" w:hAnsi="Calibri"/>
+                <w:sz w:val="16"/>
+              </w:rPr>
+              <w:t>LOA</w:t>
+            </w:r>
+          </w:p>
+        </w:tc>
+        <w:tc>
+          <w:tcPr>
+            <w:tcW w:type="dxa" w:w="567"/>
+            <w:shd w:fill="E7E4DF"/>
+          </w:tcPr>
+          <w:p>
+            <w:pPr>
+              <w:spacing w:before="20" w:after="20"/>
+              <w:jc w:val="center"/>
+            </w:pPr>
+            <w:r/>
+            <w:r>
+              <w:rPr>
+                <w:rFonts w:ascii="Calibri" w:hAnsi="Calibri"/>
+                <w:sz w:val="16"/>
+              </w:rPr>
+              <w:t>PASEH</w:t>
+            </w:r>
+          </w:p>
+        </w:tc>
+        <w:tc>
+          <w:tcPr>
+            <w:tcW w:type="dxa" w:w="1020"/>
+            <w:shd w:fill="E7E4DF"/>
+          </w:tcPr>
+          <w:p>
+            <w:pPr>
+              <w:spacing w:before="20" w:after="20"/>
+              <w:jc w:val="left"/>
+            </w:pPr>
+            <w:r/>
+            <w:r>
+              <w:rPr>
+                <w:rFonts w:ascii="Calibri" w:hAnsi="Calibri"/>
+                <w:sz w:val="16"/>
+              </w:rPr>
+              <w:t>ACC</w:t>
+            </w:r>
+          </w:p>
+        </w:tc>
+      </w:tr>
+      <w:tr>
+        <w:tc>
+          <w:tcPr>
+            <w:tcW w:type="dxa" w:w="340"/>
+            <w:shd w:fill="FFFFFF"/>
+          </w:tcPr>
+          <w:p>
+            <w:pPr>
+              <w:spacing w:before="20" w:after="20"/>
+              <w:jc w:val="center"/>
+            </w:pPr>
+            <w:r/>
+            <w:r>
+              <w:rPr>
+                <w:rFonts w:ascii="Calibri" w:hAnsi="Calibri"/>
+                <w:sz w:val="16"/>
+              </w:rPr>
+              <w:t>43</w:t>
+            </w:r>
+          </w:p>
+        </w:tc>
+        <w:tc>
+          <w:tcPr>
+            <w:tcW w:type="dxa" w:w="1247"/>
+            <w:shd w:fill="FFFFFF"/>
+          </w:tcPr>
+          <w:p>
+            <w:pPr>
+              <w:spacing w:before="20" w:after="20"/>
+              <w:jc w:val="left"/>
+            </w:pPr>
+            <w:r/>
+            <w:r>
+              <w:rPr>
+                <w:rFonts w:ascii="Calibri" w:hAnsi="Calibri"/>
+                <w:sz w:val="16"/>
+              </w:rPr>
+              <w:t>ANAH</w:t>
+            </w:r>
+          </w:p>
+        </w:tc>
+        <w:tc>
+          <w:tcPr>
+            <w:tcW w:type="dxa" w:w="283"/>
+            <w:shd w:fill="FFFFFF"/>
+          </w:tcPr>
+          <w:p>
+            <w:pPr>
+              <w:spacing w:before="20" w:after="20"/>
+              <w:jc w:val="center"/>
+            </w:pPr>
+            <w:r/>
+            <w:r>
+              <w:rPr>
+                <w:rFonts w:ascii="Calibri" w:hAnsi="Calibri"/>
+                <w:sz w:val="16"/>
+              </w:rPr>
+              <w:t>P</w:t>
+            </w:r>
+          </w:p>
+        </w:tc>
+        <w:tc>
+          <w:tcPr>
+            <w:tcW w:type="dxa" w:w="1020"/>
+            <w:shd w:fill="FFFFFF"/>
+          </w:tcPr>
+          <w:p>
+            <w:pPr>
+              <w:spacing w:before="20" w:after="20"/>
+              <w:jc w:val="center"/>
+            </w:pPr>
+            <w:r/>
+            <w:r>
+              <w:rPr>
+                <w:rFonts w:ascii="Calibri" w:hAnsi="Calibri"/>
+                <w:sz w:val="16"/>
+              </w:rPr>
+              <w:t>3204354304480004</w:t>
+            </w:r>
+          </w:p>
+        </w:tc>
+        <w:tc>
+          <w:tcPr>
+            <w:tcW w:type="dxa" w:w="1020"/>
+            <w:shd w:fill="FFFFFF"/>
+          </w:tcPr>
+          <w:p>
+            <w:pPr>
+              <w:spacing w:before="20" w:after="20"/>
+              <w:jc w:val="center"/>
+            </w:pPr>
+            <w:r/>
+            <w:r>
+              <w:rPr>
+                <w:rFonts w:ascii="Calibri" w:hAnsi="Calibri"/>
+                <w:sz w:val="16"/>
+              </w:rPr>
+              <w:t>3204352201200003</w:t>
+            </w:r>
+          </w:p>
+        </w:tc>
+        <w:tc>
+          <w:tcPr>
+            <w:tcW w:type="dxa" w:w="1587"/>
+            <w:shd w:fill="FFFFFF"/>
+          </w:tcPr>
+          <w:p>
+            <w:pPr>
+              <w:spacing w:before="20" w:after="20"/>
+              <w:jc w:val="left"/>
+            </w:pPr>
+            <w:r/>
+            <w:r>
+              <w:rPr>
+                <w:rFonts w:ascii="Calibri" w:hAnsi="Calibri"/>
+                <w:sz w:val="16"/>
+              </w:rPr>
+              <w:t>KP NENGENG RT 2 RW 4</w:t>
+            </w:r>
+          </w:p>
+        </w:tc>
+        <w:tc>
+          <w:tcPr>
+            <w:tcW w:type="dxa" w:w="567"/>
+            <w:shd w:fill="FFFFFF"/>
+          </w:tcPr>
+          <w:p>
+            <w:pPr>
+              <w:spacing w:before="20" w:after="20"/>
+              <w:jc w:val="center"/>
+            </w:pPr>
+            <w:r/>
+            <w:r>
+              <w:rPr>
+                <w:rFonts w:ascii="Calibri" w:hAnsi="Calibri"/>
+                <w:sz w:val="16"/>
+              </w:rPr>
+              <w:t>LOA</w:t>
+            </w:r>
+          </w:p>
+        </w:tc>
+        <w:tc>
+          <w:tcPr>
+            <w:tcW w:type="dxa" w:w="567"/>
+            <w:shd w:fill="FFFFFF"/>
+          </w:tcPr>
+          <w:p>
+            <w:pPr>
+              <w:spacing w:before="20" w:after="20"/>
+              <w:jc w:val="center"/>
+            </w:pPr>
+            <w:r/>
+            <w:r>
+              <w:rPr>
+                <w:rFonts w:ascii="Calibri" w:hAnsi="Calibri"/>
+                <w:sz w:val="16"/>
+              </w:rPr>
+              <w:t>PASEH</w:t>
+            </w:r>
+          </w:p>
+        </w:tc>
+        <w:tc>
+          <w:tcPr>
+            <w:tcW w:type="dxa" w:w="1020"/>
+            <w:shd w:fill="FFFFFF"/>
+          </w:tcPr>
+          <w:p>
+            <w:pPr>
+              <w:spacing w:before="20" w:after="20"/>
+              <w:jc w:val="left"/>
+            </w:pPr>
+            <w:r/>
+            <w:r>
+              <w:rPr>
+                <w:rFonts w:ascii="Calibri" w:hAnsi="Calibri"/>
+                <w:sz w:val="16"/>
+              </w:rPr>
+              <w:t>ACC</w:t>
+            </w:r>
+          </w:p>
+        </w:tc>
+      </w:tr>
+      <w:tr>
+        <w:tc>
+          <w:tcPr>
+            <w:tcW w:type="dxa" w:w="340"/>
+            <w:shd w:fill="E7E4DF"/>
+          </w:tcPr>
+          <w:p>
+            <w:pPr>
+              <w:spacing w:before="20" w:after="20"/>
+              <w:jc w:val="center"/>
+            </w:pPr>
+            <w:r/>
+            <w:r>
+              <w:rPr>
+                <w:rFonts w:ascii="Calibri" w:hAnsi="Calibri"/>
+                <w:sz w:val="16"/>
+              </w:rPr>
+              <w:t>44</w:t>
+            </w:r>
+          </w:p>
+        </w:tc>
+        <w:tc>
+          <w:tcPr>
+            <w:tcW w:type="dxa" w:w="1247"/>
+            <w:shd w:fill="E7E4DF"/>
+          </w:tcPr>
+          <w:p>
+            <w:pPr>
+              <w:spacing w:before="20" w:after="20"/>
+              <w:jc w:val="left"/>
+            </w:pPr>
+            <w:r/>
+            <w:r>
+              <w:rPr>
+                <w:rFonts w:ascii="Calibri" w:hAnsi="Calibri"/>
+                <w:sz w:val="16"/>
+              </w:rPr>
+              <w:t>WAHYU WIBISANA</w:t>
+            </w:r>
+          </w:p>
+        </w:tc>
+        <w:tc>
+          <w:tcPr>
+            <w:tcW w:type="dxa" w:w="283"/>
+            <w:shd w:fill="E7E4DF"/>
+          </w:tcPr>
+          <w:p>
+            <w:pPr>
+              <w:spacing w:before="20" w:after="20"/>
+              <w:jc w:val="center"/>
+            </w:pPr>
+            <w:r/>
+            <w:r>
+              <w:rPr>
+                <w:rFonts w:ascii="Calibri" w:hAnsi="Calibri"/>
+                <w:sz w:val="16"/>
+              </w:rPr>
+              <w:t>L</w:t>
+            </w:r>
+          </w:p>
+        </w:tc>
+        <w:tc>
+          <w:tcPr>
+            <w:tcW w:type="dxa" w:w="1020"/>
+            <w:shd w:fill="E7E4DF"/>
+          </w:tcPr>
+          <w:p>
+            <w:pPr>
+              <w:spacing w:before="20" w:after="20"/>
+              <w:jc w:val="center"/>
+            </w:pPr>
+            <w:r/>
+            <w:r>
+              <w:rPr>
+                <w:rFonts w:ascii="Calibri" w:hAnsi="Calibri"/>
+                <w:sz w:val="16"/>
+              </w:rPr>
+              <w:t>3204353112600001</w:t>
+            </w:r>
+          </w:p>
+        </w:tc>
+        <w:tc>
+          <w:tcPr>
+            <w:tcW w:type="dxa" w:w="1020"/>
+            <w:shd w:fill="E7E4DF"/>
+          </w:tcPr>
+          <w:p>
+            <w:pPr>
+              <w:spacing w:before="20" w:after="20"/>
+              <w:jc w:val="center"/>
+            </w:pPr>
+            <w:r/>
+            <w:r>
+              <w:rPr>
+                <w:rFonts w:ascii="Calibri" w:hAnsi="Calibri"/>
+                <w:sz w:val="16"/>
+              </w:rPr>
+              <w:t>3204350701060146</w:t>
+            </w:r>
+          </w:p>
+        </w:tc>
+        <w:tc>
+          <w:tcPr>
+            <w:tcW w:type="dxa" w:w="1587"/>
+            <w:shd w:fill="E7E4DF"/>
+          </w:tcPr>
+          <w:p>
+            <w:pPr>
+              <w:spacing w:before="20" w:after="20"/>
+              <w:jc w:val="left"/>
+            </w:pPr>
+            <w:r/>
+            <w:r>
+              <w:rPr>
+                <w:rFonts w:ascii="Calibri" w:hAnsi="Calibri"/>
+                <w:sz w:val="16"/>
+              </w:rPr>
+              <w:t>LIMUS MANGGUNG RT 3 RW 8</w:t>
+            </w:r>
+          </w:p>
+        </w:tc>
+        <w:tc>
+          <w:tcPr>
+            <w:tcW w:type="dxa" w:w="567"/>
+            <w:shd w:fill="E7E4DF"/>
+          </w:tcPr>
+          <w:p>
+            <w:pPr>
+              <w:spacing w:before="20" w:after="20"/>
+              <w:jc w:val="center"/>
+            </w:pPr>
+            <w:r/>
+            <w:r>
+              <w:rPr>
+                <w:rFonts w:ascii="Calibri" w:hAnsi="Calibri"/>
+                <w:sz w:val="16"/>
+              </w:rPr>
+              <w:t>LOA</w:t>
+            </w:r>
+          </w:p>
+        </w:tc>
+        <w:tc>
+          <w:tcPr>
+            <w:tcW w:type="dxa" w:w="567"/>
+            <w:shd w:fill="E7E4DF"/>
+          </w:tcPr>
+          <w:p>
+            <w:pPr>
+              <w:spacing w:before="20" w:after="20"/>
+              <w:jc w:val="center"/>
+            </w:pPr>
+            <w:r/>
+            <w:r>
+              <w:rPr>
+                <w:rFonts w:ascii="Calibri" w:hAnsi="Calibri"/>
+                <w:sz w:val="16"/>
+              </w:rPr>
+              <w:t>PASEH</w:t>
+            </w:r>
+          </w:p>
+        </w:tc>
+        <w:tc>
+          <w:tcPr>
+            <w:tcW w:type="dxa" w:w="1020"/>
+            <w:shd w:fill="E7E4DF"/>
+          </w:tcPr>
+          <w:p>
+            <w:pPr>
+              <w:spacing w:before="20" w:after="20"/>
+              <w:jc w:val="left"/>
+            </w:pPr>
+            <w:r/>
+            <w:r>
+              <w:rPr>
+                <w:rFonts w:ascii="Calibri" w:hAnsi="Calibri"/>
+                <w:sz w:val="16"/>
+              </w:rPr>
+              <w:t>ACC</w:t>
+            </w:r>
+          </w:p>
+        </w:tc>
+      </w:tr>
+      <w:tr>
+        <w:tc>
+          <w:tcPr>
+            <w:tcW w:type="dxa" w:w="340"/>
+            <w:shd w:fill="FFFFFF"/>
+          </w:tcPr>
+          <w:p>
+            <w:pPr>
+              <w:spacing w:before="20" w:after="20"/>
+              <w:jc w:val="center"/>
+            </w:pPr>
+            <w:r/>
+            <w:r>
+              <w:rPr>
+                <w:rFonts w:ascii="Calibri" w:hAnsi="Calibri"/>
+                <w:sz w:val="16"/>
+              </w:rPr>
+              <w:t>45</w:t>
+            </w:r>
+          </w:p>
+        </w:tc>
+        <w:tc>
+          <w:tcPr>
+            <w:tcW w:type="dxa" w:w="1247"/>
+            <w:shd w:fill="FFFFFF"/>
+          </w:tcPr>
+          <w:p>
+            <w:pPr>
+              <w:spacing w:before="20" w:after="20"/>
+              <w:jc w:val="left"/>
+            </w:pPr>
+            <w:r/>
+            <w:r>
+              <w:rPr>
+                <w:rFonts w:ascii="Calibri" w:hAnsi="Calibri"/>
+                <w:sz w:val="16"/>
+              </w:rPr>
+              <w:t>ECIN</w:t>
+            </w:r>
+          </w:p>
+        </w:tc>
+        <w:tc>
+          <w:tcPr>
+            <w:tcW w:type="dxa" w:w="283"/>
+            <w:shd w:fill="FFFFFF"/>
+          </w:tcPr>
+          <w:p>
+            <w:pPr>
+              <w:spacing w:before="20" w:after="20"/>
+              <w:jc w:val="center"/>
+            </w:pPr>
+            <w:r/>
+            <w:r>
+              <w:rPr>
+                <w:rFonts w:ascii="Calibri" w:hAnsi="Calibri"/>
+                <w:sz w:val="16"/>
+              </w:rPr>
+              <w:t>P</w:t>
+            </w:r>
+          </w:p>
+        </w:tc>
+        <w:tc>
+          <w:tcPr>
+            <w:tcW w:type="dxa" w:w="1020"/>
+            <w:shd w:fill="FFFFFF"/>
+          </w:tcPr>
+          <w:p>
+            <w:pPr>
+              <w:spacing w:before="20" w:after="20"/>
+              <w:jc w:val="center"/>
+            </w:pPr>
+            <w:r/>
+            <w:r>
+              <w:rPr>
+                <w:rFonts w:ascii="Calibri" w:hAnsi="Calibri"/>
+                <w:sz w:val="16"/>
+              </w:rPr>
+              <w:t>3204356010480002</w:t>
+            </w:r>
+          </w:p>
+        </w:tc>
+        <w:tc>
+          <w:tcPr>
+            <w:tcW w:type="dxa" w:w="1020"/>
+            <w:shd w:fill="FFFFFF"/>
+          </w:tcPr>
+          <w:p>
+            <w:pPr>
+              <w:spacing w:before="20" w:after="20"/>
+              <w:jc w:val="center"/>
+            </w:pPr>
+            <w:r/>
+            <w:r>
+              <w:rPr>
+                <w:rFonts w:ascii="Calibri" w:hAnsi="Calibri"/>
+                <w:sz w:val="16"/>
+              </w:rPr>
+              <w:t>3204352312050057</w:t>
+            </w:r>
+          </w:p>
+        </w:tc>
+        <w:tc>
+          <w:tcPr>
+            <w:tcW w:type="dxa" w:w="1587"/>
+            <w:shd w:fill="FFFFFF"/>
+          </w:tcPr>
+          <w:p>
+            <w:pPr>
+              <w:spacing w:before="20" w:after="20"/>
+              <w:jc w:val="left"/>
+            </w:pPr>
+            <w:r/>
+            <w:r>
+              <w:rPr>
+                <w:rFonts w:ascii="Calibri" w:hAnsi="Calibri"/>
+                <w:sz w:val="16"/>
+              </w:rPr>
+              <w:t>KP BARUNAI RT 00/04</w:t>
+            </w:r>
+          </w:p>
+        </w:tc>
+        <w:tc>
+          <w:tcPr>
+            <w:tcW w:type="dxa" w:w="567"/>
+            <w:shd w:fill="FFFFFF"/>
+          </w:tcPr>
+          <w:p>
+            <w:pPr>
+              <w:spacing w:before="20" w:after="20"/>
+              <w:jc w:val="center"/>
+            </w:pPr>
+            <w:r/>
+            <w:r>
+              <w:rPr>
+                <w:rFonts w:ascii="Calibri" w:hAnsi="Calibri"/>
+                <w:sz w:val="16"/>
+              </w:rPr>
+              <w:t>LOA</w:t>
+            </w:r>
+          </w:p>
+        </w:tc>
+        <w:tc>
+          <w:tcPr>
+            <w:tcW w:type="dxa" w:w="567"/>
+            <w:shd w:fill="FFFFFF"/>
+          </w:tcPr>
+          <w:p>
+            <w:pPr>
+              <w:spacing w:before="20" w:after="20"/>
+              <w:jc w:val="center"/>
+            </w:pPr>
+            <w:r/>
+            <w:r>
+              <w:rPr>
+                <w:rFonts w:ascii="Calibri" w:hAnsi="Calibri"/>
+                <w:sz w:val="16"/>
+              </w:rPr>
+              <w:t>PASEH</w:t>
+            </w:r>
+          </w:p>
+        </w:tc>
+        <w:tc>
+          <w:tcPr>
+            <w:tcW w:type="dxa" w:w="1020"/>
+            <w:shd w:fill="FFFFFF"/>
+          </w:tcPr>
+          <w:p>
+            <w:pPr>
+              <w:spacing w:before="20" w:after="20"/>
+              <w:jc w:val="left"/>
+            </w:pPr>
+            <w:r/>
+            <w:r>
+              <w:rPr>
+                <w:rFonts w:ascii="Calibri" w:hAnsi="Calibri"/>
+                <w:sz w:val="16"/>
+              </w:rPr>
+              <w:t>ACC</w:t>
+            </w:r>
+          </w:p>
+        </w:tc>
+      </w:tr>
+      <w:tr>
+        <w:tc>
+          <w:tcPr>
+            <w:tcW w:type="dxa" w:w="340"/>
+            <w:shd w:fill="E7E4DF"/>
+          </w:tcPr>
+          <w:p>
+            <w:pPr>
+              <w:spacing w:before="20" w:after="20"/>
+              <w:jc w:val="center"/>
+            </w:pPr>
+            <w:r/>
+            <w:r>
+              <w:rPr>
+                <w:rFonts w:ascii="Calibri" w:hAnsi="Calibri"/>
+                <w:sz w:val="16"/>
+              </w:rPr>
+              <w:t>46</w:t>
+            </w:r>
+          </w:p>
+        </w:tc>
+        <w:tc>
+          <w:tcPr>
+            <w:tcW w:type="dxa" w:w="1247"/>
+            <w:shd w:fill="E7E4DF"/>
+          </w:tcPr>
+          <w:p>
+            <w:pPr>
+              <w:spacing w:before="20" w:after="20"/>
+              <w:jc w:val="left"/>
+            </w:pPr>
+            <w:r/>
+            <w:r>
+              <w:rPr>
+                <w:rFonts w:ascii="Calibri" w:hAnsi="Calibri"/>
+                <w:sz w:val="16"/>
+              </w:rPr>
+              <w:t>EKUR</w:t>
+            </w:r>
+          </w:p>
+        </w:tc>
+        <w:tc>
+          <w:tcPr>
+            <w:tcW w:type="dxa" w:w="283"/>
+            <w:shd w:fill="E7E4DF"/>
+          </w:tcPr>
+          <w:p>
+            <w:pPr>
+              <w:spacing w:before="20" w:after="20"/>
+              <w:jc w:val="center"/>
+            </w:pPr>
+            <w:r/>
+            <w:r>
+              <w:rPr>
+                <w:rFonts w:ascii="Calibri" w:hAnsi="Calibri"/>
+                <w:sz w:val="16"/>
+              </w:rPr>
+              <w:t>L</w:t>
+            </w:r>
+          </w:p>
+        </w:tc>
+        <w:tc>
+          <w:tcPr>
+            <w:tcW w:type="dxa" w:w="1020"/>
+            <w:shd w:fill="E7E4DF"/>
+          </w:tcPr>
+          <w:p>
+            <w:pPr>
+              <w:spacing w:before="20" w:after="20"/>
+              <w:jc w:val="center"/>
+            </w:pPr>
+            <w:r/>
+            <w:r>
+              <w:rPr>
+                <w:rFonts w:ascii="Calibri" w:hAnsi="Calibri"/>
+                <w:sz w:val="16"/>
+              </w:rPr>
+              <w:t>-</w:t>
+            </w:r>
+          </w:p>
+        </w:tc>
+        <w:tc>
+          <w:tcPr>
+            <w:tcW w:type="dxa" w:w="1020"/>
+            <w:shd w:fill="E7E4DF"/>
+          </w:tcPr>
+          <w:p>
+            <w:pPr>
+              <w:spacing w:before="20" w:after="20"/>
+              <w:jc w:val="center"/>
+            </w:pPr>
+            <w:r/>
+            <w:r>
+              <w:rPr>
+                <w:rFonts w:ascii="Calibri" w:hAnsi="Calibri"/>
+                <w:sz w:val="16"/>
+              </w:rPr>
+              <w:t>-</w:t>
+            </w:r>
+          </w:p>
+        </w:tc>
+        <w:tc>
+          <w:tcPr>
+            <w:tcW w:type="dxa" w:w="1587"/>
+            <w:shd w:fill="E7E4DF"/>
+          </w:tcPr>
+          <w:p>
+            <w:pPr>
+              <w:spacing w:before="20" w:after="20"/>
+              <w:jc w:val="left"/>
+            </w:pPr>
+            <w:r/>
+            <w:r>
+              <w:rPr>
+                <w:rFonts w:ascii="Calibri" w:hAnsi="Calibri"/>
+                <w:sz w:val="16"/>
+              </w:rPr>
+              <w:t>-</w:t>
+            </w:r>
+          </w:p>
+        </w:tc>
+        <w:tc>
+          <w:tcPr>
+            <w:tcW w:type="dxa" w:w="567"/>
+            <w:shd w:fill="E7E4DF"/>
+          </w:tcPr>
+          <w:p>
+            <w:pPr>
+              <w:spacing w:before="20" w:after="20"/>
+              <w:jc w:val="center"/>
+            </w:pPr>
+            <w:r/>
+            <w:r>
+              <w:rPr>
+                <w:rFonts w:ascii="Calibri" w:hAnsi="Calibri"/>
+                <w:sz w:val="16"/>
+              </w:rPr>
+              <w:t>LOA</w:t>
+            </w:r>
+          </w:p>
+        </w:tc>
+        <w:tc>
+          <w:tcPr>
+            <w:tcW w:type="dxa" w:w="567"/>
+            <w:shd w:fill="E7E4DF"/>
+          </w:tcPr>
+          <w:p>
+            <w:pPr>
+              <w:spacing w:before="20" w:after="20"/>
+              <w:jc w:val="center"/>
+            </w:pPr>
+            <w:r/>
+            <w:r>
+              <w:rPr>
+                <w:rFonts w:ascii="Calibri" w:hAnsi="Calibri"/>
+                <w:sz w:val="16"/>
+              </w:rPr>
+              <w:t>PASEH</w:t>
+            </w:r>
+          </w:p>
+        </w:tc>
+        <w:tc>
+          <w:tcPr>
+            <w:tcW w:type="dxa" w:w="1020"/>
+            <w:shd w:fill="E7E4DF"/>
+          </w:tcPr>
+          <w:p>
+            <w:pPr>
+              <w:spacing w:before="20" w:after="20"/>
+              <w:jc w:val="left"/>
+            </w:pPr>
+            <w:r/>
+            <w:r>
+              <w:rPr>
+                <w:rFonts w:ascii="Calibri" w:hAnsi="Calibri"/>
+                <w:sz w:val="16"/>
+              </w:rPr>
+              <w:t>ACC</w:t>
+            </w:r>
+          </w:p>
+        </w:tc>
+      </w:tr>
+      <w:tr>
+        <w:tc>
+          <w:tcPr>
+            <w:tcW w:type="dxa" w:w="340"/>
+            <w:shd w:fill="FFFFFF"/>
+          </w:tcPr>
+          <w:p>
+            <w:pPr>
+              <w:spacing w:before="20" w:after="20"/>
+              <w:jc w:val="center"/>
+            </w:pPr>
+            <w:r/>
+            <w:r>
+              <w:rPr>
+                <w:rFonts w:ascii="Calibri" w:hAnsi="Calibri"/>
+                <w:sz w:val="16"/>
+              </w:rPr>
+              <w:t>47</w:t>
+            </w:r>
+          </w:p>
+        </w:tc>
+        <w:tc>
+          <w:tcPr>
+            <w:tcW w:type="dxa" w:w="1247"/>
+            <w:shd w:fill="FFFFFF"/>
+          </w:tcPr>
+          <w:p>
+            <w:pPr>
+              <w:spacing w:before="20" w:after="20"/>
+              <w:jc w:val="left"/>
+            </w:pPr>
+            <w:r/>
+            <w:r>
+              <w:rPr>
+                <w:rFonts w:ascii="Calibri" w:hAnsi="Calibri"/>
+                <w:sz w:val="16"/>
+              </w:rPr>
+              <w:t>CARMA</w:t>
+            </w:r>
+          </w:p>
+        </w:tc>
+        <w:tc>
+          <w:tcPr>
+            <w:tcW w:type="dxa" w:w="283"/>
+            <w:shd w:fill="FFFFFF"/>
+          </w:tcPr>
+          <w:p>
+            <w:pPr>
+              <w:spacing w:before="20" w:after="20"/>
+              <w:jc w:val="center"/>
+            </w:pPr>
+            <w:r/>
+            <w:r>
+              <w:rPr>
+                <w:rFonts w:ascii="Calibri" w:hAnsi="Calibri"/>
+                <w:sz w:val="16"/>
+              </w:rPr>
+              <w:t>L</w:t>
+            </w:r>
+          </w:p>
+        </w:tc>
+        <w:tc>
+          <w:tcPr>
+            <w:tcW w:type="dxa" w:w="1020"/>
+            <w:shd w:fill="FFFFFF"/>
+          </w:tcPr>
+          <w:p>
+            <w:pPr>
+              <w:spacing w:before="20" w:after="20"/>
+              <w:jc w:val="center"/>
+            </w:pPr>
+            <w:r/>
+            <w:r>
+              <w:rPr>
+                <w:rFonts w:ascii="Calibri" w:hAnsi="Calibri"/>
+                <w:sz w:val="16"/>
+              </w:rPr>
+              <w:t>-</w:t>
+            </w:r>
+          </w:p>
+        </w:tc>
+        <w:tc>
+          <w:tcPr>
+            <w:tcW w:type="dxa" w:w="1020"/>
+            <w:shd w:fill="FFFFFF"/>
+          </w:tcPr>
+          <w:p>
+            <w:pPr>
+              <w:spacing w:before="20" w:after="20"/>
+              <w:jc w:val="center"/>
+            </w:pPr>
+            <w:r/>
+            <w:r>
+              <w:rPr>
+                <w:rFonts w:ascii="Calibri" w:hAnsi="Calibri"/>
+                <w:sz w:val="16"/>
+              </w:rPr>
+              <w:t>-</w:t>
+            </w:r>
+          </w:p>
+        </w:tc>
+        <w:tc>
+          <w:tcPr>
+            <w:tcW w:type="dxa" w:w="1587"/>
+            <w:shd w:fill="FFFFFF"/>
+          </w:tcPr>
+          <w:p>
+            <w:pPr>
+              <w:spacing w:before="20" w:after="20"/>
+              <w:jc w:val="left"/>
+            </w:pPr>
+            <w:r/>
+            <w:r>
+              <w:rPr>
+                <w:rFonts w:ascii="Calibri" w:hAnsi="Calibri"/>
+                <w:sz w:val="16"/>
+              </w:rPr>
+              <w:t>-</w:t>
+            </w:r>
+          </w:p>
+        </w:tc>
+        <w:tc>
+          <w:tcPr>
+            <w:tcW w:type="dxa" w:w="567"/>
+            <w:shd w:fill="FFFFFF"/>
+          </w:tcPr>
+          <w:p>
+            <w:pPr>
+              <w:spacing w:before="20" w:after="20"/>
+              <w:jc w:val="center"/>
+            </w:pPr>
+            <w:r/>
+            <w:r>
+              <w:rPr>
+                <w:rFonts w:ascii="Calibri" w:hAnsi="Calibri"/>
+                <w:sz w:val="16"/>
+              </w:rPr>
+              <w:t>LOA</w:t>
+            </w:r>
+          </w:p>
+        </w:tc>
+        <w:tc>
+          <w:tcPr>
+            <w:tcW w:type="dxa" w:w="567"/>
+            <w:shd w:fill="FFFFFF"/>
+          </w:tcPr>
+          <w:p>
+            <w:pPr>
+              <w:spacing w:before="20" w:after="20"/>
+              <w:jc w:val="center"/>
+            </w:pPr>
+            <w:r/>
+            <w:r>
+              <w:rPr>
+                <w:rFonts w:ascii="Calibri" w:hAnsi="Calibri"/>
+                <w:sz w:val="16"/>
+              </w:rPr>
+              <w:t>PASEH</w:t>
+            </w:r>
+          </w:p>
+        </w:tc>
+        <w:tc>
+          <w:tcPr>
+            <w:tcW w:type="dxa" w:w="1020"/>
+            <w:shd w:fill="FFFFFF"/>
+          </w:tcPr>
+          <w:p>
+            <w:pPr>
+              <w:spacing w:before="20" w:after="20"/>
+              <w:jc w:val="left"/>
+            </w:pPr>
+            <w:r/>
+            <w:r>
+              <w:rPr>
+                <w:rFonts w:ascii="Calibri" w:hAnsi="Calibri"/>
+                <w:sz w:val="16"/>
+              </w:rPr>
+              <w:t>ACC</w:t>
+            </w:r>
+          </w:p>
+        </w:tc>
+      </w:tr>
+      <w:tr>
+        <w:tc>
+          <w:tcPr>
+            <w:tcW w:type="dxa" w:w="340"/>
+            <w:shd w:fill="E7E4DF"/>
+          </w:tcPr>
+          <w:p>
+            <w:pPr>
+              <w:spacing w:before="20" w:after="20"/>
+              <w:jc w:val="center"/>
+            </w:pPr>
+            <w:r/>
+            <w:r>
+              <w:rPr>
+                <w:rFonts w:ascii="Calibri" w:hAnsi="Calibri"/>
+                <w:sz w:val="16"/>
+              </w:rPr>
+              <w:t>48</w:t>
+            </w:r>
+          </w:p>
+        </w:tc>
+        <w:tc>
+          <w:tcPr>
+            <w:tcW w:type="dxa" w:w="1247"/>
+            <w:shd w:fill="E7E4DF"/>
+          </w:tcPr>
+          <w:p>
+            <w:pPr>
+              <w:spacing w:before="20" w:after="20"/>
+              <w:jc w:val="left"/>
+            </w:pPr>
+            <w:r/>
+            <w:r>
+              <w:rPr>
+                <w:rFonts w:ascii="Calibri" w:hAnsi="Calibri"/>
+                <w:sz w:val="16"/>
+              </w:rPr>
+              <w:t>UJANG JUJUN</w:t>
+            </w:r>
+          </w:p>
+        </w:tc>
+        <w:tc>
+          <w:tcPr>
+            <w:tcW w:type="dxa" w:w="283"/>
+            <w:shd w:fill="E7E4DF"/>
+          </w:tcPr>
+          <w:p>
+            <w:pPr>
+              <w:spacing w:before="20" w:after="20"/>
+              <w:jc w:val="center"/>
+            </w:pPr>
+            <w:r/>
+            <w:r>
+              <w:rPr>
+                <w:rFonts w:ascii="Calibri" w:hAnsi="Calibri"/>
+                <w:sz w:val="16"/>
+              </w:rPr>
+              <w:t>L</w:t>
+            </w:r>
+          </w:p>
+        </w:tc>
+        <w:tc>
+          <w:tcPr>
+            <w:tcW w:type="dxa" w:w="1020"/>
+            <w:shd w:fill="E7E4DF"/>
+          </w:tcPr>
+          <w:p>
+            <w:pPr>
+              <w:spacing w:before="20" w:after="20"/>
+              <w:jc w:val="center"/>
+            </w:pPr>
+            <w:r/>
+            <w:r>
+              <w:rPr>
+                <w:rFonts w:ascii="Calibri" w:hAnsi="Calibri"/>
+                <w:sz w:val="16"/>
+              </w:rPr>
+              <w:t>-</w:t>
+            </w:r>
+          </w:p>
+        </w:tc>
+        <w:tc>
+          <w:tcPr>
+            <w:tcW w:type="dxa" w:w="1020"/>
+            <w:shd w:fill="E7E4DF"/>
+          </w:tcPr>
+          <w:p>
+            <w:pPr>
+              <w:spacing w:before="20" w:after="20"/>
+              <w:jc w:val="center"/>
+            </w:pPr>
+            <w:r/>
+            <w:r>
+              <w:rPr>
+                <w:rFonts w:ascii="Calibri" w:hAnsi="Calibri"/>
+                <w:sz w:val="16"/>
+              </w:rPr>
+              <w:t>-</w:t>
+            </w:r>
+          </w:p>
+        </w:tc>
+        <w:tc>
+          <w:tcPr>
+            <w:tcW w:type="dxa" w:w="1587"/>
+            <w:shd w:fill="E7E4DF"/>
+          </w:tcPr>
+          <w:p>
+            <w:pPr>
+              <w:spacing w:before="20" w:after="20"/>
+              <w:jc w:val="left"/>
+            </w:pPr>
+            <w:r/>
+            <w:r>
+              <w:rPr>
+                <w:rFonts w:ascii="Calibri" w:hAnsi="Calibri"/>
+                <w:sz w:val="16"/>
+              </w:rPr>
+              <w:t>-</w:t>
+            </w:r>
+          </w:p>
+        </w:tc>
+        <w:tc>
+          <w:tcPr>
+            <w:tcW w:type="dxa" w:w="567"/>
+            <w:shd w:fill="E7E4DF"/>
+          </w:tcPr>
+          <w:p>
+            <w:pPr>
+              <w:spacing w:before="20" w:after="20"/>
+              <w:jc w:val="center"/>
+            </w:pPr>
+            <w:r/>
+            <w:r>
+              <w:rPr>
+                <w:rFonts w:ascii="Calibri" w:hAnsi="Calibri"/>
+                <w:sz w:val="16"/>
+              </w:rPr>
+              <w:t>LOA</w:t>
+            </w:r>
+          </w:p>
+        </w:tc>
+        <w:tc>
+          <w:tcPr>
+            <w:tcW w:type="dxa" w:w="567"/>
+            <w:shd w:fill="E7E4DF"/>
+          </w:tcPr>
+          <w:p>
+            <w:pPr>
+              <w:spacing w:before="20" w:after="20"/>
+              <w:jc w:val="center"/>
+            </w:pPr>
+            <w:r/>
+            <w:r>
+              <w:rPr>
+                <w:rFonts w:ascii="Calibri" w:hAnsi="Calibri"/>
+                <w:sz w:val="16"/>
+              </w:rPr>
+              <w:t>PASEH</w:t>
+            </w:r>
+          </w:p>
+        </w:tc>
+        <w:tc>
+          <w:tcPr>
+            <w:tcW w:type="dxa" w:w="1020"/>
+            <w:shd w:fill="E7E4DF"/>
+          </w:tcPr>
+          <w:p>
+            <w:pPr>
+              <w:spacing w:before="20" w:after="20"/>
+              <w:jc w:val="left"/>
+            </w:pPr>
+            <w:r/>
+            <w:r>
+              <w:rPr>
+                <w:rFonts w:ascii="Calibri" w:hAnsi="Calibri"/>
+                <w:sz w:val="16"/>
+              </w:rPr>
+              <w:t>ACC</w:t>
+            </w:r>
+          </w:p>
+        </w:tc>
+      </w:tr>
+      <w:tr>
+        <w:tc>
+          <w:tcPr>
+            <w:tcW w:type="dxa" w:w="340"/>
             <w:shd w:fill="D4EDDA"/>
           </w:tcPr>
           <w:p>
@@ -7244,7 +9610,7 @@
                 <w:rFonts w:ascii="Calibri" w:hAnsi="Calibri"/>
                 <w:sz w:val="16"/>
               </w:rPr>
-              <w:t>36</w:t>
+              <w:t>49</w:t>
             </w:r>
           </w:p>
         </w:tc>
@@ -7264,7 +9630,7 @@
                 <w:rFonts w:ascii="Calibri" w:hAnsi="Calibri"/>
                 <w:sz w:val="16"/>
               </w:rPr>
-              <w:t>ASEP AAN SAEPUDIN</w:t>
+              <w:t>UJANG PARMAN</w:t>
             </w:r>
           </w:p>
         </w:tc>
@@ -7304,7 +9670,7 @@
                 <w:rFonts w:ascii="Calibri" w:hAnsi="Calibri"/>
                 <w:sz w:val="16"/>
               </w:rPr>
-              <w:t>3204350901750002</w:t>
+              <w:t>-</w:t>
             </w:r>
           </w:p>
         </w:tc>
@@ -7324,7 +9690,7 @@
                 <w:rFonts w:ascii="Calibri" w:hAnsi="Calibri"/>
                 <w:sz w:val="16"/>
               </w:rPr>
-              <w:t>3204351208160008</w:t>
+              <w:t>-</w:t>
             </w:r>
           </w:p>
         </w:tc>
@@ -7344,7 +9710,7 @@
                 <w:rFonts w:ascii="Calibri" w:hAnsi="Calibri"/>
                 <w:sz w:val="16"/>
               </w:rPr>
-              <w:t>KP LOA RT 01/01</w:t>
+              <w:t>-</w:t>
             </w:r>
           </w:p>
         </w:tc>
@@ -7409,184 +9775,203 @@
           </w:p>
         </w:tc>
       </w:tr>
+    </w:tbl>
+    <w:p/>
+    <w:p>
+      <w:r>
+        <w:rPr>
+          <w:b/>
+          <w:color w:val="721C24"/>
+          <w:sz w:val="20"/>
+        </w:rPr>
+        <w:t>Data Tidak ACC - Desa LOA</w:t>
+      </w:r>
+    </w:p>
+    <w:p>
+      <w:r>
+        <w:rPr>
+          <w:color w:val="78746D"/>
+          <w:sz w:val="18"/>
+        </w:rPr>
+        <w:t>Jumlah tidak ACC: 12 orang (11 Layak Huni, 1 Tidak Melanjutkan)</w:t>
+      </w:r>
+    </w:p>
+    <w:p/>
+    <w:tbl>
+      <w:tblPr>
+        <w:tblW w:type="auto" w:w="0"/>
+        <w:jc w:val="center"/>
+        <w:tblLook w:firstColumn="1" w:firstRow="1" w:lastColumn="0" w:lastRow="0" w:noHBand="0" w:noVBand="1" w:val="04A0"/>
+        <w:tblBorders>
+          <w:top w:val="single" w:sz="4" w:space="0" w:color="AAAAAA"/>
+          <w:left w:val="single" w:sz="4" w:space="0" w:color="AAAAAA"/>
+          <w:bottom w:val="single" w:sz="4" w:space="0" w:color="AAAAAA"/>
+          <w:right w:val="single" w:sz="4" w:space="0" w:color="AAAAAA"/>
+          <w:insideH w:val="single" w:sz="4" w:space="0" w:color="AAAAAA"/>
+          <w:insideV w:val="single" w:sz="4" w:space="0" w:color="AAAAAA"/>
+        </w:tblBorders>
+      </w:tblPr>
+      <w:tblGrid>
+        <w:gridCol w:w="2163"/>
+        <w:gridCol w:w="2163"/>
+        <w:gridCol w:w="2163"/>
+        <w:gridCol w:w="2163"/>
+        <w:gridCol w:w="2163"/>
+        <w:gridCol w:w="2163"/>
+        <w:gridCol w:w="2163"/>
+      </w:tblGrid>
       <w:tr>
         <w:tc>
           <w:tcPr>
             <w:tcW w:type="dxa" w:w="340"/>
-            <w:shd w:fill="D4EDDA"/>
-          </w:tcPr>
-          <w:p>
-            <w:pPr>
-              <w:spacing w:before="20" w:after="20"/>
-              <w:jc w:val="center"/>
-            </w:pPr>
-            <w:r/>
-            <w:r>
-              <w:rPr>
-                <w:rFonts w:ascii="Calibri" w:hAnsi="Calibri"/>
-                <w:sz w:val="16"/>
-              </w:rPr>
-              <w:t>37</w:t>
+            <w:shd w:fill="6C757D"/>
+          </w:tcPr>
+          <w:p>
+            <w:pPr>
+              <w:spacing w:before="20" w:after="20"/>
+              <w:jc w:val="center"/>
+            </w:pPr>
+            <w:r/>
+            <w:r>
+              <w:rPr>
+                <w:rFonts w:ascii="Calibri" w:hAnsi="Calibri"/>
+                <w:b/>
+                <w:color w:val="FFFFFF"/>
+                <w:sz w:val="16"/>
+              </w:rPr>
+              <w:t>No</w:t>
             </w:r>
           </w:p>
         </w:tc>
         <w:tc>
           <w:tcPr>
             <w:tcW w:type="dxa" w:w="1247"/>
-            <w:shd w:fill="D4EDDA"/>
-          </w:tcPr>
-          <w:p>
-            <w:pPr>
-              <w:spacing w:before="20" w:after="20"/>
-              <w:jc w:val="left"/>
-            </w:pPr>
-            <w:r/>
-            <w:r>
-              <w:rPr>
-                <w:rFonts w:ascii="Calibri" w:hAnsi="Calibri"/>
-                <w:sz w:val="16"/>
-              </w:rPr>
-              <w:t>DANA</w:t>
+            <w:shd w:fill="6C757D"/>
+          </w:tcPr>
+          <w:p>
+            <w:pPr>
+              <w:spacing w:before="20" w:after="20"/>
+              <w:jc w:val="center"/>
+            </w:pPr>
+            <w:r/>
+            <w:r>
+              <w:rPr>
+                <w:rFonts w:ascii="Calibri" w:hAnsi="Calibri"/>
+                <w:b/>
+                <w:color w:val="FFFFFF"/>
+                <w:sz w:val="16"/>
+              </w:rPr>
+              <w:t>Nama</w:t>
             </w:r>
           </w:p>
         </w:tc>
         <w:tc>
           <w:tcPr>
             <w:tcW w:type="dxa" w:w="283"/>
-            <w:shd w:fill="D4EDDA"/>
-          </w:tcPr>
-          <w:p>
-            <w:pPr>
-              <w:spacing w:before="20" w:after="20"/>
-              <w:jc w:val="center"/>
-            </w:pPr>
-            <w:r/>
-            <w:r>
-              <w:rPr>
-                <w:rFonts w:ascii="Calibri" w:hAnsi="Calibri"/>
-                <w:sz w:val="16"/>
-              </w:rPr>
-              <w:t>L</w:t>
+            <w:shd w:fill="6C757D"/>
+          </w:tcPr>
+          <w:p>
+            <w:pPr>
+              <w:spacing w:before="20" w:after="20"/>
+              <w:jc w:val="center"/>
+            </w:pPr>
+            <w:r/>
+            <w:r>
+              <w:rPr>
+                <w:rFonts w:ascii="Calibri" w:hAnsi="Calibri"/>
+                <w:b/>
+                <w:color w:val="FFFFFF"/>
+                <w:sz w:val="16"/>
+              </w:rPr>
+              <w:t>L/P</w:t>
             </w:r>
           </w:p>
         </w:tc>
         <w:tc>
           <w:tcPr>
             <w:tcW w:type="dxa" w:w="1020"/>
-            <w:shd w:fill="D4EDDA"/>
-          </w:tcPr>
-          <w:p>
-            <w:pPr>
-              <w:spacing w:before="20" w:after="20"/>
-              <w:jc w:val="center"/>
-            </w:pPr>
-            <w:r/>
-            <w:r>
-              <w:rPr>
-                <w:rFonts w:ascii="Calibri" w:hAnsi="Calibri"/>
-                <w:sz w:val="16"/>
-              </w:rPr>
-              <w:t>3204352610750003</w:t>
+            <w:shd w:fill="6C757D"/>
+          </w:tcPr>
+          <w:p>
+            <w:pPr>
+              <w:spacing w:before="20" w:after="20"/>
+              <w:jc w:val="center"/>
+            </w:pPr>
+            <w:r/>
+            <w:r>
+              <w:rPr>
+                <w:rFonts w:ascii="Calibri" w:hAnsi="Calibri"/>
+                <w:b/>
+                <w:color w:val="FFFFFF"/>
+                <w:sz w:val="16"/>
+              </w:rPr>
+              <w:t>No KTP</w:t>
             </w:r>
           </w:p>
         </w:tc>
         <w:tc>
           <w:tcPr>
             <w:tcW w:type="dxa" w:w="1020"/>
-            <w:shd w:fill="D4EDDA"/>
-          </w:tcPr>
-          <w:p>
-            <w:pPr>
-              <w:spacing w:before="20" w:after="20"/>
-              <w:jc w:val="center"/>
-            </w:pPr>
-            <w:r/>
-            <w:r>
-              <w:rPr>
-                <w:rFonts w:ascii="Calibri" w:hAnsi="Calibri"/>
-                <w:sz w:val="16"/>
-              </w:rPr>
-              <w:t>3204351903051537</w:t>
+            <w:shd w:fill="6C757D"/>
+          </w:tcPr>
+          <w:p>
+            <w:pPr>
+              <w:spacing w:before="20" w:after="20"/>
+              <w:jc w:val="center"/>
+            </w:pPr>
+            <w:r/>
+            <w:r>
+              <w:rPr>
+                <w:rFonts w:ascii="Calibri" w:hAnsi="Calibri"/>
+                <w:b/>
+                <w:color w:val="FFFFFF"/>
+                <w:sz w:val="16"/>
+              </w:rPr>
+              <w:t>No KK</w:t>
             </w:r>
           </w:p>
         </w:tc>
         <w:tc>
           <w:tcPr>
             <w:tcW w:type="dxa" w:w="1587"/>
-            <w:shd w:fill="D4EDDA"/>
-          </w:tcPr>
-          <w:p>
-            <w:pPr>
-              <w:spacing w:before="20" w:after="20"/>
-              <w:jc w:val="left"/>
-            </w:pPr>
-            <w:r/>
-            <w:r>
-              <w:rPr>
-                <w:rFonts w:ascii="Calibri" w:hAnsi="Calibri"/>
-                <w:sz w:val="16"/>
-              </w:rPr>
-              <w:t>KP SUKA GEUNAH RT 01/05</w:t>
-            </w:r>
-          </w:p>
-        </w:tc>
-        <w:tc>
-          <w:tcPr>
-            <w:tcW w:type="dxa" w:w="567"/>
-            <w:shd w:fill="D4EDDA"/>
-          </w:tcPr>
-          <w:p>
-            <w:pPr>
-              <w:spacing w:before="20" w:after="20"/>
-              <w:jc w:val="center"/>
-            </w:pPr>
-            <w:r/>
-            <w:r>
-              <w:rPr>
-                <w:rFonts w:ascii="Calibri" w:hAnsi="Calibri"/>
-                <w:sz w:val="16"/>
-              </w:rPr>
-              <w:t>LOA</w:t>
-            </w:r>
-          </w:p>
-        </w:tc>
-        <w:tc>
-          <w:tcPr>
-            <w:tcW w:type="dxa" w:w="567"/>
-            <w:shd w:fill="D4EDDA"/>
-          </w:tcPr>
-          <w:p>
-            <w:pPr>
-              <w:spacing w:before="20" w:after="20"/>
-              <w:jc w:val="center"/>
-            </w:pPr>
-            <w:r/>
-            <w:r>
-              <w:rPr>
-                <w:rFonts w:ascii="Calibri" w:hAnsi="Calibri"/>
-                <w:sz w:val="16"/>
-              </w:rPr>
-              <w:t>PASEH</w:t>
-            </w:r>
-          </w:p>
-        </w:tc>
-        <w:tc>
-          <w:tcPr>
-            <w:tcW w:type="dxa" w:w="1020"/>
-            <w:shd w:fill="D4EDDA"/>
-          </w:tcPr>
-          <w:p>
-            <w:pPr>
-              <w:spacing w:before="20" w:after="20"/>
-              <w:jc w:val="left"/>
-            </w:pPr>
-            <w:r/>
-            <w:r>
-              <w:rPr>
-                <w:rFonts w:ascii="Calibri" w:hAnsi="Calibri"/>
-                <w:sz w:val="16"/>
-              </w:rPr>
-              <w:t>★ Data Pengganti</w:t>
+            <w:shd w:fill="6C757D"/>
+          </w:tcPr>
+          <w:p>
+            <w:pPr>
+              <w:spacing w:before="20" w:after="20"/>
+              <w:jc w:val="center"/>
+            </w:pPr>
+            <w:r/>
+            <w:r>
+              <w:rPr>
+                <w:rFonts w:ascii="Calibri" w:hAnsi="Calibri"/>
+                <w:b/>
+                <w:color w:val="FFFFFF"/>
+                <w:sz w:val="16"/>
+              </w:rPr>
+              <w:t>Alamat</w:t>
+            </w:r>
+          </w:p>
+        </w:tc>
+        <w:tc>
+          <w:tcPr>
+            <w:tcW w:type="dxa" w:w="1417"/>
+            <w:shd w:fill="6C757D"/>
+          </w:tcPr>
+          <w:p>
+            <w:pPr>
+              <w:spacing w:before="20" w:after="20"/>
+              <w:jc w:val="center"/>
+            </w:pPr>
+            <w:r/>
+            <w:r>
+              <w:rPr>
+                <w:rFonts w:ascii="Calibri" w:hAnsi="Calibri"/>
+                <w:b/>
+                <w:color w:val="FFFFFF"/>
+                <w:sz w:val="16"/>
+              </w:rPr>
+              <w:t>Alasan Tidak ACC</w:t>
             </w:r>
           </w:p>
         </w:tc>
@@ -7595,27 +9980,27 @@
         <w:tc>
           <w:tcPr>
             <w:tcW w:type="dxa" w:w="340"/>
-            <w:shd w:fill="D4EDDA"/>
-          </w:tcPr>
-          <w:p>
-            <w:pPr>
-              <w:spacing w:before="20" w:after="20"/>
-              <w:jc w:val="center"/>
-            </w:pPr>
-            <w:r/>
-            <w:r>
-              <w:rPr>
-                <w:rFonts w:ascii="Calibri" w:hAnsi="Calibri"/>
-                <w:sz w:val="16"/>
-              </w:rPr>
-              <w:t>38</w:t>
+            <w:shd w:fill="FFFFFF"/>
+          </w:tcPr>
+          <w:p>
+            <w:pPr>
+              <w:spacing w:before="20" w:after="20"/>
+              <w:jc w:val="center"/>
+            </w:pPr>
+            <w:r/>
+            <w:r>
+              <w:rPr>
+                <w:rFonts w:ascii="Calibri" w:hAnsi="Calibri"/>
+                <w:sz w:val="16"/>
+              </w:rPr>
+              <w:t>1</w:t>
             </w:r>
           </w:p>
         </w:tc>
         <w:tc>
           <w:tcPr>
             <w:tcW w:type="dxa" w:w="1247"/>
-            <w:shd w:fill="D4EDDA"/>
+            <w:shd w:fill="FFFFFF"/>
           </w:tcPr>
           <w:p>
             <w:pPr>
@@ -7628,14 +10013,14 @@
                 <w:rFonts w:ascii="Calibri" w:hAnsi="Calibri"/>
                 <w:sz w:val="16"/>
               </w:rPr>
-              <w:t>NURHAYATI</w:t>
+              <w:t>EHA</w:t>
             </w:r>
           </w:p>
         </w:tc>
         <w:tc>
           <w:tcPr>
             <w:tcW w:type="dxa" w:w="283"/>
-            <w:shd w:fill="D4EDDA"/>
+            <w:shd w:fill="FFFFFF"/>
           </w:tcPr>
           <w:p>
             <w:pPr>
@@ -7655,47 +10040,47 @@
         <w:tc>
           <w:tcPr>
             <w:tcW w:type="dxa" w:w="1020"/>
-            <w:shd w:fill="D4EDDA"/>
-          </w:tcPr>
-          <w:p>
-            <w:pPr>
-              <w:spacing w:before="20" w:after="20"/>
-              <w:jc w:val="center"/>
-            </w:pPr>
-            <w:r/>
-            <w:r>
-              <w:rPr>
-                <w:rFonts w:ascii="Calibri" w:hAnsi="Calibri"/>
-                <w:sz w:val="16"/>
-              </w:rPr>
-              <w:t>3204354805770008</w:t>
+            <w:shd w:fill="FFFFFF"/>
+          </w:tcPr>
+          <w:p>
+            <w:pPr>
+              <w:spacing w:before="20" w:after="20"/>
+              <w:jc w:val="center"/>
+            </w:pPr>
+            <w:r/>
+            <w:r>
+              <w:rPr>
+                <w:rFonts w:ascii="Calibri" w:hAnsi="Calibri"/>
+                <w:sz w:val="16"/>
+              </w:rPr>
+              <w:t>3204355002550004</w:t>
             </w:r>
           </w:p>
         </w:tc>
         <w:tc>
           <w:tcPr>
             <w:tcW w:type="dxa" w:w="1020"/>
-            <w:shd w:fill="D4EDDA"/>
-          </w:tcPr>
-          <w:p>
-            <w:pPr>
-              <w:spacing w:before="20" w:after="20"/>
-              <w:jc w:val="center"/>
-            </w:pPr>
-            <w:r/>
-            <w:r>
-              <w:rPr>
-                <w:rFonts w:ascii="Calibri" w:hAnsi="Calibri"/>
-                <w:sz w:val="16"/>
-              </w:rPr>
-              <w:t>3204351903050323</w:t>
+            <w:shd w:fill="FFFFFF"/>
+          </w:tcPr>
+          <w:p>
+            <w:pPr>
+              <w:spacing w:before="20" w:after="20"/>
+              <w:jc w:val="center"/>
+            </w:pPr>
+            <w:r/>
+            <w:r>
+              <w:rPr>
+                <w:rFonts w:ascii="Calibri" w:hAnsi="Calibri"/>
+                <w:sz w:val="16"/>
+              </w:rPr>
+              <w:t>3204353009220015</w:t>
             </w:r>
           </w:p>
         </w:tc>
         <w:tc>
           <w:tcPr>
             <w:tcW w:type="dxa" w:w="1587"/>
-            <w:shd w:fill="D4EDDA"/>
+            <w:shd w:fill="FFFFFF"/>
           </w:tcPr>
           <w:p>
             <w:pPr>
@@ -7708,54 +10093,14 @@
                 <w:rFonts w:ascii="Calibri" w:hAnsi="Calibri"/>
                 <w:sz w:val="16"/>
               </w:rPr>
-              <w:t>KP CILOPANG RT 02 RW 07</w:t>
-            </w:r>
-          </w:p>
-        </w:tc>
-        <w:tc>
-          <w:tcPr>
-            <w:tcW w:type="dxa" w:w="567"/>
-            <w:shd w:fill="D4EDDA"/>
-          </w:tcPr>
-          <w:p>
-            <w:pPr>
-              <w:spacing w:before="20" w:after="20"/>
-              <w:jc w:val="center"/>
-            </w:pPr>
-            <w:r/>
-            <w:r>
-              <w:rPr>
-                <w:rFonts w:ascii="Calibri" w:hAnsi="Calibri"/>
-                <w:sz w:val="16"/>
-              </w:rPr>
-              <w:t>LOA</w:t>
-            </w:r>
-          </w:p>
-        </w:tc>
-        <w:tc>
-          <w:tcPr>
-            <w:tcW w:type="dxa" w:w="567"/>
-            <w:shd w:fill="D4EDDA"/>
-          </w:tcPr>
-          <w:p>
-            <w:pPr>
-              <w:spacing w:before="20" w:after="20"/>
-              <w:jc w:val="center"/>
-            </w:pPr>
-            <w:r/>
-            <w:r>
-              <w:rPr>
-                <w:rFonts w:ascii="Calibri" w:hAnsi="Calibri"/>
-                <w:sz w:val="16"/>
-              </w:rPr>
-              <w:t>PASEH</w:t>
-            </w:r>
-          </w:p>
-        </w:tc>
-        <w:tc>
-          <w:tcPr>
-            <w:tcW w:type="dxa" w:w="1020"/>
-            <w:shd w:fill="D4EDDA"/>
+              <w:t>KP. LOA RT 3 RW 10</w:t>
+            </w:r>
+          </w:p>
+        </w:tc>
+        <w:tc>
+          <w:tcPr>
+            <w:tcW w:type="dxa" w:w="1417"/>
+            <w:shd w:fill="FFFFFF"/>
           </w:tcPr>
           <w:p>
             <w:pPr>
@@ -7766,9 +10111,10 @@
             <w:r>
               <w:rPr>
                 <w:rFonts w:ascii="Calibri" w:hAnsi="Calibri"/>
-                <w:sz w:val="16"/>
-              </w:rPr>
-              <w:t>★ Data Pengganti</w:t>
+                <w:b/>
+                <w:sz w:val="16"/>
+              </w:rPr>
+              <w:t>Layak Huni</w:t>
             </w:r>
           </w:p>
         </w:tc>
@@ -7777,27 +10123,27 @@
         <w:tc>
           <w:tcPr>
             <w:tcW w:type="dxa" w:w="340"/>
-            <w:shd w:fill="D4EDDA"/>
-          </w:tcPr>
-          <w:p>
-            <w:pPr>
-              <w:spacing w:before="20" w:after="20"/>
-              <w:jc w:val="center"/>
-            </w:pPr>
-            <w:r/>
-            <w:r>
-              <w:rPr>
-                <w:rFonts w:ascii="Calibri" w:hAnsi="Calibri"/>
-                <w:sz w:val="16"/>
-              </w:rPr>
-              <w:t>39</w:t>
+            <w:shd w:fill="E7E4DF"/>
+          </w:tcPr>
+          <w:p>
+            <w:pPr>
+              <w:spacing w:before="20" w:after="20"/>
+              <w:jc w:val="center"/>
+            </w:pPr>
+            <w:r/>
+            <w:r>
+              <w:rPr>
+                <w:rFonts w:ascii="Calibri" w:hAnsi="Calibri"/>
+                <w:sz w:val="16"/>
+              </w:rPr>
+              <w:t>2</w:t>
             </w:r>
           </w:p>
         </w:tc>
         <w:tc>
           <w:tcPr>
             <w:tcW w:type="dxa" w:w="1247"/>
-            <w:shd w:fill="D4EDDA"/>
+            <w:shd w:fill="E7E4DF"/>
           </w:tcPr>
           <w:p>
             <w:pPr>
@@ -7810,14 +10156,14 @@
                 <w:rFonts w:ascii="Calibri" w:hAnsi="Calibri"/>
                 <w:sz w:val="16"/>
               </w:rPr>
-              <w:t>TARLAN</w:t>
+              <w:t>LALAN</w:t>
             </w:r>
           </w:p>
         </w:tc>
         <w:tc>
           <w:tcPr>
             <w:tcW w:type="dxa" w:w="283"/>
-            <w:shd w:fill="D4EDDA"/>
+            <w:shd w:fill="E7E4DF"/>
           </w:tcPr>
           <w:p>
             <w:pPr>
@@ -7837,47 +10183,47 @@
         <w:tc>
           <w:tcPr>
             <w:tcW w:type="dxa" w:w="1020"/>
-            <w:shd w:fill="D4EDDA"/>
-          </w:tcPr>
-          <w:p>
-            <w:pPr>
-              <w:spacing w:before="20" w:after="20"/>
-              <w:jc w:val="center"/>
-            </w:pPr>
-            <w:r/>
-            <w:r>
-              <w:rPr>
-                <w:rFonts w:ascii="Calibri" w:hAnsi="Calibri"/>
-                <w:sz w:val="16"/>
-              </w:rPr>
-              <w:t>3204351808630003</w:t>
+            <w:shd w:fill="E7E4DF"/>
+          </w:tcPr>
+          <w:p>
+            <w:pPr>
+              <w:spacing w:before="20" w:after="20"/>
+              <w:jc w:val="center"/>
+            </w:pPr>
+            <w:r/>
+            <w:r>
+              <w:rPr>
+                <w:rFonts w:ascii="Calibri" w:hAnsi="Calibri"/>
+                <w:sz w:val="16"/>
+              </w:rPr>
+              <w:t>3204352905980001</w:t>
             </w:r>
           </w:p>
         </w:tc>
         <w:tc>
           <w:tcPr>
             <w:tcW w:type="dxa" w:w="1020"/>
-            <w:shd w:fill="D4EDDA"/>
-          </w:tcPr>
-          <w:p>
-            <w:pPr>
-              <w:spacing w:before="20" w:after="20"/>
-              <w:jc w:val="center"/>
-            </w:pPr>
-            <w:r/>
-            <w:r>
-              <w:rPr>
-                <w:rFonts w:ascii="Calibri" w:hAnsi="Calibri"/>
-                <w:sz w:val="16"/>
-              </w:rPr>
-              <w:t>3204352405110065</w:t>
+            <w:shd w:fill="E7E4DF"/>
+          </w:tcPr>
+          <w:p>
+            <w:pPr>
+              <w:spacing w:before="20" w:after="20"/>
+              <w:jc w:val="center"/>
+            </w:pPr>
+            <w:r/>
+            <w:r>
+              <w:rPr>
+                <w:rFonts w:ascii="Calibri" w:hAnsi="Calibri"/>
+                <w:sz w:val="16"/>
+              </w:rPr>
+              <w:t>3204351612210006</w:t>
             </w:r>
           </w:p>
         </w:tc>
         <w:tc>
           <w:tcPr>
             <w:tcW w:type="dxa" w:w="1587"/>
-            <w:shd w:fill="D4EDDA"/>
+            <w:shd w:fill="E7E4DF"/>
           </w:tcPr>
           <w:p>
             <w:pPr>
@@ -7890,54 +10236,14 @@
                 <w:rFonts w:ascii="Calibri" w:hAnsi="Calibri"/>
                 <w:sz w:val="16"/>
               </w:rPr>
-              <w:t>KP CILOPANG RT 04/07</w:t>
-            </w:r>
-          </w:p>
-        </w:tc>
-        <w:tc>
-          <w:tcPr>
-            <w:tcW w:type="dxa" w:w="567"/>
-            <w:shd w:fill="D4EDDA"/>
-          </w:tcPr>
-          <w:p>
-            <w:pPr>
-              <w:spacing w:before="20" w:after="20"/>
-              <w:jc w:val="center"/>
-            </w:pPr>
-            <w:r/>
-            <w:r>
-              <w:rPr>
-                <w:rFonts w:ascii="Calibri" w:hAnsi="Calibri"/>
-                <w:sz w:val="16"/>
-              </w:rPr>
-              <w:t>LOA</w:t>
-            </w:r>
-          </w:p>
-        </w:tc>
-        <w:tc>
-          <w:tcPr>
-            <w:tcW w:type="dxa" w:w="567"/>
-            <w:shd w:fill="D4EDDA"/>
-          </w:tcPr>
-          <w:p>
-            <w:pPr>
-              <w:spacing w:before="20" w:after="20"/>
-              <w:jc w:val="center"/>
-            </w:pPr>
-            <w:r/>
-            <w:r>
-              <w:rPr>
-                <w:rFonts w:ascii="Calibri" w:hAnsi="Calibri"/>
-                <w:sz w:val="16"/>
-              </w:rPr>
-              <w:t>PASEH</w:t>
-            </w:r>
-          </w:p>
-        </w:tc>
-        <w:tc>
-          <w:tcPr>
-            <w:tcW w:type="dxa" w:w="1020"/>
-            <w:shd w:fill="D4EDDA"/>
+              <w:t>KP. CIDADAP RT 5 RW 5</w:t>
+            </w:r>
+          </w:p>
+        </w:tc>
+        <w:tc>
+          <w:tcPr>
+            <w:tcW w:type="dxa" w:w="1417"/>
+            <w:shd w:fill="E7E4DF"/>
           </w:tcPr>
           <w:p>
             <w:pPr>
@@ -7948,9 +10254,10 @@
             <w:r>
               <w:rPr>
                 <w:rFonts w:ascii="Calibri" w:hAnsi="Calibri"/>
-                <w:sz w:val="16"/>
-              </w:rPr>
-              <w:t>★ Data Pengganti</w:t>
+                <w:b/>
+                <w:sz w:val="16"/>
+              </w:rPr>
+              <w:t>Layak Huni</w:t>
             </w:r>
           </w:p>
         </w:tc>
@@ -7959,27 +10266,27 @@
         <w:tc>
           <w:tcPr>
             <w:tcW w:type="dxa" w:w="340"/>
-            <w:shd w:fill="D4EDDA"/>
-          </w:tcPr>
-          <w:p>
-            <w:pPr>
-              <w:spacing w:before="20" w:after="20"/>
-              <w:jc w:val="center"/>
-            </w:pPr>
-            <w:r/>
-            <w:r>
-              <w:rPr>
-                <w:rFonts w:ascii="Calibri" w:hAnsi="Calibri"/>
-                <w:sz w:val="16"/>
-              </w:rPr>
-              <w:t>40</w:t>
+            <w:shd w:fill="FFFFFF"/>
+          </w:tcPr>
+          <w:p>
+            <w:pPr>
+              <w:spacing w:before="20" w:after="20"/>
+              <w:jc w:val="center"/>
+            </w:pPr>
+            <w:r/>
+            <w:r>
+              <w:rPr>
+                <w:rFonts w:ascii="Calibri" w:hAnsi="Calibri"/>
+                <w:sz w:val="16"/>
+              </w:rPr>
+              <w:t>3</w:t>
             </w:r>
           </w:p>
         </w:tc>
         <w:tc>
           <w:tcPr>
             <w:tcW w:type="dxa" w:w="1247"/>
-            <w:shd w:fill="D4EDDA"/>
+            <w:shd w:fill="FFFFFF"/>
           </w:tcPr>
           <w:p>
             <w:pPr>
@@ -7992,74 +10299,74 @@
                 <w:rFonts w:ascii="Calibri" w:hAnsi="Calibri"/>
                 <w:sz w:val="16"/>
               </w:rPr>
-              <w:t>ICAH</w:t>
+              <w:t>WARSA</w:t>
             </w:r>
           </w:p>
         </w:tc>
         <w:tc>
           <w:tcPr>
             <w:tcW w:type="dxa" w:w="283"/>
-            <w:shd w:fill="D4EDDA"/>
-          </w:tcPr>
-          <w:p>
-            <w:pPr>
-              <w:spacing w:before="20" w:after="20"/>
-              <w:jc w:val="center"/>
-            </w:pPr>
-            <w:r/>
-            <w:r>
-              <w:rPr>
-                <w:rFonts w:ascii="Calibri" w:hAnsi="Calibri"/>
-                <w:sz w:val="16"/>
-              </w:rPr>
-              <w:t>P</w:t>
+            <w:shd w:fill="FFFFFF"/>
+          </w:tcPr>
+          <w:p>
+            <w:pPr>
+              <w:spacing w:before="20" w:after="20"/>
+              <w:jc w:val="center"/>
+            </w:pPr>
+            <w:r/>
+            <w:r>
+              <w:rPr>
+                <w:rFonts w:ascii="Calibri" w:hAnsi="Calibri"/>
+                <w:sz w:val="16"/>
+              </w:rPr>
+              <w:t>L</w:t>
             </w:r>
           </w:p>
         </w:tc>
         <w:tc>
           <w:tcPr>
             <w:tcW w:type="dxa" w:w="1020"/>
-            <w:shd w:fill="D4EDDA"/>
-          </w:tcPr>
-          <w:p>
-            <w:pPr>
-              <w:spacing w:before="20" w:after="20"/>
-              <w:jc w:val="center"/>
-            </w:pPr>
-            <w:r/>
-            <w:r>
-              <w:rPr>
-                <w:rFonts w:ascii="Calibri" w:hAnsi="Calibri"/>
-                <w:sz w:val="16"/>
-              </w:rPr>
-              <w:t>-</w:t>
+            <w:shd w:fill="FFFFFF"/>
+          </w:tcPr>
+          <w:p>
+            <w:pPr>
+              <w:spacing w:before="20" w:after="20"/>
+              <w:jc w:val="center"/>
+            </w:pPr>
+            <w:r/>
+            <w:r>
+              <w:rPr>
+                <w:rFonts w:ascii="Calibri" w:hAnsi="Calibri"/>
+                <w:sz w:val="16"/>
+              </w:rPr>
+              <w:t>3204351002711001</w:t>
             </w:r>
           </w:p>
         </w:tc>
         <w:tc>
           <w:tcPr>
             <w:tcW w:type="dxa" w:w="1020"/>
-            <w:shd w:fill="D4EDDA"/>
-          </w:tcPr>
-          <w:p>
-            <w:pPr>
-              <w:spacing w:before="20" w:after="20"/>
-              <w:jc w:val="center"/>
-            </w:pPr>
-            <w:r/>
-            <w:r>
-              <w:rPr>
-                <w:rFonts w:ascii="Calibri" w:hAnsi="Calibri"/>
-                <w:sz w:val="16"/>
-              </w:rPr>
-              <w:t>-</w:t>
+            <w:shd w:fill="FFFFFF"/>
+          </w:tcPr>
+          <w:p>
+            <w:pPr>
+              <w:spacing w:before="20" w:after="20"/>
+              <w:jc w:val="center"/>
+            </w:pPr>
+            <w:r/>
+            <w:r>
+              <w:rPr>
+                <w:rFonts w:ascii="Calibri" w:hAnsi="Calibri"/>
+                <w:sz w:val="16"/>
+              </w:rPr>
+              <w:t>3204351609140013</w:t>
             </w:r>
           </w:p>
         </w:tc>
         <w:tc>
           <w:tcPr>
             <w:tcW w:type="dxa" w:w="1587"/>
-            <w:shd w:fill="D4EDDA"/>
+            <w:shd w:fill="FFFFFF"/>
           </w:tcPr>
           <w:p>
             <w:pPr>
@@ -8072,54 +10379,14 @@
                 <w:rFonts w:ascii="Calibri" w:hAnsi="Calibri"/>
                 <w:sz w:val="16"/>
               </w:rPr>
-              <w:t>-</w:t>
-            </w:r>
-          </w:p>
-        </w:tc>
-        <w:tc>
-          <w:tcPr>
-            <w:tcW w:type="dxa" w:w="567"/>
-            <w:shd w:fill="D4EDDA"/>
-          </w:tcPr>
-          <w:p>
-            <w:pPr>
-              <w:spacing w:before="20" w:after="20"/>
-              <w:jc w:val="center"/>
-            </w:pPr>
-            <w:r/>
-            <w:r>
-              <w:rPr>
-                <w:rFonts w:ascii="Calibri" w:hAnsi="Calibri"/>
-                <w:sz w:val="16"/>
-              </w:rPr>
-              <w:t>LOA</w:t>
-            </w:r>
-          </w:p>
-        </w:tc>
-        <w:tc>
-          <w:tcPr>
-            <w:tcW w:type="dxa" w:w="567"/>
-            <w:shd w:fill="D4EDDA"/>
-          </w:tcPr>
-          <w:p>
-            <w:pPr>
-              <w:spacing w:before="20" w:after="20"/>
-              <w:jc w:val="center"/>
-            </w:pPr>
-            <w:r/>
-            <w:r>
-              <w:rPr>
-                <w:rFonts w:ascii="Calibri" w:hAnsi="Calibri"/>
-                <w:sz w:val="16"/>
-              </w:rPr>
-              <w:t>PASEH</w:t>
-            </w:r>
-          </w:p>
-        </w:tc>
-        <w:tc>
-          <w:tcPr>
-            <w:tcW w:type="dxa" w:w="1020"/>
-            <w:shd w:fill="D4EDDA"/>
+              <w:t>KP. BUKATANAH RT 2 RW 3</w:t>
+            </w:r>
+          </w:p>
+        </w:tc>
+        <w:tc>
+          <w:tcPr>
+            <w:tcW w:type="dxa" w:w="1417"/>
+            <w:shd w:fill="FFFFFF"/>
           </w:tcPr>
           <w:p>
             <w:pPr>
@@ -8130,9 +10397,10 @@
             <w:r>
               <w:rPr>
                 <w:rFonts w:ascii="Calibri" w:hAnsi="Calibri"/>
-                <w:sz w:val="16"/>
-              </w:rPr>
-              <w:t>★ Data Pengganti</w:t>
+                <w:b/>
+                <w:sz w:val="16"/>
+              </w:rPr>
+              <w:t>Tidak ingin melanjutkan</w:t>
             </w:r>
           </w:p>
         </w:tc>
@@ -8141,6 +10409,149 @@
         <w:tc>
           <w:tcPr>
             <w:tcW w:type="dxa" w:w="340"/>
+            <w:shd w:fill="E7E4DF"/>
+          </w:tcPr>
+          <w:p>
+            <w:pPr>
+              <w:spacing w:before="20" w:after="20"/>
+              <w:jc w:val="center"/>
+            </w:pPr>
+            <w:r/>
+            <w:r>
+              <w:rPr>
+                <w:rFonts w:ascii="Calibri" w:hAnsi="Calibri"/>
+                <w:sz w:val="16"/>
+              </w:rPr>
+              <w:t>4</w:t>
+            </w:r>
+          </w:p>
+        </w:tc>
+        <w:tc>
+          <w:tcPr>
+            <w:tcW w:type="dxa" w:w="1247"/>
+            <w:shd w:fill="E7E4DF"/>
+          </w:tcPr>
+          <w:p>
+            <w:pPr>
+              <w:spacing w:before="20" w:after="20"/>
+              <w:jc w:val="left"/>
+            </w:pPr>
+            <w:r/>
+            <w:r>
+              <w:rPr>
+                <w:rFonts w:ascii="Calibri" w:hAnsi="Calibri"/>
+                <w:sz w:val="16"/>
+              </w:rPr>
+              <w:t>U.ODIN</w:t>
+            </w:r>
+          </w:p>
+        </w:tc>
+        <w:tc>
+          <w:tcPr>
+            <w:tcW w:type="dxa" w:w="283"/>
+            <w:shd w:fill="E7E4DF"/>
+          </w:tcPr>
+          <w:p>
+            <w:pPr>
+              <w:spacing w:before="20" w:after="20"/>
+              <w:jc w:val="center"/>
+            </w:pPr>
+            <w:r/>
+            <w:r>
+              <w:rPr>
+                <w:rFonts w:ascii="Calibri" w:hAnsi="Calibri"/>
+                <w:sz w:val="16"/>
+              </w:rPr>
+              <w:t>L</w:t>
+            </w:r>
+          </w:p>
+        </w:tc>
+        <w:tc>
+          <w:tcPr>
+            <w:tcW w:type="dxa" w:w="1020"/>
+            <w:shd w:fill="E7E4DF"/>
+          </w:tcPr>
+          <w:p>
+            <w:pPr>
+              <w:spacing w:before="20" w:after="20"/>
+              <w:jc w:val="center"/>
+            </w:pPr>
+            <w:r/>
+            <w:r>
+              <w:rPr>
+                <w:rFonts w:ascii="Calibri" w:hAnsi="Calibri"/>
+                <w:sz w:val="16"/>
+              </w:rPr>
+              <w:t>3204351108770005</w:t>
+            </w:r>
+          </w:p>
+        </w:tc>
+        <w:tc>
+          <w:tcPr>
+            <w:tcW w:type="dxa" w:w="1020"/>
+            <w:shd w:fill="E7E4DF"/>
+          </w:tcPr>
+          <w:p>
+            <w:pPr>
+              <w:spacing w:before="20" w:after="20"/>
+              <w:jc w:val="center"/>
+            </w:pPr>
+            <w:r/>
+            <w:r>
+              <w:rPr>
+                <w:rFonts w:ascii="Calibri" w:hAnsi="Calibri"/>
+                <w:sz w:val="16"/>
+              </w:rPr>
+              <w:t>3204351009120001</w:t>
+            </w:r>
+          </w:p>
+        </w:tc>
+        <w:tc>
+          <w:tcPr>
+            <w:tcW w:type="dxa" w:w="1587"/>
+            <w:shd w:fill="E7E4DF"/>
+          </w:tcPr>
+          <w:p>
+            <w:pPr>
+              <w:spacing w:before="20" w:after="20"/>
+              <w:jc w:val="left"/>
+            </w:pPr>
+            <w:r/>
+            <w:r>
+              <w:rPr>
+                <w:rFonts w:ascii="Calibri" w:hAnsi="Calibri"/>
+                <w:sz w:val="16"/>
+              </w:rPr>
+              <w:t>KP. MEKARSARI RT 3 RW 9</w:t>
+            </w:r>
+          </w:p>
+        </w:tc>
+        <w:tc>
+          <w:tcPr>
+            <w:tcW w:type="dxa" w:w="1417"/>
+            <w:shd w:fill="E7E4DF"/>
+          </w:tcPr>
+          <w:p>
+            <w:pPr>
+              <w:spacing w:before="20" w:after="20"/>
+              <w:jc w:val="left"/>
+            </w:pPr>
+            <w:r/>
+            <w:r>
+              <w:rPr>
+                <w:rFonts w:ascii="Calibri" w:hAnsi="Calibri"/>
+                <w:b/>
+                <w:sz w:val="16"/>
+              </w:rPr>
+              <w:t>Layak Huni</w:t>
+            </w:r>
+          </w:p>
+        </w:tc>
+      </w:tr>
+      <w:tr>
+        <w:tc>
+          <w:tcPr>
+            <w:tcW w:type="dxa" w:w="340"/>
             <w:shd w:fill="FFFFFF"/>
           </w:tcPr>
           <w:p>
@@ -8154,7 +10565,7 @@
                 <w:rFonts w:ascii="Calibri" w:hAnsi="Calibri"/>
                 <w:sz w:val="16"/>
               </w:rPr>
-              <w:t>41</w:t>
+              <w:t>5</w:t>
             </w:r>
           </w:p>
         </w:tc>
@@ -8174,7 +10585,7 @@
                 <w:rFonts w:ascii="Calibri" w:hAnsi="Calibri"/>
                 <w:sz w:val="16"/>
               </w:rPr>
-              <w:t>ADANG</w:t>
+              <w:t>ENDANG SARGA</w:t>
             </w:r>
           </w:p>
         </w:tc>
@@ -8194,7 +10605,7 @@
                 <w:rFonts w:ascii="Calibri" w:hAnsi="Calibri"/>
                 <w:sz w:val="16"/>
               </w:rPr>
-              <w:t>P</w:t>
+              <w:t>L</w:t>
             </w:r>
           </w:p>
         </w:tc>
@@ -8214,7 +10625,7 @@
                 <w:rFonts w:ascii="Calibri" w:hAnsi="Calibri"/>
                 <w:sz w:val="16"/>
               </w:rPr>
-              <w:t>3204364406880002</w:t>
+              <w:t>3204350911550003</w:t>
             </w:r>
           </w:p>
         </w:tc>
@@ -8234,7 +10645,7 @@
                 <w:rFonts w:ascii="Calibri" w:hAnsi="Calibri"/>
                 <w:sz w:val="16"/>
               </w:rPr>
-              <w:t>3204361108120039</w:t>
+              <w:t>3204352903110009</w:t>
             </w:r>
           </w:p>
         </w:tc>
@@ -8254,33 +10665,179 @@
                 <w:rFonts w:ascii="Calibri" w:hAnsi="Calibri"/>
                 <w:sz w:val="16"/>
               </w:rPr>
-              <w:t>KP CICANAR RT 1 RW 12</w:t>
-            </w:r>
-          </w:p>
-        </w:tc>
-        <w:tc>
-          <w:tcPr>
-            <w:tcW w:type="dxa" w:w="567"/>
+              <w:t>KP. TIISDINGIN RT 2 RW 6</w:t>
+            </w:r>
+          </w:p>
+        </w:tc>
+        <w:tc>
+          <w:tcPr>
+            <w:tcW w:type="dxa" w:w="1417"/>
             <w:shd w:fill="FFFFFF"/>
           </w:tcPr>
           <w:p>
             <w:pPr>
               <w:spacing w:before="20" w:after="20"/>
-              <w:jc w:val="center"/>
-            </w:pPr>
-            <w:r/>
-            <w:r>
-              <w:rPr>
-                <w:rFonts w:ascii="Calibri" w:hAnsi="Calibri"/>
-                <w:sz w:val="16"/>
-              </w:rPr>
-              <w:t>LOA</w:t>
-            </w:r>
-          </w:p>
-        </w:tc>
-        <w:tc>
-          <w:tcPr>
-            <w:tcW w:type="dxa" w:w="567"/>
+              <w:jc w:val="left"/>
+            </w:pPr>
+            <w:r/>
+            <w:r>
+              <w:rPr>
+                <w:rFonts w:ascii="Calibri" w:hAnsi="Calibri"/>
+                <w:b/>
+                <w:sz w:val="16"/>
+              </w:rPr>
+              <w:t>Layak Huni</w:t>
+            </w:r>
+          </w:p>
+        </w:tc>
+      </w:tr>
+      <w:tr>
+        <w:tc>
+          <w:tcPr>
+            <w:tcW w:type="dxa" w:w="340"/>
+            <w:shd w:fill="E7E4DF"/>
+          </w:tcPr>
+          <w:p>
+            <w:pPr>
+              <w:spacing w:before="20" w:after="20"/>
+              <w:jc w:val="center"/>
+            </w:pPr>
+            <w:r/>
+            <w:r>
+              <w:rPr>
+                <w:rFonts w:ascii="Calibri" w:hAnsi="Calibri"/>
+                <w:sz w:val="16"/>
+              </w:rPr>
+              <w:t>6</w:t>
+            </w:r>
+          </w:p>
+        </w:tc>
+        <w:tc>
+          <w:tcPr>
+            <w:tcW w:type="dxa" w:w="1247"/>
+            <w:shd w:fill="E7E4DF"/>
+          </w:tcPr>
+          <w:p>
+            <w:pPr>
+              <w:spacing w:before="20" w:after="20"/>
+              <w:jc w:val="left"/>
+            </w:pPr>
+            <w:r/>
+            <w:r>
+              <w:rPr>
+                <w:rFonts w:ascii="Calibri" w:hAnsi="Calibri"/>
+                <w:sz w:val="16"/>
+              </w:rPr>
+              <w:t>TOTO TARMALA</w:t>
+            </w:r>
+          </w:p>
+        </w:tc>
+        <w:tc>
+          <w:tcPr>
+            <w:tcW w:type="dxa" w:w="283"/>
+            <w:shd w:fill="E7E4DF"/>
+          </w:tcPr>
+          <w:p>
+            <w:pPr>
+              <w:spacing w:before="20" w:after="20"/>
+              <w:jc w:val="center"/>
+            </w:pPr>
+            <w:r/>
+            <w:r>
+              <w:rPr>
+                <w:rFonts w:ascii="Calibri" w:hAnsi="Calibri"/>
+                <w:sz w:val="16"/>
+              </w:rPr>
+              <w:t>L</w:t>
+            </w:r>
+          </w:p>
+        </w:tc>
+        <w:tc>
+          <w:tcPr>
+            <w:tcW w:type="dxa" w:w="1020"/>
+            <w:shd w:fill="E7E4DF"/>
+          </w:tcPr>
+          <w:p>
+            <w:pPr>
+              <w:spacing w:before="20" w:after="20"/>
+              <w:jc w:val="center"/>
+            </w:pPr>
+            <w:r/>
+            <w:r>
+              <w:rPr>
+                <w:rFonts w:ascii="Calibri" w:hAnsi="Calibri"/>
+                <w:sz w:val="16"/>
+              </w:rPr>
+              <w:t>3204350101920031</w:t>
+            </w:r>
+          </w:p>
+        </w:tc>
+        <w:tc>
+          <w:tcPr>
+            <w:tcW w:type="dxa" w:w="1020"/>
+            <w:shd w:fill="E7E4DF"/>
+          </w:tcPr>
+          <w:p>
+            <w:pPr>
+              <w:spacing w:before="20" w:after="20"/>
+              <w:jc w:val="center"/>
+            </w:pPr>
+            <w:r/>
+            <w:r>
+              <w:rPr>
+                <w:rFonts w:ascii="Calibri" w:hAnsi="Calibri"/>
+                <w:sz w:val="16"/>
+              </w:rPr>
+              <w:t>3204351803050561</w:t>
+            </w:r>
+          </w:p>
+        </w:tc>
+        <w:tc>
+          <w:tcPr>
+            <w:tcW w:type="dxa" w:w="1587"/>
+            <w:shd w:fill="E7E4DF"/>
+          </w:tcPr>
+          <w:p>
+            <w:pPr>
+              <w:spacing w:before="20" w:after="20"/>
+              <w:jc w:val="left"/>
+            </w:pPr>
+            <w:r/>
+            <w:r>
+              <w:rPr>
+                <w:rFonts w:ascii="Calibri" w:hAnsi="Calibri"/>
+                <w:sz w:val="16"/>
+              </w:rPr>
+              <w:t>KP LOA RT 4 RW 2</w:t>
+            </w:r>
+          </w:p>
+        </w:tc>
+        <w:tc>
+          <w:tcPr>
+            <w:tcW w:type="dxa" w:w="1417"/>
+            <w:shd w:fill="E7E4DF"/>
+          </w:tcPr>
+          <w:p>
+            <w:pPr>
+              <w:spacing w:before="20" w:after="20"/>
+              <w:jc w:val="left"/>
+            </w:pPr>
+            <w:r/>
+            <w:r>
+              <w:rPr>
+                <w:rFonts w:ascii="Calibri" w:hAnsi="Calibri"/>
+                <w:b/>
+                <w:sz w:val="16"/>
+              </w:rPr>
+              <w:t>Layak Huni</w:t>
+            </w:r>
+          </w:p>
+        </w:tc>
+      </w:tr>
+      <w:tr>
+        <w:tc>
+          <w:tcPr>
+            <w:tcW w:type="dxa" w:w="340"/>
             <w:shd w:fill="FFFFFF"/>
           </w:tcPr>
           <w:p>
@@ -8294,7 +10851,47 @@
                 <w:rFonts w:ascii="Calibri" w:hAnsi="Calibri"/>
                 <w:sz w:val="16"/>
               </w:rPr>
-              <w:t>PASEH</w:t>
+              <w:t>7</w:t>
+            </w:r>
+          </w:p>
+        </w:tc>
+        <w:tc>
+          <w:tcPr>
+            <w:tcW w:type="dxa" w:w="1247"/>
+            <w:shd w:fill="FFFFFF"/>
+          </w:tcPr>
+          <w:p>
+            <w:pPr>
+              <w:spacing w:before="20" w:after="20"/>
+              <w:jc w:val="left"/>
+            </w:pPr>
+            <w:r/>
+            <w:r>
+              <w:rPr>
+                <w:rFonts w:ascii="Calibri" w:hAnsi="Calibri"/>
+                <w:sz w:val="16"/>
+              </w:rPr>
+              <w:t>UJANG TIMAN</w:t>
+            </w:r>
+          </w:p>
+        </w:tc>
+        <w:tc>
+          <w:tcPr>
+            <w:tcW w:type="dxa" w:w="283"/>
+            <w:shd w:fill="FFFFFF"/>
+          </w:tcPr>
+          <w:p>
+            <w:pPr>
+              <w:spacing w:before="20" w:after="20"/>
+              <w:jc w:val="center"/>
+            </w:pPr>
+            <w:r/>
+            <w:r>
+              <w:rPr>
+                <w:rFonts w:ascii="Calibri" w:hAnsi="Calibri"/>
+                <w:sz w:val="16"/>
+              </w:rPr>
+              <w:t>L</w:t>
             </w:r>
           </w:p>
         </w:tc>
@@ -8306,6 +10903,46 @@
           <w:p>
             <w:pPr>
               <w:spacing w:before="20" w:after="20"/>
+              <w:jc w:val="center"/>
+            </w:pPr>
+            <w:r/>
+            <w:r>
+              <w:rPr>
+                <w:rFonts w:ascii="Calibri" w:hAnsi="Calibri"/>
+                <w:sz w:val="16"/>
+              </w:rPr>
+              <w:t>3204351508760018</w:t>
+            </w:r>
+          </w:p>
+        </w:tc>
+        <w:tc>
+          <w:tcPr>
+            <w:tcW w:type="dxa" w:w="1020"/>
+            <w:shd w:fill="FFFFFF"/>
+          </w:tcPr>
+          <w:p>
+            <w:pPr>
+              <w:spacing w:before="20" w:after="20"/>
+              <w:jc w:val="center"/>
+            </w:pPr>
+            <w:r/>
+            <w:r>
+              <w:rPr>
+                <w:rFonts w:ascii="Calibri" w:hAnsi="Calibri"/>
+                <w:sz w:val="16"/>
+              </w:rPr>
+              <w:t>3204351211130013</w:t>
+            </w:r>
+          </w:p>
+        </w:tc>
+        <w:tc>
+          <w:tcPr>
+            <w:tcW w:type="dxa" w:w="1587"/>
+            <w:shd w:fill="FFFFFF"/>
+          </w:tcPr>
+          <w:p>
+            <w:pPr>
+              <w:spacing w:before="20" w:after="20"/>
               <w:jc w:val="left"/>
             </w:pPr>
             <w:r/>
@@ -8314,7 +10951,28 @@
                 <w:rFonts w:ascii="Calibri" w:hAnsi="Calibri"/>
                 <w:sz w:val="16"/>
               </w:rPr>
-              <w:t>-</w:t>
+              <w:t>KP LOA RT 4 RW 2</w:t>
+            </w:r>
+          </w:p>
+        </w:tc>
+        <w:tc>
+          <w:tcPr>
+            <w:tcW w:type="dxa" w:w="1417"/>
+            <w:shd w:fill="FFFFFF"/>
+          </w:tcPr>
+          <w:p>
+            <w:pPr>
+              <w:spacing w:before="20" w:after="20"/>
+              <w:jc w:val="left"/>
+            </w:pPr>
+            <w:r/>
+            <w:r>
+              <w:rPr>
+                <w:rFonts w:ascii="Calibri" w:hAnsi="Calibri"/>
+                <w:b/>
+                <w:sz w:val="16"/>
+              </w:rPr>
+              <w:t>Layak Huni</w:t>
             </w:r>
           </w:p>
         </w:tc>
@@ -8336,7 +10994,7 @@
                 <w:rFonts w:ascii="Calibri" w:hAnsi="Calibri"/>
                 <w:sz w:val="16"/>
               </w:rPr>
-              <w:t>42</w:t>
+              <w:t>8</w:t>
             </w:r>
           </w:p>
         </w:tc>
@@ -8356,7 +11014,7 @@
                 <w:rFonts w:ascii="Calibri" w:hAnsi="Calibri"/>
                 <w:sz w:val="16"/>
               </w:rPr>
-              <w:t>ADE</w:t>
+              <w:t>EMEH</w:t>
             </w:r>
           </w:p>
         </w:tc>
@@ -8376,7 +11034,7 @@
                 <w:rFonts w:ascii="Calibri" w:hAnsi="Calibri"/>
                 <w:sz w:val="16"/>
               </w:rPr>
-              <w:t>L</w:t>
+              <w:t>P</w:t>
             </w:r>
           </w:p>
         </w:tc>
@@ -8396,7 +11054,7 @@
                 <w:rFonts w:ascii="Calibri" w:hAnsi="Calibri"/>
                 <w:sz w:val="16"/>
               </w:rPr>
-              <w:t>3204351205630001</w:t>
+              <w:t>3204354107590197</w:t>
             </w:r>
           </w:p>
         </w:tc>
@@ -8416,7 +11074,7 @@
                 <w:rFonts w:ascii="Calibri" w:hAnsi="Calibri"/>
                 <w:sz w:val="16"/>
               </w:rPr>
-              <w:t>3204351903050814</w:t>
+              <w:t>3204352210070031</w:t>
             </w:r>
           </w:p>
         </w:tc>
@@ -8436,33 +11094,179 @@
                 <w:rFonts w:ascii="Calibri" w:hAnsi="Calibri"/>
                 <w:sz w:val="16"/>
               </w:rPr>
-              <w:t>KP MALANG RT 5 RW 6</w:t>
-            </w:r>
-          </w:p>
-        </w:tc>
-        <w:tc>
-          <w:tcPr>
-            <w:tcW w:type="dxa" w:w="567"/>
+              <w:t>MALINGPING RT 4 RW 8</w:t>
+            </w:r>
+          </w:p>
+        </w:tc>
+        <w:tc>
+          <w:tcPr>
+            <w:tcW w:type="dxa" w:w="1417"/>
             <w:shd w:fill="E7E4DF"/>
           </w:tcPr>
           <w:p>
             <w:pPr>
               <w:spacing w:before="20" w:after="20"/>
-              <w:jc w:val="center"/>
-            </w:pPr>
-            <w:r/>
-            <w:r>
-              <w:rPr>
-                <w:rFonts w:ascii="Calibri" w:hAnsi="Calibri"/>
-                <w:sz w:val="16"/>
-              </w:rPr>
-              <w:t>LOA</w:t>
-            </w:r>
-          </w:p>
-        </w:tc>
-        <w:tc>
-          <w:tcPr>
-            <w:tcW w:type="dxa" w:w="567"/>
+              <w:jc w:val="left"/>
+            </w:pPr>
+            <w:r/>
+            <w:r>
+              <w:rPr>
+                <w:rFonts w:ascii="Calibri" w:hAnsi="Calibri"/>
+                <w:b/>
+                <w:sz w:val="16"/>
+              </w:rPr>
+              <w:t>Layak Huni</w:t>
+            </w:r>
+          </w:p>
+        </w:tc>
+      </w:tr>
+      <w:tr>
+        <w:tc>
+          <w:tcPr>
+            <w:tcW w:type="dxa" w:w="340"/>
+            <w:shd w:fill="FFFFFF"/>
+          </w:tcPr>
+          <w:p>
+            <w:pPr>
+              <w:spacing w:before="20" w:after="20"/>
+              <w:jc w:val="center"/>
+            </w:pPr>
+            <w:r/>
+            <w:r>
+              <w:rPr>
+                <w:rFonts w:ascii="Calibri" w:hAnsi="Calibri"/>
+                <w:sz w:val="16"/>
+              </w:rPr>
+              <w:t>9</w:t>
+            </w:r>
+          </w:p>
+        </w:tc>
+        <w:tc>
+          <w:tcPr>
+            <w:tcW w:type="dxa" w:w="1247"/>
+            <w:shd w:fill="FFFFFF"/>
+          </w:tcPr>
+          <w:p>
+            <w:pPr>
+              <w:spacing w:before="20" w:after="20"/>
+              <w:jc w:val="left"/>
+            </w:pPr>
+            <w:r/>
+            <w:r>
+              <w:rPr>
+                <w:rFonts w:ascii="Calibri" w:hAnsi="Calibri"/>
+                <w:sz w:val="16"/>
+              </w:rPr>
+              <w:t>TATAN RUSTANDI</w:t>
+            </w:r>
+          </w:p>
+        </w:tc>
+        <w:tc>
+          <w:tcPr>
+            <w:tcW w:type="dxa" w:w="283"/>
+            <w:shd w:fill="FFFFFF"/>
+          </w:tcPr>
+          <w:p>
+            <w:pPr>
+              <w:spacing w:before="20" w:after="20"/>
+              <w:jc w:val="center"/>
+            </w:pPr>
+            <w:r/>
+            <w:r>
+              <w:rPr>
+                <w:rFonts w:ascii="Calibri" w:hAnsi="Calibri"/>
+                <w:sz w:val="16"/>
+              </w:rPr>
+              <w:t>L</w:t>
+            </w:r>
+          </w:p>
+        </w:tc>
+        <w:tc>
+          <w:tcPr>
+            <w:tcW w:type="dxa" w:w="1020"/>
+            <w:shd w:fill="FFFFFF"/>
+          </w:tcPr>
+          <w:p>
+            <w:pPr>
+              <w:spacing w:before="20" w:after="20"/>
+              <w:jc w:val="center"/>
+            </w:pPr>
+            <w:r/>
+            <w:r>
+              <w:rPr>
+                <w:rFonts w:ascii="Calibri" w:hAnsi="Calibri"/>
+                <w:sz w:val="16"/>
+              </w:rPr>
+              <w:t>3203151003900004</w:t>
+            </w:r>
+          </w:p>
+        </w:tc>
+        <w:tc>
+          <w:tcPr>
+            <w:tcW w:type="dxa" w:w="1020"/>
+            <w:shd w:fill="FFFFFF"/>
+          </w:tcPr>
+          <w:p>
+            <w:pPr>
+              <w:spacing w:before="20" w:after="20"/>
+              <w:jc w:val="center"/>
+            </w:pPr>
+            <w:r/>
+            <w:r>
+              <w:rPr>
+                <w:rFonts w:ascii="Calibri" w:hAnsi="Calibri"/>
+                <w:sz w:val="16"/>
+              </w:rPr>
+              <w:t>3204350304200001</w:t>
+            </w:r>
+          </w:p>
+        </w:tc>
+        <w:tc>
+          <w:tcPr>
+            <w:tcW w:type="dxa" w:w="1587"/>
+            <w:shd w:fill="FFFFFF"/>
+          </w:tcPr>
+          <w:p>
+            <w:pPr>
+              <w:spacing w:before="20" w:after="20"/>
+              <w:jc w:val="left"/>
+            </w:pPr>
+            <w:r/>
+            <w:r>
+              <w:rPr>
+                <w:rFonts w:ascii="Calibri" w:hAnsi="Calibri"/>
+                <w:sz w:val="16"/>
+              </w:rPr>
+              <w:t>KP LOA RT 4 RW 2</w:t>
+            </w:r>
+          </w:p>
+        </w:tc>
+        <w:tc>
+          <w:tcPr>
+            <w:tcW w:type="dxa" w:w="1417"/>
+            <w:shd w:fill="FFFFFF"/>
+          </w:tcPr>
+          <w:p>
+            <w:pPr>
+              <w:spacing w:before="20" w:after="20"/>
+              <w:jc w:val="left"/>
+            </w:pPr>
+            <w:r/>
+            <w:r>
+              <w:rPr>
+                <w:rFonts w:ascii="Calibri" w:hAnsi="Calibri"/>
+                <w:b/>
+                <w:sz w:val="16"/>
+              </w:rPr>
+              <w:t>Layak Huni</w:t>
+            </w:r>
+          </w:p>
+        </w:tc>
+      </w:tr>
+      <w:tr>
+        <w:tc>
+          <w:tcPr>
+            <w:tcW w:type="dxa" w:w="340"/>
             <w:shd w:fill="E7E4DF"/>
           </w:tcPr>
           <w:p>
@@ -8476,7 +11280,47 @@
                 <w:rFonts w:ascii="Calibri" w:hAnsi="Calibri"/>
                 <w:sz w:val="16"/>
               </w:rPr>
-              <w:t>PASEH</w:t>
+              <w:t>10</w:t>
+            </w:r>
+          </w:p>
+        </w:tc>
+        <w:tc>
+          <w:tcPr>
+            <w:tcW w:type="dxa" w:w="1247"/>
+            <w:shd w:fill="E7E4DF"/>
+          </w:tcPr>
+          <w:p>
+            <w:pPr>
+              <w:spacing w:before="20" w:after="20"/>
+              <w:jc w:val="left"/>
+            </w:pPr>
+            <w:r/>
+            <w:r>
+              <w:rPr>
+                <w:rFonts w:ascii="Calibri" w:hAnsi="Calibri"/>
+                <w:sz w:val="16"/>
+              </w:rPr>
+              <w:t>HADI</w:t>
+            </w:r>
+          </w:p>
+        </w:tc>
+        <w:tc>
+          <w:tcPr>
+            <w:tcW w:type="dxa" w:w="283"/>
+            <w:shd w:fill="E7E4DF"/>
+          </w:tcPr>
+          <w:p>
+            <w:pPr>
+              <w:spacing w:before="20" w:after="20"/>
+              <w:jc w:val="center"/>
+            </w:pPr>
+            <w:r/>
+            <w:r>
+              <w:rPr>
+                <w:rFonts w:ascii="Calibri" w:hAnsi="Calibri"/>
+                <w:sz w:val="16"/>
+              </w:rPr>
+              <w:t>L</w:t>
             </w:r>
           </w:p>
         </w:tc>
@@ -8488,6 +11332,46 @@
           <w:p>
             <w:pPr>
               <w:spacing w:before="20" w:after="20"/>
+              <w:jc w:val="center"/>
+            </w:pPr>
+            <w:r/>
+            <w:r>
+              <w:rPr>
+                <w:rFonts w:ascii="Calibri" w:hAnsi="Calibri"/>
+                <w:sz w:val="16"/>
+              </w:rPr>
+              <w:t>3204352502820008</w:t>
+            </w:r>
+          </w:p>
+        </w:tc>
+        <w:tc>
+          <w:tcPr>
+            <w:tcW w:type="dxa" w:w="1020"/>
+            <w:shd w:fill="E7E4DF"/>
+          </w:tcPr>
+          <w:p>
+            <w:pPr>
+              <w:spacing w:before="20" w:after="20"/>
+              <w:jc w:val="center"/>
+            </w:pPr>
+            <w:r/>
+            <w:r>
+              <w:rPr>
+                <w:rFonts w:ascii="Calibri" w:hAnsi="Calibri"/>
+                <w:sz w:val="16"/>
+              </w:rPr>
+              <w:t>3204351004070008</w:t>
+            </w:r>
+          </w:p>
+        </w:tc>
+        <w:tc>
+          <w:tcPr>
+            <w:tcW w:type="dxa" w:w="1587"/>
+            <w:shd w:fill="E7E4DF"/>
+          </w:tcPr>
+          <w:p>
+            <w:pPr>
+              <w:spacing w:before="20" w:after="20"/>
               <w:jc w:val="left"/>
             </w:pPr>
             <w:r/>
@@ -8496,7 +11380,28 @@
                 <w:rFonts w:ascii="Calibri" w:hAnsi="Calibri"/>
                 <w:sz w:val="16"/>
               </w:rPr>
-              <w:t>-</w:t>
+              <w:t>CIDADAP RT 5 RW 5</w:t>
+            </w:r>
+          </w:p>
+        </w:tc>
+        <w:tc>
+          <w:tcPr>
+            <w:tcW w:type="dxa" w:w="1417"/>
+            <w:shd w:fill="E7E4DF"/>
+          </w:tcPr>
+          <w:p>
+            <w:pPr>
+              <w:spacing w:before="20" w:after="20"/>
+              <w:jc w:val="left"/>
+            </w:pPr>
+            <w:r/>
+            <w:r>
+              <w:rPr>
+                <w:rFonts w:ascii="Calibri" w:hAnsi="Calibri"/>
+                <w:b/>
+                <w:sz w:val="16"/>
+              </w:rPr>
+              <w:t>Layak Huni</w:t>
             </w:r>
           </w:p>
         </w:tc>
@@ -8518,7 +11423,7 @@
                 <w:rFonts w:ascii="Calibri" w:hAnsi="Calibri"/>
                 <w:sz w:val="16"/>
               </w:rPr>
-              <w:t>43</w:t>
+              <w:t>11</w:t>
             </w:r>
           </w:p>
         </w:tc>
@@ -8538,7 +11443,7 @@
                 <w:rFonts w:ascii="Calibri" w:hAnsi="Calibri"/>
                 <w:sz w:val="16"/>
               </w:rPr>
-              <w:t>ANAH</w:t>
+              <w:t>ILPAN SETIA MULYA</w:t>
             </w:r>
           </w:p>
         </w:tc>
@@ -8558,7 +11463,7 @@
                 <w:rFonts w:ascii="Calibri" w:hAnsi="Calibri"/>
                 <w:sz w:val="16"/>
               </w:rPr>
-              <w:t>P</w:t>
+              <w:t>L</w:t>
             </w:r>
           </w:p>
         </w:tc>
@@ -8578,7 +11483,7 @@
                 <w:rFonts w:ascii="Calibri" w:hAnsi="Calibri"/>
                 <w:sz w:val="16"/>
               </w:rPr>
-              <w:t>3204354304480004</w:t>
+              <w:t>3204332811900005</w:t>
             </w:r>
           </w:p>
         </w:tc>
@@ -8598,7 +11503,7 @@
                 <w:rFonts w:ascii="Calibri" w:hAnsi="Calibri"/>
                 <w:sz w:val="16"/>
               </w:rPr>
-              <w:t>3204352201200003</w:t>
+              <w:t>3204352506130041</w:t>
             </w:r>
           </w:p>
         </w:tc>
@@ -8618,67 +11523,28 @@
                 <w:rFonts w:ascii="Calibri" w:hAnsi="Calibri"/>
                 <w:sz w:val="16"/>
               </w:rPr>
-              <w:t>KP NENGENG RT 2 RW 4</w:t>
-            </w:r>
-          </w:p>
-        </w:tc>
-        <w:tc>
-          <w:tcPr>
-            <w:tcW w:type="dxa" w:w="567"/>
+              <w:t>KP. TIISDINGIN RT 1 RW 6</w:t>
+            </w:r>
+          </w:p>
+        </w:tc>
+        <w:tc>
+          <w:tcPr>
+            <w:tcW w:type="dxa" w:w="1417"/>
             <w:shd w:fill="FFFFFF"/>
           </w:tcPr>
           <w:p>
             <w:pPr>
               <w:spacing w:before="20" w:after="20"/>
-              <w:jc w:val="center"/>
-            </w:pPr>
-            <w:r/>
-            <w:r>
-              <w:rPr>
-                <w:rFonts w:ascii="Calibri" w:hAnsi="Calibri"/>
-                <w:sz w:val="16"/>
-              </w:rPr>
-              <w:t>LOA</w:t>
-            </w:r>
-          </w:p>
-        </w:tc>
-        <w:tc>
-          <w:tcPr>
-            <w:tcW w:type="dxa" w:w="567"/>
-            <w:shd w:fill="FFFFFF"/>
-          </w:tcPr>
-          <w:p>
-            <w:pPr>
-              <w:spacing w:before="20" w:after="20"/>
-              <w:jc w:val="center"/>
-            </w:pPr>
-            <w:r/>
-            <w:r>
-              <w:rPr>
-                <w:rFonts w:ascii="Calibri" w:hAnsi="Calibri"/>
-                <w:sz w:val="16"/>
-              </w:rPr>
-              <w:t>PASEH</w:t>
-            </w:r>
-          </w:p>
-        </w:tc>
-        <w:tc>
-          <w:tcPr>
-            <w:tcW w:type="dxa" w:w="1020"/>
-            <w:shd w:fill="FFFFFF"/>
-          </w:tcPr>
-          <w:p>
-            <w:pPr>
-              <w:spacing w:before="20" w:after="20"/>
               <w:jc w:val="left"/>
             </w:pPr>
             <w:r/>
             <w:r>
               <w:rPr>
                 <w:rFonts w:ascii="Calibri" w:hAnsi="Calibri"/>
-                <w:sz w:val="16"/>
-              </w:rPr>
-              <w:t>-</w:t>
+                <w:b/>
+                <w:sz w:val="16"/>
+              </w:rPr>
+              <w:t>Layak Huni</w:t>
             </w:r>
           </w:p>
         </w:tc>
@@ -8700,7 +11566,7 @@
                 <w:rFonts w:ascii="Calibri" w:hAnsi="Calibri"/>
                 <w:sz w:val="16"/>
               </w:rPr>
-              <w:t>44</w:t>
+              <w:t>12</w:t>
             </w:r>
           </w:p>
         </w:tc>
@@ -8720,7 +11586,7 @@
                 <w:rFonts w:ascii="Calibri" w:hAnsi="Calibri"/>
                 <w:sz w:val="16"/>
               </w:rPr>
-              <w:t>WAHYU WIBISANA</w:t>
+              <w:t>SAEPULOH</w:t>
             </w:r>
           </w:p>
         </w:tc>
@@ -8760,7 +11626,7 @@
                 <w:rFonts w:ascii="Calibri" w:hAnsi="Calibri"/>
                 <w:sz w:val="16"/>
               </w:rPr>
-              <w:t>3204353112600001</w:t>
+              <w:t>3204351406940003</w:t>
             </w:r>
           </w:p>
         </w:tc>
@@ -8780,7 +11646,7 @@
                 <w:rFonts w:ascii="Calibri" w:hAnsi="Calibri"/>
                 <w:sz w:val="16"/>
               </w:rPr>
-              <w:t>3204350701060146</w:t>
+              <w:t>3204352909220007</w:t>
             </w:r>
           </w:p>
         </w:tc>
@@ -8800,977 +11666,28 @@
                 <w:rFonts w:ascii="Calibri" w:hAnsi="Calibri"/>
                 <w:sz w:val="16"/>
               </w:rPr>
-              <w:t>LIMUS MANGGUNG RT 3 RW 8</w:t>
-            </w:r>
-          </w:p>
-        </w:tc>
-        <w:tc>
-          <w:tcPr>
-            <w:tcW w:type="dxa" w:w="567"/>
+              <w:t>KP. LOA RT 3 RW 10</w:t>
+            </w:r>
+          </w:p>
+        </w:tc>
+        <w:tc>
+          <w:tcPr>
+            <w:tcW w:type="dxa" w:w="1417"/>
             <w:shd w:fill="E7E4DF"/>
           </w:tcPr>
           <w:p>
             <w:pPr>
               <w:spacing w:before="20" w:after="20"/>
-              <w:jc w:val="center"/>
-            </w:pPr>
-            <w:r/>
-            <w:r>
-              <w:rPr>
-                <w:rFonts w:ascii="Calibri" w:hAnsi="Calibri"/>
-                <w:sz w:val="16"/>
-              </w:rPr>
-              <w:t>LOA</w:t>
-            </w:r>
-          </w:p>
-        </w:tc>
-        <w:tc>
-          <w:tcPr>
-            <w:tcW w:type="dxa" w:w="567"/>
-            <w:shd w:fill="E7E4DF"/>
-          </w:tcPr>
-          <w:p>
-            <w:pPr>
-              <w:spacing w:before="20" w:after="20"/>
-              <w:jc w:val="center"/>
-            </w:pPr>
-            <w:r/>
-            <w:r>
-              <w:rPr>
-                <w:rFonts w:ascii="Calibri" w:hAnsi="Calibri"/>
-                <w:sz w:val="16"/>
-              </w:rPr>
-              <w:t>PASEH</w:t>
-            </w:r>
-          </w:p>
-        </w:tc>
-        <w:tc>
-          <w:tcPr>
-            <w:tcW w:type="dxa" w:w="1020"/>
-            <w:shd w:fill="E7E4DF"/>
-          </w:tcPr>
-          <w:p>
-            <w:pPr>
-              <w:spacing w:before="20" w:after="20"/>
               <w:jc w:val="left"/>
             </w:pPr>
             <w:r/>
             <w:r>
               <w:rPr>
                 <w:rFonts w:ascii="Calibri" w:hAnsi="Calibri"/>
-                <w:sz w:val="16"/>
-              </w:rPr>
-              <w:t>-</w:t>
-            </w:r>
-          </w:p>
-        </w:tc>
-      </w:tr>
-      <w:tr>
-        <w:tc>
-          <w:tcPr>
-            <w:tcW w:type="dxa" w:w="340"/>
-            <w:shd w:fill="D4EDDA"/>
-          </w:tcPr>
-          <w:p>
-            <w:pPr>
-              <w:spacing w:before="20" w:after="20"/>
-              <w:jc w:val="center"/>
-            </w:pPr>
-            <w:r/>
-            <w:r>
-              <w:rPr>
-                <w:rFonts w:ascii="Calibri" w:hAnsi="Calibri"/>
-                <w:sz w:val="16"/>
-              </w:rPr>
-              <w:t>45</w:t>
-            </w:r>
-          </w:p>
-        </w:tc>
-        <w:tc>
-          <w:tcPr>
-            <w:tcW w:type="dxa" w:w="1247"/>
-            <w:shd w:fill="D4EDDA"/>
-          </w:tcPr>
-          <w:p>
-            <w:pPr>
-              <w:spacing w:before="20" w:after="20"/>
-              <w:jc w:val="left"/>
-            </w:pPr>
-            <w:r/>
-            <w:r>
-              <w:rPr>
-                <w:rFonts w:ascii="Calibri" w:hAnsi="Calibri"/>
-                <w:sz w:val="16"/>
-              </w:rPr>
-              <w:t>ECIN</w:t>
-            </w:r>
-          </w:p>
-        </w:tc>
-        <w:tc>
-          <w:tcPr>
-            <w:tcW w:type="dxa" w:w="283"/>
-            <w:shd w:fill="D4EDDA"/>
-          </w:tcPr>
-          <w:p>
-            <w:pPr>
-              <w:spacing w:before="20" w:after="20"/>
-              <w:jc w:val="center"/>
-            </w:pPr>
-            <w:r/>
-            <w:r>
-              <w:rPr>
-                <w:rFonts w:ascii="Calibri" w:hAnsi="Calibri"/>
-                <w:sz w:val="16"/>
-              </w:rPr>
-              <w:t>P</w:t>
-            </w:r>
-          </w:p>
-        </w:tc>
-        <w:tc>
-          <w:tcPr>
-            <w:tcW w:type="dxa" w:w="1020"/>
-            <w:shd w:fill="D4EDDA"/>
-          </w:tcPr>
-          <w:p>
-            <w:pPr>
-              <w:spacing w:before="20" w:after="20"/>
-              <w:jc w:val="center"/>
-            </w:pPr>
-            <w:r/>
-            <w:r>
-              <w:rPr>
-                <w:rFonts w:ascii="Calibri" w:hAnsi="Calibri"/>
-                <w:sz w:val="16"/>
-              </w:rPr>
-              <w:t>3204356010480002</w:t>
-            </w:r>
-          </w:p>
-        </w:tc>
-        <w:tc>
-          <w:tcPr>
-            <w:tcW w:type="dxa" w:w="1020"/>
-            <w:shd w:fill="D4EDDA"/>
-          </w:tcPr>
-          <w:p>
-            <w:pPr>
-              <w:spacing w:before="20" w:after="20"/>
-              <w:jc w:val="center"/>
-            </w:pPr>
-            <w:r/>
-            <w:r>
-              <w:rPr>
-                <w:rFonts w:ascii="Calibri" w:hAnsi="Calibri"/>
-                <w:sz w:val="16"/>
-              </w:rPr>
-              <w:t>3204352312050057</w:t>
-            </w:r>
-          </w:p>
-        </w:tc>
-        <w:tc>
-          <w:tcPr>
-            <w:tcW w:type="dxa" w:w="1587"/>
-            <w:shd w:fill="D4EDDA"/>
-          </w:tcPr>
-          <w:p>
-            <w:pPr>
-              <w:spacing w:before="20" w:after="20"/>
-              <w:jc w:val="left"/>
-            </w:pPr>
-            <w:r/>
-            <w:r>
-              <w:rPr>
-                <w:rFonts w:ascii="Calibri" w:hAnsi="Calibri"/>
-                <w:sz w:val="16"/>
-              </w:rPr>
-              <w:t>KP BARUNAI RT 00/04</w:t>
-            </w:r>
-          </w:p>
-        </w:tc>
-        <w:tc>
-          <w:tcPr>
-            <w:tcW w:type="dxa" w:w="567"/>
-            <w:shd w:fill="D4EDDA"/>
-          </w:tcPr>
-          <w:p>
-            <w:pPr>
-              <w:spacing w:before="20" w:after="20"/>
-              <w:jc w:val="center"/>
-            </w:pPr>
-            <w:r/>
-            <w:r>
-              <w:rPr>
-                <w:rFonts w:ascii="Calibri" w:hAnsi="Calibri"/>
-                <w:sz w:val="16"/>
-              </w:rPr>
-              <w:t>LOA</w:t>
-            </w:r>
-          </w:p>
-        </w:tc>
-        <w:tc>
-          <w:tcPr>
-            <w:tcW w:type="dxa" w:w="567"/>
-            <w:shd w:fill="D4EDDA"/>
-          </w:tcPr>
-          <w:p>
-            <w:pPr>
-              <w:spacing w:before="20" w:after="20"/>
-              <w:jc w:val="center"/>
-            </w:pPr>
-            <w:r/>
-            <w:r>
-              <w:rPr>
-                <w:rFonts w:ascii="Calibri" w:hAnsi="Calibri"/>
-                <w:sz w:val="16"/>
-              </w:rPr>
-              <w:t>PASEH</w:t>
-            </w:r>
-          </w:p>
-        </w:tc>
-        <w:tc>
-          <w:tcPr>
-            <w:tcW w:type="dxa" w:w="1020"/>
-            <w:shd w:fill="D4EDDA"/>
-          </w:tcPr>
-          <w:p>
-            <w:pPr>
-              <w:spacing w:before="20" w:after="20"/>
-              <w:jc w:val="left"/>
-            </w:pPr>
-            <w:r/>
-            <w:r>
-              <w:rPr>
-                <w:rFonts w:ascii="Calibri" w:hAnsi="Calibri"/>
-                <w:sz w:val="16"/>
-              </w:rPr>
-              <w:t>★ Data Pengganti</w:t>
-            </w:r>
-          </w:p>
-        </w:tc>
-      </w:tr>
-      <w:tr>
-        <w:tc>
-          <w:tcPr>
-            <w:tcW w:type="dxa" w:w="340"/>
-            <w:shd w:fill="D4EDDA"/>
-          </w:tcPr>
-          <w:p>
-            <w:pPr>
-              <w:spacing w:before="20" w:after="20"/>
-              <w:jc w:val="center"/>
-            </w:pPr>
-            <w:r/>
-            <w:r>
-              <w:rPr>
-                <w:rFonts w:ascii="Calibri" w:hAnsi="Calibri"/>
-                <w:sz w:val="16"/>
-              </w:rPr>
-              <w:t>46</w:t>
-            </w:r>
-          </w:p>
-        </w:tc>
-        <w:tc>
-          <w:tcPr>
-            <w:tcW w:type="dxa" w:w="1247"/>
-            <w:shd w:fill="D4EDDA"/>
-          </w:tcPr>
-          <w:p>
-            <w:pPr>
-              <w:spacing w:before="20" w:after="20"/>
-              <w:jc w:val="left"/>
-            </w:pPr>
-            <w:r/>
-            <w:r>
-              <w:rPr>
-                <w:rFonts w:ascii="Calibri" w:hAnsi="Calibri"/>
-                <w:sz w:val="16"/>
-              </w:rPr>
-              <w:t>EKUR</w:t>
-            </w:r>
-          </w:p>
-        </w:tc>
-        <w:tc>
-          <w:tcPr>
-            <w:tcW w:type="dxa" w:w="283"/>
-            <w:shd w:fill="D4EDDA"/>
-          </w:tcPr>
-          <w:p>
-            <w:pPr>
-              <w:spacing w:before="20" w:after="20"/>
-              <w:jc w:val="center"/>
-            </w:pPr>
-            <w:r/>
-            <w:r>
-              <w:rPr>
-                <w:rFonts w:ascii="Calibri" w:hAnsi="Calibri"/>
-                <w:sz w:val="16"/>
-              </w:rPr>
-              <w:t>L</w:t>
-            </w:r>
-          </w:p>
-        </w:tc>
-        <w:tc>
-          <w:tcPr>
-            <w:tcW w:type="dxa" w:w="1020"/>
-            <w:shd w:fill="D4EDDA"/>
-          </w:tcPr>
-          <w:p>
-            <w:pPr>
-              <w:spacing w:before="20" w:after="20"/>
-              <w:jc w:val="center"/>
-            </w:pPr>
-            <w:r/>
-            <w:r>
-              <w:rPr>
-                <w:rFonts w:ascii="Calibri" w:hAnsi="Calibri"/>
-                <w:sz w:val="16"/>
-              </w:rPr>
-              <w:t>-</w:t>
-            </w:r>
-          </w:p>
-        </w:tc>
-        <w:tc>
-          <w:tcPr>
-            <w:tcW w:type="dxa" w:w="1020"/>
-            <w:shd w:fill="D4EDDA"/>
-          </w:tcPr>
-          <w:p>
-            <w:pPr>
-              <w:spacing w:before="20" w:after="20"/>
-              <w:jc w:val="center"/>
-            </w:pPr>
-            <w:r/>
-            <w:r>
-              <w:rPr>
-                <w:rFonts w:ascii="Calibri" w:hAnsi="Calibri"/>
-                <w:sz w:val="16"/>
-              </w:rPr>
-              <w:t>-</w:t>
-            </w:r>
-          </w:p>
-        </w:tc>
-        <w:tc>
-          <w:tcPr>
-            <w:tcW w:type="dxa" w:w="1587"/>
-            <w:shd w:fill="D4EDDA"/>
-          </w:tcPr>
-          <w:p>
-            <w:pPr>
-              <w:spacing w:before="20" w:after="20"/>
-              <w:jc w:val="left"/>
-            </w:pPr>
-            <w:r/>
-            <w:r>
-              <w:rPr>
-                <w:rFonts w:ascii="Calibri" w:hAnsi="Calibri"/>
-                <w:sz w:val="16"/>
-              </w:rPr>
-              <w:t>-</w:t>
-            </w:r>
-          </w:p>
-        </w:tc>
-        <w:tc>
-          <w:tcPr>
-            <w:tcW w:type="dxa" w:w="567"/>
-            <w:shd w:fill="D4EDDA"/>
-          </w:tcPr>
-          <w:p>
-            <w:pPr>
-              <w:spacing w:before="20" w:after="20"/>
-              <w:jc w:val="center"/>
-            </w:pPr>
-            <w:r/>
-            <w:r>
-              <w:rPr>
-                <w:rFonts w:ascii="Calibri" w:hAnsi="Calibri"/>
-                <w:sz w:val="16"/>
-              </w:rPr>
-              <w:t>LOA</w:t>
-            </w:r>
-          </w:p>
-        </w:tc>
-        <w:tc>
-          <w:tcPr>
-            <w:tcW w:type="dxa" w:w="567"/>
-            <w:shd w:fill="D4EDDA"/>
-          </w:tcPr>
-          <w:p>
-            <w:pPr>
-              <w:spacing w:before="20" w:after="20"/>
-              <w:jc w:val="center"/>
-            </w:pPr>
-            <w:r/>
-            <w:r>
-              <w:rPr>
-                <w:rFonts w:ascii="Calibri" w:hAnsi="Calibri"/>
-                <w:sz w:val="16"/>
-              </w:rPr>
-              <w:t>PASEH</w:t>
-            </w:r>
-          </w:p>
-        </w:tc>
-        <w:tc>
-          <w:tcPr>
-            <w:tcW w:type="dxa" w:w="1020"/>
-            <w:shd w:fill="D4EDDA"/>
-          </w:tcPr>
-          <w:p>
-            <w:pPr>
-              <w:spacing w:before="20" w:after="20"/>
-              <w:jc w:val="left"/>
-            </w:pPr>
-            <w:r/>
-            <w:r>
-              <w:rPr>
-                <w:rFonts w:ascii="Calibri" w:hAnsi="Calibri"/>
-                <w:sz w:val="16"/>
-              </w:rPr>
-              <w:t>★ Data Pengganti</w:t>
-            </w:r>
-          </w:p>
-        </w:tc>
-      </w:tr>
-      <w:tr>
-        <w:tc>
-          <w:tcPr>
-            <w:tcW w:type="dxa" w:w="340"/>
-            <w:shd w:fill="D4EDDA"/>
-          </w:tcPr>
-          <w:p>
-            <w:pPr>
-              <w:spacing w:before="20" w:after="20"/>
-              <w:jc w:val="center"/>
-            </w:pPr>
-            <w:r/>
-            <w:r>
-              <w:rPr>
-                <w:rFonts w:ascii="Calibri" w:hAnsi="Calibri"/>
-                <w:sz w:val="16"/>
-              </w:rPr>
-              <w:t>47</w:t>
-            </w:r>
-          </w:p>
-        </w:tc>
-        <w:tc>
-          <w:tcPr>
-            <w:tcW w:type="dxa" w:w="1247"/>
-            <w:shd w:fill="D4EDDA"/>
-          </w:tcPr>
-          <w:p>
-            <w:pPr>
-              <w:spacing w:before="20" w:after="20"/>
-              <w:jc w:val="left"/>
-            </w:pPr>
-            <w:r/>
-            <w:r>
-              <w:rPr>
-                <w:rFonts w:ascii="Calibri" w:hAnsi="Calibri"/>
-                <w:sz w:val="16"/>
-              </w:rPr>
-              <w:t>CARMA</w:t>
-            </w:r>
-          </w:p>
-        </w:tc>
-        <w:tc>
-          <w:tcPr>
-            <w:tcW w:type="dxa" w:w="283"/>
-            <w:shd w:fill="D4EDDA"/>
-          </w:tcPr>
-          <w:p>
-            <w:pPr>
-              <w:spacing w:before="20" w:after="20"/>
-              <w:jc w:val="center"/>
-            </w:pPr>
-            <w:r/>
-            <w:r>
-              <w:rPr>
-                <w:rFonts w:ascii="Calibri" w:hAnsi="Calibri"/>
-                <w:sz w:val="16"/>
-              </w:rPr>
-              <w:t>L</w:t>
-            </w:r>
-          </w:p>
-        </w:tc>
-        <w:tc>
-          <w:tcPr>
-            <w:tcW w:type="dxa" w:w="1020"/>
-            <w:shd w:fill="D4EDDA"/>
-          </w:tcPr>
-          <w:p>
-            <w:pPr>
-              <w:spacing w:before="20" w:after="20"/>
-              <w:jc w:val="center"/>
-            </w:pPr>
-            <w:r/>
-            <w:r>
-              <w:rPr>
-                <w:rFonts w:ascii="Calibri" w:hAnsi="Calibri"/>
-                <w:sz w:val="16"/>
-              </w:rPr>
-              <w:t>-</w:t>
-            </w:r>
-          </w:p>
-        </w:tc>
-        <w:tc>
-          <w:tcPr>
-            <w:tcW w:type="dxa" w:w="1020"/>
-            <w:shd w:fill="D4EDDA"/>
-          </w:tcPr>
-          <w:p>
-            <w:pPr>
-              <w:spacing w:before="20" w:after="20"/>
-              <w:jc w:val="center"/>
-            </w:pPr>
-            <w:r/>
-            <w:r>
-              <w:rPr>
-                <w:rFonts w:ascii="Calibri" w:hAnsi="Calibri"/>
-                <w:sz w:val="16"/>
-              </w:rPr>
-              <w:t>-</w:t>
-            </w:r>
-          </w:p>
-        </w:tc>
-        <w:tc>
-          <w:tcPr>
-            <w:tcW w:type="dxa" w:w="1587"/>
-            <w:shd w:fill="D4EDDA"/>
-          </w:tcPr>
-          <w:p>
-            <w:pPr>
-              <w:spacing w:before="20" w:after="20"/>
-              <w:jc w:val="left"/>
-            </w:pPr>
-            <w:r/>
-            <w:r>
-              <w:rPr>
-                <w:rFonts w:ascii="Calibri" w:hAnsi="Calibri"/>
-                <w:sz w:val="16"/>
-              </w:rPr>
-              <w:t>-</w:t>
-            </w:r>
-          </w:p>
-        </w:tc>
-        <w:tc>
-          <w:tcPr>
-            <w:tcW w:type="dxa" w:w="567"/>
-            <w:shd w:fill="D4EDDA"/>
-          </w:tcPr>
-          <w:p>
-            <w:pPr>
-              <w:spacing w:before="20" w:after="20"/>
-              <w:jc w:val="center"/>
-            </w:pPr>
-            <w:r/>
-            <w:r>
-              <w:rPr>
-                <w:rFonts w:ascii="Calibri" w:hAnsi="Calibri"/>
-                <w:sz w:val="16"/>
-              </w:rPr>
-              <w:t>LOA</w:t>
-            </w:r>
-          </w:p>
-        </w:tc>
-        <w:tc>
-          <w:tcPr>
-            <w:tcW w:type="dxa" w:w="567"/>
-            <w:shd w:fill="D4EDDA"/>
-          </w:tcPr>
-          <w:p>
-            <w:pPr>
-              <w:spacing w:before="20" w:after="20"/>
-              <w:jc w:val="center"/>
-            </w:pPr>
-            <w:r/>
-            <w:r>
-              <w:rPr>
-                <w:rFonts w:ascii="Calibri" w:hAnsi="Calibri"/>
-                <w:sz w:val="16"/>
-              </w:rPr>
-              <w:t>PASEH</w:t>
-            </w:r>
-          </w:p>
-        </w:tc>
-        <w:tc>
-          <w:tcPr>
-            <w:tcW w:type="dxa" w:w="1020"/>
-            <w:shd w:fill="D4EDDA"/>
-          </w:tcPr>
-          <w:p>
-            <w:pPr>
-              <w:spacing w:before="20" w:after="20"/>
-              <w:jc w:val="left"/>
-            </w:pPr>
-            <w:r/>
-            <w:r>
-              <w:rPr>
-                <w:rFonts w:ascii="Calibri" w:hAnsi="Calibri"/>
-                <w:sz w:val="16"/>
-              </w:rPr>
-              <w:t>★ Data Pengganti</w:t>
-            </w:r>
-          </w:p>
-        </w:tc>
-      </w:tr>
-      <w:tr>
-        <w:tc>
-          <w:tcPr>
-            <w:tcW w:type="dxa" w:w="340"/>
-            <w:shd w:fill="D4EDDA"/>
-          </w:tcPr>
-          <w:p>
-            <w:pPr>
-              <w:spacing w:before="20" w:after="20"/>
-              <w:jc w:val="center"/>
-            </w:pPr>
-            <w:r/>
-            <w:r>
-              <w:rPr>
-                <w:rFonts w:ascii="Calibri" w:hAnsi="Calibri"/>
-                <w:sz w:val="16"/>
-              </w:rPr>
-              <w:t>48</w:t>
-            </w:r>
-          </w:p>
-        </w:tc>
-        <w:tc>
-          <w:tcPr>
-            <w:tcW w:type="dxa" w:w="1247"/>
-            <w:shd w:fill="D4EDDA"/>
-          </w:tcPr>
-          <w:p>
-            <w:pPr>
-              <w:spacing w:before="20" w:after="20"/>
-              <w:jc w:val="left"/>
-            </w:pPr>
-            <w:r/>
-            <w:r>
-              <w:rPr>
-                <w:rFonts w:ascii="Calibri" w:hAnsi="Calibri"/>
-                <w:sz w:val="16"/>
-              </w:rPr>
-              <w:t>UJANG JUJUN</w:t>
-            </w:r>
-          </w:p>
-        </w:tc>
-        <w:tc>
-          <w:tcPr>
-            <w:tcW w:type="dxa" w:w="283"/>
-            <w:shd w:fill="D4EDDA"/>
-          </w:tcPr>
-          <w:p>
-            <w:pPr>
-              <w:spacing w:before="20" w:after="20"/>
-              <w:jc w:val="center"/>
-            </w:pPr>
-            <w:r/>
-            <w:r>
-              <w:rPr>
-                <w:rFonts w:ascii="Calibri" w:hAnsi="Calibri"/>
-                <w:sz w:val="16"/>
-              </w:rPr>
-              <w:t>L</w:t>
-            </w:r>
-          </w:p>
-        </w:tc>
-        <w:tc>
-          <w:tcPr>
-            <w:tcW w:type="dxa" w:w="1020"/>
-            <w:shd w:fill="D4EDDA"/>
-          </w:tcPr>
-          <w:p>
-            <w:pPr>
-              <w:spacing w:before="20" w:after="20"/>
-              <w:jc w:val="center"/>
-            </w:pPr>
-            <w:r/>
-            <w:r>
-              <w:rPr>
-                <w:rFonts w:ascii="Calibri" w:hAnsi="Calibri"/>
-                <w:sz w:val="16"/>
-              </w:rPr>
-              <w:t>-</w:t>
-            </w:r>
-          </w:p>
-        </w:tc>
-        <w:tc>
-          <w:tcPr>
-            <w:tcW w:type="dxa" w:w="1020"/>
-            <w:shd w:fill="D4EDDA"/>
-          </w:tcPr>
-          <w:p>
-            <w:pPr>
-              <w:spacing w:before="20" w:after="20"/>
-              <w:jc w:val="center"/>
-            </w:pPr>
-            <w:r/>
-            <w:r>
-              <w:rPr>
-                <w:rFonts w:ascii="Calibri" w:hAnsi="Calibri"/>
-                <w:sz w:val="16"/>
-              </w:rPr>
-              <w:t>-</w:t>
-            </w:r>
-          </w:p>
-        </w:tc>
-        <w:tc>
-          <w:tcPr>
-            <w:tcW w:type="dxa" w:w="1587"/>
-            <w:shd w:fill="D4EDDA"/>
-          </w:tcPr>
-          <w:p>
-            <w:pPr>
-              <w:spacing w:before="20" w:after="20"/>
-              <w:jc w:val="left"/>
-            </w:pPr>
-            <w:r/>
-            <w:r>
-              <w:rPr>
-                <w:rFonts w:ascii="Calibri" w:hAnsi="Calibri"/>
-                <w:sz w:val="16"/>
-              </w:rPr>
-              <w:t>-</w:t>
-            </w:r>
-          </w:p>
-        </w:tc>
-        <w:tc>
-          <w:tcPr>
-            <w:tcW w:type="dxa" w:w="567"/>
-            <w:shd w:fill="D4EDDA"/>
-          </w:tcPr>
-          <w:p>
-            <w:pPr>
-              <w:spacing w:before="20" w:after="20"/>
-              <w:jc w:val="center"/>
-            </w:pPr>
-            <w:r/>
-            <w:r>
-              <w:rPr>
-                <w:rFonts w:ascii="Calibri" w:hAnsi="Calibri"/>
-                <w:sz w:val="16"/>
-              </w:rPr>
-              <w:t>LOA</w:t>
-            </w:r>
-          </w:p>
-        </w:tc>
-        <w:tc>
-          <w:tcPr>
-            <w:tcW w:type="dxa" w:w="567"/>
-            <w:shd w:fill="D4EDDA"/>
-          </w:tcPr>
-          <w:p>
-            <w:pPr>
-              <w:spacing w:before="20" w:after="20"/>
-              <w:jc w:val="center"/>
-            </w:pPr>
-            <w:r/>
-            <w:r>
-              <w:rPr>
-                <w:rFonts w:ascii="Calibri" w:hAnsi="Calibri"/>
-                <w:sz w:val="16"/>
-              </w:rPr>
-              <w:t>PASEH</w:t>
-            </w:r>
-          </w:p>
-        </w:tc>
-        <w:tc>
-          <w:tcPr>
-            <w:tcW w:type="dxa" w:w="1020"/>
-            <w:shd w:fill="D4EDDA"/>
-          </w:tcPr>
-          <w:p>
-            <w:pPr>
-              <w:spacing w:before="20" w:after="20"/>
-              <w:jc w:val="left"/>
-            </w:pPr>
-            <w:r/>
-            <w:r>
-              <w:rPr>
-                <w:rFonts w:ascii="Calibri" w:hAnsi="Calibri"/>
-                <w:sz w:val="16"/>
-              </w:rPr>
-              <w:t>★ Data Pengganti</w:t>
-            </w:r>
-          </w:p>
-        </w:tc>
-      </w:tr>
-      <w:tr>
-        <w:tc>
-          <w:tcPr>
-            <w:tcW w:type="dxa" w:w="340"/>
-            <w:shd w:fill="D4EDDA"/>
-          </w:tcPr>
-          <w:p>
-            <w:pPr>
-              <w:spacing w:before="20" w:after="20"/>
-              <w:jc w:val="center"/>
-            </w:pPr>
-            <w:r/>
-            <w:r>
-              <w:rPr>
-                <w:rFonts w:ascii="Calibri" w:hAnsi="Calibri"/>
-                <w:sz w:val="16"/>
-              </w:rPr>
-              <w:t>49</w:t>
-            </w:r>
-          </w:p>
-        </w:tc>
-        <w:tc>
-          <w:tcPr>
-            <w:tcW w:type="dxa" w:w="1247"/>
-            <w:shd w:fill="D4EDDA"/>
-          </w:tcPr>
-          <w:p>
-            <w:pPr>
-              <w:spacing w:before="20" w:after="20"/>
-              <w:jc w:val="left"/>
-            </w:pPr>
-            <w:r/>
-            <w:r>
-              <w:rPr>
-                <w:rFonts w:ascii="Calibri" w:hAnsi="Calibri"/>
-                <w:sz w:val="16"/>
-              </w:rPr>
-              <w:t>UJANG PARMAN</w:t>
-            </w:r>
-          </w:p>
-        </w:tc>
-        <w:tc>
-          <w:tcPr>
-            <w:tcW w:type="dxa" w:w="283"/>
-            <w:shd w:fill="D4EDDA"/>
-          </w:tcPr>
-          <w:p>
-            <w:pPr>
-              <w:spacing w:before="20" w:after="20"/>
-              <w:jc w:val="center"/>
-            </w:pPr>
-            <w:r/>
-            <w:r>
-              <w:rPr>
-                <w:rFonts w:ascii="Calibri" w:hAnsi="Calibri"/>
-                <w:sz w:val="16"/>
-              </w:rPr>
-              <w:t>L</w:t>
-            </w:r>
-          </w:p>
-        </w:tc>
-        <w:tc>
-          <w:tcPr>
-            <w:tcW w:type="dxa" w:w="1020"/>
-            <w:shd w:fill="D4EDDA"/>
-          </w:tcPr>
-          <w:p>
-            <w:pPr>
-              <w:spacing w:before="20" w:after="20"/>
-              <w:jc w:val="center"/>
-            </w:pPr>
-            <w:r/>
-            <w:r>
-              <w:rPr>
-                <w:rFonts w:ascii="Calibri" w:hAnsi="Calibri"/>
-                <w:sz w:val="16"/>
-              </w:rPr>
-              <w:t>-</w:t>
-            </w:r>
-          </w:p>
-        </w:tc>
-        <w:tc>
-          <w:tcPr>
-            <w:tcW w:type="dxa" w:w="1020"/>
-            <w:shd w:fill="D4EDDA"/>
-          </w:tcPr>
-          <w:p>
-            <w:pPr>
-              <w:spacing w:before="20" w:after="20"/>
-              <w:jc w:val="center"/>
-            </w:pPr>
-            <w:r/>
-            <w:r>
-              <w:rPr>
-                <w:rFonts w:ascii="Calibri" w:hAnsi="Calibri"/>
-                <w:sz w:val="16"/>
-              </w:rPr>
-              <w:t>-</w:t>
-            </w:r>
-          </w:p>
-        </w:tc>
-        <w:tc>
-          <w:tcPr>
-            <w:tcW w:type="dxa" w:w="1587"/>
-            <w:shd w:fill="D4EDDA"/>
-          </w:tcPr>
-          <w:p>
-            <w:pPr>
-              <w:spacing w:before="20" w:after="20"/>
-              <w:jc w:val="left"/>
-            </w:pPr>
-            <w:r/>
-            <w:r>
-              <w:rPr>
-                <w:rFonts w:ascii="Calibri" w:hAnsi="Calibri"/>
-                <w:sz w:val="16"/>
-              </w:rPr>
-              <w:t>-</w:t>
-            </w:r>
-          </w:p>
-        </w:tc>
-        <w:tc>
-          <w:tcPr>
-            <w:tcW w:type="dxa" w:w="567"/>
-            <w:shd w:fill="D4EDDA"/>
-          </w:tcPr>
-          <w:p>
-            <w:pPr>
-              <w:spacing w:before="20" w:after="20"/>
-              <w:jc w:val="center"/>
-            </w:pPr>
-            <w:r/>
-            <w:r>
-              <w:rPr>
-                <w:rFonts w:ascii="Calibri" w:hAnsi="Calibri"/>
-                <w:sz w:val="16"/>
-              </w:rPr>
-              <w:t>LOA</w:t>
-            </w:r>
-          </w:p>
-        </w:tc>
-        <w:tc>
-          <w:tcPr>
-            <w:tcW w:type="dxa" w:w="567"/>
-            <w:shd w:fill="D4EDDA"/>
-          </w:tcPr>
-          <w:p>
-            <w:pPr>
-              <w:spacing w:before="20" w:after="20"/>
-              <w:jc w:val="center"/>
-            </w:pPr>
-            <w:r/>
-            <w:r>
-              <w:rPr>
-                <w:rFonts w:ascii="Calibri" w:hAnsi="Calibri"/>
-                <w:sz w:val="16"/>
-              </w:rPr>
-              <w:t>PASEH</w:t>
-            </w:r>
-          </w:p>
-        </w:tc>
-        <w:tc>
-          <w:tcPr>
-            <w:tcW w:type="dxa" w:w="1020"/>
-            <w:shd w:fill="D4EDDA"/>
-          </w:tcPr>
-          <w:p>
-            <w:pPr>
-              <w:spacing w:before="20" w:after="20"/>
-              <w:jc w:val="left"/>
-            </w:pPr>
-            <w:r/>
-            <w:r>
-              <w:rPr>
-                <w:rFonts w:ascii="Calibri" w:hAnsi="Calibri"/>
-                <w:sz w:val="16"/>
-              </w:rPr>
-              <w:t>★ Data Pengganti</w:t>
+                <w:b/>
+                <w:sz w:val="16"/>
+              </w:rPr>
+              <w:t>Layak Huni</w:t>
             </w:r>
           </w:p>
         </w:tc>

--- a/upload/Data_Riska_Ujang_TFL_IBUN.docx
+++ b/upload/Data_Riska_Ujang_TFL_IBUN.docx
@@ -7231,6 +7231,1098 @@
         <w:tc>
           <w:tcPr>
             <w:tcW w:type="dxa" w:w="340"/>
+            <w:shd w:fill="D4EDDA"/>
+          </w:tcPr>
+          <w:p>
+            <w:pPr>
+              <w:spacing w:before="20" w:after="20"/>
+              <w:jc w:val="center"/>
+            </w:pPr>
+            <w:r/>
+            <w:r>
+              <w:rPr>
+                <w:rFonts w:ascii="Calibri" w:hAnsi="Calibri"/>
+                <w:sz w:val="16"/>
+              </w:rPr>
+              <w:t>36</w:t>
+            </w:r>
+          </w:p>
+        </w:tc>
+        <w:tc>
+          <w:tcPr>
+            <w:tcW w:type="dxa" w:w="1247"/>
+            <w:shd w:fill="D4EDDA"/>
+          </w:tcPr>
+          <w:p>
+            <w:pPr>
+              <w:spacing w:before="20" w:after="20"/>
+              <w:jc w:val="left"/>
+            </w:pPr>
+            <w:r/>
+            <w:r>
+              <w:rPr>
+                <w:rFonts w:ascii="Calibri" w:hAnsi="Calibri"/>
+                <w:sz w:val="16"/>
+              </w:rPr>
+              <w:t>ASEP AAN SAEPUDIN</w:t>
+            </w:r>
+          </w:p>
+        </w:tc>
+        <w:tc>
+          <w:tcPr>
+            <w:tcW w:type="dxa" w:w="283"/>
+            <w:shd w:fill="D4EDDA"/>
+          </w:tcPr>
+          <w:p>
+            <w:pPr>
+              <w:spacing w:before="20" w:after="20"/>
+              <w:jc w:val="center"/>
+            </w:pPr>
+            <w:r/>
+            <w:r>
+              <w:rPr>
+                <w:rFonts w:ascii="Calibri" w:hAnsi="Calibri"/>
+                <w:sz w:val="16"/>
+              </w:rPr>
+              <w:t>L</w:t>
+            </w:r>
+          </w:p>
+        </w:tc>
+        <w:tc>
+          <w:tcPr>
+            <w:tcW w:type="dxa" w:w="1020"/>
+            <w:shd w:fill="D4EDDA"/>
+          </w:tcPr>
+          <w:p>
+            <w:pPr>
+              <w:spacing w:before="20" w:after="20"/>
+              <w:jc w:val="center"/>
+            </w:pPr>
+            <w:r/>
+            <w:r>
+              <w:rPr>
+                <w:rFonts w:ascii="Calibri" w:hAnsi="Calibri"/>
+                <w:sz w:val="16"/>
+              </w:rPr>
+              <w:t>3204350901750002</w:t>
+            </w:r>
+          </w:p>
+        </w:tc>
+        <w:tc>
+          <w:tcPr>
+            <w:tcW w:type="dxa" w:w="1020"/>
+            <w:shd w:fill="D4EDDA"/>
+          </w:tcPr>
+          <w:p>
+            <w:pPr>
+              <w:spacing w:before="20" w:after="20"/>
+              <w:jc w:val="center"/>
+            </w:pPr>
+            <w:r/>
+            <w:r>
+              <w:rPr>
+                <w:rFonts w:ascii="Calibri" w:hAnsi="Calibri"/>
+                <w:sz w:val="16"/>
+              </w:rPr>
+              <w:t>3204351208160008</w:t>
+            </w:r>
+          </w:p>
+        </w:tc>
+        <w:tc>
+          <w:tcPr>
+            <w:tcW w:type="dxa" w:w="1587"/>
+            <w:shd w:fill="D4EDDA"/>
+          </w:tcPr>
+          <w:p>
+            <w:pPr>
+              <w:spacing w:before="20" w:after="20"/>
+              <w:jc w:val="left"/>
+            </w:pPr>
+            <w:r/>
+            <w:r>
+              <w:rPr>
+                <w:rFonts w:ascii="Calibri" w:hAnsi="Calibri"/>
+                <w:sz w:val="16"/>
+              </w:rPr>
+              <w:t>KP LOA RT 01/01</w:t>
+            </w:r>
+          </w:p>
+        </w:tc>
+        <w:tc>
+          <w:tcPr>
+            <w:tcW w:type="dxa" w:w="567"/>
+            <w:shd w:fill="D4EDDA"/>
+          </w:tcPr>
+          <w:p>
+            <w:pPr>
+              <w:spacing w:before="20" w:after="20"/>
+              <w:jc w:val="center"/>
+            </w:pPr>
+            <w:r/>
+            <w:r>
+              <w:rPr>
+                <w:rFonts w:ascii="Calibri" w:hAnsi="Calibri"/>
+                <w:sz w:val="16"/>
+              </w:rPr>
+              <w:t>LOA</w:t>
+            </w:r>
+          </w:p>
+        </w:tc>
+        <w:tc>
+          <w:tcPr>
+            <w:tcW w:type="dxa" w:w="567"/>
+            <w:shd w:fill="D4EDDA"/>
+          </w:tcPr>
+          <w:p>
+            <w:pPr>
+              <w:spacing w:before="20" w:after="20"/>
+              <w:jc w:val="center"/>
+            </w:pPr>
+            <w:r/>
+            <w:r>
+              <w:rPr>
+                <w:rFonts w:ascii="Calibri" w:hAnsi="Calibri"/>
+                <w:sz w:val="16"/>
+              </w:rPr>
+              <w:t>PASEH</w:t>
+            </w:r>
+          </w:p>
+        </w:tc>
+        <w:tc>
+          <w:tcPr>
+            <w:tcW w:type="dxa" w:w="1020"/>
+            <w:shd w:fill="D4EDDA"/>
+          </w:tcPr>
+          <w:p>
+            <w:pPr>
+              <w:spacing w:before="20" w:after="20"/>
+              <w:jc w:val="left"/>
+            </w:pPr>
+            <w:r/>
+            <w:r>
+              <w:rPr>
+                <w:rFonts w:ascii="Calibri" w:hAnsi="Calibri"/>
+                <w:sz w:val="16"/>
+              </w:rPr>
+              <w:t>★ Data Pengganti</w:t>
+            </w:r>
+          </w:p>
+        </w:tc>
+      </w:tr>
+      <w:tr>
+        <w:tc>
+          <w:tcPr>
+            <w:tcW w:type="dxa" w:w="340"/>
+            <w:shd w:fill="D4EDDA"/>
+          </w:tcPr>
+          <w:p>
+            <w:pPr>
+              <w:spacing w:before="20" w:after="20"/>
+              <w:jc w:val="center"/>
+            </w:pPr>
+            <w:r/>
+            <w:r>
+              <w:rPr>
+                <w:rFonts w:ascii="Calibri" w:hAnsi="Calibri"/>
+                <w:sz w:val="16"/>
+              </w:rPr>
+              <w:t>37</w:t>
+            </w:r>
+          </w:p>
+        </w:tc>
+        <w:tc>
+          <w:tcPr>
+            <w:tcW w:type="dxa" w:w="1247"/>
+            <w:shd w:fill="D4EDDA"/>
+          </w:tcPr>
+          <w:p>
+            <w:pPr>
+              <w:spacing w:before="20" w:after="20"/>
+              <w:jc w:val="left"/>
+            </w:pPr>
+            <w:r/>
+            <w:r>
+              <w:rPr>
+                <w:rFonts w:ascii="Calibri" w:hAnsi="Calibri"/>
+                <w:sz w:val="16"/>
+              </w:rPr>
+              <w:t>DANA</w:t>
+            </w:r>
+          </w:p>
+        </w:tc>
+        <w:tc>
+          <w:tcPr>
+            <w:tcW w:type="dxa" w:w="283"/>
+            <w:shd w:fill="D4EDDA"/>
+          </w:tcPr>
+          <w:p>
+            <w:pPr>
+              <w:spacing w:before="20" w:after="20"/>
+              <w:jc w:val="center"/>
+            </w:pPr>
+            <w:r/>
+            <w:r>
+              <w:rPr>
+                <w:rFonts w:ascii="Calibri" w:hAnsi="Calibri"/>
+                <w:sz w:val="16"/>
+              </w:rPr>
+              <w:t>L</w:t>
+            </w:r>
+          </w:p>
+        </w:tc>
+        <w:tc>
+          <w:tcPr>
+            <w:tcW w:type="dxa" w:w="1020"/>
+            <w:shd w:fill="D4EDDA"/>
+          </w:tcPr>
+          <w:p>
+            <w:pPr>
+              <w:spacing w:before="20" w:after="20"/>
+              <w:jc w:val="center"/>
+            </w:pPr>
+            <w:r/>
+            <w:r>
+              <w:rPr>
+                <w:rFonts w:ascii="Calibri" w:hAnsi="Calibri"/>
+                <w:sz w:val="16"/>
+              </w:rPr>
+              <w:t>3204352610750003</w:t>
+            </w:r>
+          </w:p>
+        </w:tc>
+        <w:tc>
+          <w:tcPr>
+            <w:tcW w:type="dxa" w:w="1020"/>
+            <w:shd w:fill="D4EDDA"/>
+          </w:tcPr>
+          <w:p>
+            <w:pPr>
+              <w:spacing w:before="20" w:after="20"/>
+              <w:jc w:val="center"/>
+            </w:pPr>
+            <w:r/>
+            <w:r>
+              <w:rPr>
+                <w:rFonts w:ascii="Calibri" w:hAnsi="Calibri"/>
+                <w:sz w:val="16"/>
+              </w:rPr>
+              <w:t>3204351903051537</w:t>
+            </w:r>
+          </w:p>
+        </w:tc>
+        <w:tc>
+          <w:tcPr>
+            <w:tcW w:type="dxa" w:w="1587"/>
+            <w:shd w:fill="D4EDDA"/>
+          </w:tcPr>
+          <w:p>
+            <w:pPr>
+              <w:spacing w:before="20" w:after="20"/>
+              <w:jc w:val="left"/>
+            </w:pPr>
+            <w:r/>
+            <w:r>
+              <w:rPr>
+                <w:rFonts w:ascii="Calibri" w:hAnsi="Calibri"/>
+                <w:sz w:val="16"/>
+              </w:rPr>
+              <w:t>KP SUKA GEUNAH RT 01/05</w:t>
+            </w:r>
+          </w:p>
+        </w:tc>
+        <w:tc>
+          <w:tcPr>
+            <w:tcW w:type="dxa" w:w="567"/>
+            <w:shd w:fill="D4EDDA"/>
+          </w:tcPr>
+          <w:p>
+            <w:pPr>
+              <w:spacing w:before="20" w:after="20"/>
+              <w:jc w:val="center"/>
+            </w:pPr>
+            <w:r/>
+            <w:r>
+              <w:rPr>
+                <w:rFonts w:ascii="Calibri" w:hAnsi="Calibri"/>
+                <w:sz w:val="16"/>
+              </w:rPr>
+              <w:t>LOA</w:t>
+            </w:r>
+          </w:p>
+        </w:tc>
+        <w:tc>
+          <w:tcPr>
+            <w:tcW w:type="dxa" w:w="567"/>
+            <w:shd w:fill="D4EDDA"/>
+          </w:tcPr>
+          <w:p>
+            <w:pPr>
+              <w:spacing w:before="20" w:after="20"/>
+              <w:jc w:val="center"/>
+            </w:pPr>
+            <w:r/>
+            <w:r>
+              <w:rPr>
+                <w:rFonts w:ascii="Calibri" w:hAnsi="Calibri"/>
+                <w:sz w:val="16"/>
+              </w:rPr>
+              <w:t>PASEH</w:t>
+            </w:r>
+          </w:p>
+        </w:tc>
+        <w:tc>
+          <w:tcPr>
+            <w:tcW w:type="dxa" w:w="1020"/>
+            <w:shd w:fill="D4EDDA"/>
+          </w:tcPr>
+          <w:p>
+            <w:pPr>
+              <w:spacing w:before="20" w:after="20"/>
+              <w:jc w:val="left"/>
+            </w:pPr>
+            <w:r/>
+            <w:r>
+              <w:rPr>
+                <w:rFonts w:ascii="Calibri" w:hAnsi="Calibri"/>
+                <w:sz w:val="16"/>
+              </w:rPr>
+              <w:t>★ Data Pengganti</w:t>
+            </w:r>
+          </w:p>
+        </w:tc>
+      </w:tr>
+      <w:tr>
+        <w:tc>
+          <w:tcPr>
+            <w:tcW w:type="dxa" w:w="340"/>
+            <w:shd w:fill="D4EDDA"/>
+          </w:tcPr>
+          <w:p>
+            <w:pPr>
+              <w:spacing w:before="20" w:after="20"/>
+              <w:jc w:val="center"/>
+            </w:pPr>
+            <w:r/>
+            <w:r>
+              <w:rPr>
+                <w:rFonts w:ascii="Calibri" w:hAnsi="Calibri"/>
+                <w:sz w:val="16"/>
+              </w:rPr>
+              <w:t>38</w:t>
+            </w:r>
+          </w:p>
+        </w:tc>
+        <w:tc>
+          <w:tcPr>
+            <w:tcW w:type="dxa" w:w="1247"/>
+            <w:shd w:fill="D4EDDA"/>
+          </w:tcPr>
+          <w:p>
+            <w:pPr>
+              <w:spacing w:before="20" w:after="20"/>
+              <w:jc w:val="left"/>
+            </w:pPr>
+            <w:r/>
+            <w:r>
+              <w:rPr>
+                <w:rFonts w:ascii="Calibri" w:hAnsi="Calibri"/>
+                <w:sz w:val="16"/>
+              </w:rPr>
+              <w:t>NURHAYATI</w:t>
+            </w:r>
+          </w:p>
+        </w:tc>
+        <w:tc>
+          <w:tcPr>
+            <w:tcW w:type="dxa" w:w="283"/>
+            <w:shd w:fill="D4EDDA"/>
+          </w:tcPr>
+          <w:p>
+            <w:pPr>
+              <w:spacing w:before="20" w:after="20"/>
+              <w:jc w:val="center"/>
+            </w:pPr>
+            <w:r/>
+            <w:r>
+              <w:rPr>
+                <w:rFonts w:ascii="Calibri" w:hAnsi="Calibri"/>
+                <w:sz w:val="16"/>
+              </w:rPr>
+              <w:t>P</w:t>
+            </w:r>
+          </w:p>
+        </w:tc>
+        <w:tc>
+          <w:tcPr>
+            <w:tcW w:type="dxa" w:w="1020"/>
+            <w:shd w:fill="D4EDDA"/>
+          </w:tcPr>
+          <w:p>
+            <w:pPr>
+              <w:spacing w:before="20" w:after="20"/>
+              <w:jc w:val="center"/>
+            </w:pPr>
+            <w:r/>
+            <w:r>
+              <w:rPr>
+                <w:rFonts w:ascii="Calibri" w:hAnsi="Calibri"/>
+                <w:sz w:val="16"/>
+              </w:rPr>
+              <w:t>3204354805770008</w:t>
+            </w:r>
+          </w:p>
+        </w:tc>
+        <w:tc>
+          <w:tcPr>
+            <w:tcW w:type="dxa" w:w="1020"/>
+            <w:shd w:fill="D4EDDA"/>
+          </w:tcPr>
+          <w:p>
+            <w:pPr>
+              <w:spacing w:before="20" w:after="20"/>
+              <w:jc w:val="center"/>
+            </w:pPr>
+            <w:r/>
+            <w:r>
+              <w:rPr>
+                <w:rFonts w:ascii="Calibri" w:hAnsi="Calibri"/>
+                <w:sz w:val="16"/>
+              </w:rPr>
+              <w:t>3204351903050323</w:t>
+            </w:r>
+          </w:p>
+        </w:tc>
+        <w:tc>
+          <w:tcPr>
+            <w:tcW w:type="dxa" w:w="1587"/>
+            <w:shd w:fill="D4EDDA"/>
+          </w:tcPr>
+          <w:p>
+            <w:pPr>
+              <w:spacing w:before="20" w:after="20"/>
+              <w:jc w:val="left"/>
+            </w:pPr>
+            <w:r/>
+            <w:r>
+              <w:rPr>
+                <w:rFonts w:ascii="Calibri" w:hAnsi="Calibri"/>
+                <w:sz w:val="16"/>
+              </w:rPr>
+              <w:t>KP CILOPANG RT 02 RW 07</w:t>
+            </w:r>
+          </w:p>
+        </w:tc>
+        <w:tc>
+          <w:tcPr>
+            <w:tcW w:type="dxa" w:w="567"/>
+            <w:shd w:fill="D4EDDA"/>
+          </w:tcPr>
+          <w:p>
+            <w:pPr>
+              <w:spacing w:before="20" w:after="20"/>
+              <w:jc w:val="center"/>
+            </w:pPr>
+            <w:r/>
+            <w:r>
+              <w:rPr>
+                <w:rFonts w:ascii="Calibri" w:hAnsi="Calibri"/>
+                <w:sz w:val="16"/>
+              </w:rPr>
+              <w:t>LOA</w:t>
+            </w:r>
+          </w:p>
+        </w:tc>
+        <w:tc>
+          <w:tcPr>
+            <w:tcW w:type="dxa" w:w="567"/>
+            <w:shd w:fill="D4EDDA"/>
+          </w:tcPr>
+          <w:p>
+            <w:pPr>
+              <w:spacing w:before="20" w:after="20"/>
+              <w:jc w:val="center"/>
+            </w:pPr>
+            <w:r/>
+            <w:r>
+              <w:rPr>
+                <w:rFonts w:ascii="Calibri" w:hAnsi="Calibri"/>
+                <w:sz w:val="16"/>
+              </w:rPr>
+              <w:t>PASEH</w:t>
+            </w:r>
+          </w:p>
+        </w:tc>
+        <w:tc>
+          <w:tcPr>
+            <w:tcW w:type="dxa" w:w="1020"/>
+            <w:shd w:fill="D4EDDA"/>
+          </w:tcPr>
+          <w:p>
+            <w:pPr>
+              <w:spacing w:before="20" w:after="20"/>
+              <w:jc w:val="left"/>
+            </w:pPr>
+            <w:r/>
+            <w:r>
+              <w:rPr>
+                <w:rFonts w:ascii="Calibri" w:hAnsi="Calibri"/>
+                <w:sz w:val="16"/>
+              </w:rPr>
+              <w:t>★ Data Pengganti</w:t>
+            </w:r>
+          </w:p>
+        </w:tc>
+      </w:tr>
+      <w:tr>
+        <w:tc>
+          <w:tcPr>
+            <w:tcW w:type="dxa" w:w="340"/>
+            <w:shd w:fill="D4EDDA"/>
+          </w:tcPr>
+          <w:p>
+            <w:pPr>
+              <w:spacing w:before="20" w:after="20"/>
+              <w:jc w:val="center"/>
+            </w:pPr>
+            <w:r/>
+            <w:r>
+              <w:rPr>
+                <w:rFonts w:ascii="Calibri" w:hAnsi="Calibri"/>
+                <w:sz w:val="16"/>
+              </w:rPr>
+              <w:t>39</w:t>
+            </w:r>
+          </w:p>
+        </w:tc>
+        <w:tc>
+          <w:tcPr>
+            <w:tcW w:type="dxa" w:w="1247"/>
+            <w:shd w:fill="D4EDDA"/>
+          </w:tcPr>
+          <w:p>
+            <w:pPr>
+              <w:spacing w:before="20" w:after="20"/>
+              <w:jc w:val="left"/>
+            </w:pPr>
+            <w:r/>
+            <w:r>
+              <w:rPr>
+                <w:rFonts w:ascii="Calibri" w:hAnsi="Calibri"/>
+                <w:sz w:val="16"/>
+              </w:rPr>
+              <w:t>TARLAN</w:t>
+            </w:r>
+          </w:p>
+        </w:tc>
+        <w:tc>
+          <w:tcPr>
+            <w:tcW w:type="dxa" w:w="283"/>
+            <w:shd w:fill="D4EDDA"/>
+          </w:tcPr>
+          <w:p>
+            <w:pPr>
+              <w:spacing w:before="20" w:after="20"/>
+              <w:jc w:val="center"/>
+            </w:pPr>
+            <w:r/>
+            <w:r>
+              <w:rPr>
+                <w:rFonts w:ascii="Calibri" w:hAnsi="Calibri"/>
+                <w:sz w:val="16"/>
+              </w:rPr>
+              <w:t>L</w:t>
+            </w:r>
+          </w:p>
+        </w:tc>
+        <w:tc>
+          <w:tcPr>
+            <w:tcW w:type="dxa" w:w="1020"/>
+            <w:shd w:fill="D4EDDA"/>
+          </w:tcPr>
+          <w:p>
+            <w:pPr>
+              <w:spacing w:before="20" w:after="20"/>
+              <w:jc w:val="center"/>
+            </w:pPr>
+            <w:r/>
+            <w:r>
+              <w:rPr>
+                <w:rFonts w:ascii="Calibri" w:hAnsi="Calibri"/>
+                <w:sz w:val="16"/>
+              </w:rPr>
+              <w:t>3204351808630003</w:t>
+            </w:r>
+          </w:p>
+        </w:tc>
+        <w:tc>
+          <w:tcPr>
+            <w:tcW w:type="dxa" w:w="1020"/>
+            <w:shd w:fill="D4EDDA"/>
+          </w:tcPr>
+          <w:p>
+            <w:pPr>
+              <w:spacing w:before="20" w:after="20"/>
+              <w:jc w:val="center"/>
+            </w:pPr>
+            <w:r/>
+            <w:r>
+              <w:rPr>
+                <w:rFonts w:ascii="Calibri" w:hAnsi="Calibri"/>
+                <w:sz w:val="16"/>
+              </w:rPr>
+              <w:t>3204352405110065</w:t>
+            </w:r>
+          </w:p>
+        </w:tc>
+        <w:tc>
+          <w:tcPr>
+            <w:tcW w:type="dxa" w:w="1587"/>
+            <w:shd w:fill="D4EDDA"/>
+          </w:tcPr>
+          <w:p>
+            <w:pPr>
+              <w:spacing w:before="20" w:after="20"/>
+              <w:jc w:val="left"/>
+            </w:pPr>
+            <w:r/>
+            <w:r>
+              <w:rPr>
+                <w:rFonts w:ascii="Calibri" w:hAnsi="Calibri"/>
+                <w:sz w:val="16"/>
+              </w:rPr>
+              <w:t>KP CILOPANG RT 04/07</w:t>
+            </w:r>
+          </w:p>
+        </w:tc>
+        <w:tc>
+          <w:tcPr>
+            <w:tcW w:type="dxa" w:w="567"/>
+            <w:shd w:fill="D4EDDA"/>
+          </w:tcPr>
+          <w:p>
+            <w:pPr>
+              <w:spacing w:before="20" w:after="20"/>
+              <w:jc w:val="center"/>
+            </w:pPr>
+            <w:r/>
+            <w:r>
+              <w:rPr>
+                <w:rFonts w:ascii="Calibri" w:hAnsi="Calibri"/>
+                <w:sz w:val="16"/>
+              </w:rPr>
+              <w:t>LOA</w:t>
+            </w:r>
+          </w:p>
+        </w:tc>
+        <w:tc>
+          <w:tcPr>
+            <w:tcW w:type="dxa" w:w="567"/>
+            <w:shd w:fill="D4EDDA"/>
+          </w:tcPr>
+          <w:p>
+            <w:pPr>
+              <w:spacing w:before="20" w:after="20"/>
+              <w:jc w:val="center"/>
+            </w:pPr>
+            <w:r/>
+            <w:r>
+              <w:rPr>
+                <w:rFonts w:ascii="Calibri" w:hAnsi="Calibri"/>
+                <w:sz w:val="16"/>
+              </w:rPr>
+              <w:t>PASEH</w:t>
+            </w:r>
+          </w:p>
+        </w:tc>
+        <w:tc>
+          <w:tcPr>
+            <w:tcW w:type="dxa" w:w="1020"/>
+            <w:shd w:fill="D4EDDA"/>
+          </w:tcPr>
+          <w:p>
+            <w:pPr>
+              <w:spacing w:before="20" w:after="20"/>
+              <w:jc w:val="left"/>
+            </w:pPr>
+            <w:r/>
+            <w:r>
+              <w:rPr>
+                <w:rFonts w:ascii="Calibri" w:hAnsi="Calibri"/>
+                <w:sz w:val="16"/>
+              </w:rPr>
+              <w:t>★ Data Pengganti</w:t>
+            </w:r>
+          </w:p>
+        </w:tc>
+      </w:tr>
+      <w:tr>
+        <w:tc>
+          <w:tcPr>
+            <w:tcW w:type="dxa" w:w="340"/>
+            <w:shd w:fill="D4EDDA"/>
+          </w:tcPr>
+          <w:p>
+            <w:pPr>
+              <w:spacing w:before="20" w:after="20"/>
+              <w:jc w:val="center"/>
+            </w:pPr>
+            <w:r/>
+            <w:r>
+              <w:rPr>
+                <w:rFonts w:ascii="Calibri" w:hAnsi="Calibri"/>
+                <w:sz w:val="16"/>
+              </w:rPr>
+              <w:t>40</w:t>
+            </w:r>
+          </w:p>
+        </w:tc>
+        <w:tc>
+          <w:tcPr>
+            <w:tcW w:type="dxa" w:w="1247"/>
+            <w:shd w:fill="D4EDDA"/>
+          </w:tcPr>
+          <w:p>
+            <w:pPr>
+              <w:spacing w:before="20" w:after="20"/>
+              <w:jc w:val="left"/>
+            </w:pPr>
+            <w:r/>
+            <w:r>
+              <w:rPr>
+                <w:rFonts w:ascii="Calibri" w:hAnsi="Calibri"/>
+                <w:sz w:val="16"/>
+              </w:rPr>
+              <w:t>ICAH</w:t>
+            </w:r>
+          </w:p>
+        </w:tc>
+        <w:tc>
+          <w:tcPr>
+            <w:tcW w:type="dxa" w:w="283"/>
+            <w:shd w:fill="D4EDDA"/>
+          </w:tcPr>
+          <w:p>
+            <w:pPr>
+              <w:spacing w:before="20" w:after="20"/>
+              <w:jc w:val="center"/>
+            </w:pPr>
+            <w:r/>
+            <w:r>
+              <w:rPr>
+                <w:rFonts w:ascii="Calibri" w:hAnsi="Calibri"/>
+                <w:sz w:val="16"/>
+              </w:rPr>
+              <w:t>P</w:t>
+            </w:r>
+          </w:p>
+        </w:tc>
+        <w:tc>
+          <w:tcPr>
+            <w:tcW w:type="dxa" w:w="1020"/>
+            <w:shd w:fill="D4EDDA"/>
+          </w:tcPr>
+          <w:p>
+            <w:pPr>
+              <w:spacing w:before="20" w:after="20"/>
+              <w:jc w:val="center"/>
+            </w:pPr>
+            <w:r/>
+            <w:r>
+              <w:rPr>
+                <w:rFonts w:ascii="Calibri" w:hAnsi="Calibri"/>
+                <w:sz w:val="16"/>
+              </w:rPr>
+              <w:t>3204354107710061</w:t>
+            </w:r>
+          </w:p>
+        </w:tc>
+        <w:tc>
+          <w:tcPr>
+            <w:tcW w:type="dxa" w:w="1020"/>
+            <w:shd w:fill="D4EDDA"/>
+          </w:tcPr>
+          <w:p>
+            <w:pPr>
+              <w:spacing w:before="20" w:after="20"/>
+              <w:jc w:val="center"/>
+            </w:pPr>
+            <w:r/>
+            <w:r>
+              <w:rPr>
+                <w:rFonts w:ascii="Calibri" w:hAnsi="Calibri"/>
+                <w:sz w:val="16"/>
+              </w:rPr>
+              <w:t>3204352304200006</w:t>
+            </w:r>
+          </w:p>
+        </w:tc>
+        <w:tc>
+          <w:tcPr>
+            <w:tcW w:type="dxa" w:w="1587"/>
+            <w:shd w:fill="D4EDDA"/>
+          </w:tcPr>
+          <w:p>
+            <w:pPr>
+              <w:spacing w:before="20" w:after="20"/>
+              <w:jc w:val="left"/>
+            </w:pPr>
+            <w:r/>
+            <w:r>
+              <w:rPr>
+                <w:rFonts w:ascii="Calibri" w:hAnsi="Calibri"/>
+                <w:sz w:val="16"/>
+              </w:rPr>
+              <w:t>Sempak RT 003 RW 005</w:t>
+            </w:r>
+          </w:p>
+        </w:tc>
+        <w:tc>
+          <w:tcPr>
+            <w:tcW w:type="dxa" w:w="567"/>
+            <w:shd w:fill="D4EDDA"/>
+          </w:tcPr>
+          <w:p>
+            <w:pPr>
+              <w:spacing w:before="20" w:after="20"/>
+              <w:jc w:val="center"/>
+            </w:pPr>
+            <w:r/>
+            <w:r>
+              <w:rPr>
+                <w:rFonts w:ascii="Calibri" w:hAnsi="Calibri"/>
+                <w:sz w:val="16"/>
+              </w:rPr>
+              <w:t>LOA</w:t>
+            </w:r>
+          </w:p>
+        </w:tc>
+        <w:tc>
+          <w:tcPr>
+            <w:tcW w:type="dxa" w:w="567"/>
+            <w:shd w:fill="D4EDDA"/>
+          </w:tcPr>
+          <w:p>
+            <w:pPr>
+              <w:spacing w:before="20" w:after="20"/>
+              <w:jc w:val="center"/>
+            </w:pPr>
+            <w:r/>
+            <w:r>
+              <w:rPr>
+                <w:rFonts w:ascii="Calibri" w:hAnsi="Calibri"/>
+                <w:sz w:val="16"/>
+              </w:rPr>
+              <w:t>PASEH</w:t>
+            </w:r>
+          </w:p>
+        </w:tc>
+        <w:tc>
+          <w:tcPr>
+            <w:tcW w:type="dxa" w:w="1020"/>
+            <w:shd w:fill="D4EDDA"/>
+          </w:tcPr>
+          <w:p>
+            <w:pPr>
+              <w:spacing w:before="20" w:after="20"/>
+              <w:jc w:val="left"/>
+            </w:pPr>
+            <w:r/>
+            <w:r>
+              <w:rPr>
+                <w:rFonts w:ascii="Calibri" w:hAnsi="Calibri"/>
+                <w:sz w:val="16"/>
+              </w:rPr>
+              <w:t>★ Data Pengganti</w:t>
+            </w:r>
+          </w:p>
+        </w:tc>
+      </w:tr>
+      <w:tr>
+        <w:tc>
+          <w:tcPr>
+            <w:tcW w:type="dxa" w:w="340"/>
+            <w:shd w:fill="FFFFFF"/>
+          </w:tcPr>
+          <w:p>
+            <w:pPr>
+              <w:spacing w:before="20" w:after="20"/>
+              <w:jc w:val="center"/>
+            </w:pPr>
+            <w:r/>
+            <w:r>
+              <w:rPr>
+                <w:rFonts w:ascii="Calibri" w:hAnsi="Calibri"/>
+                <w:sz w:val="16"/>
+              </w:rPr>
+              <w:t>41</w:t>
+            </w:r>
+          </w:p>
+        </w:tc>
+        <w:tc>
+          <w:tcPr>
+            <w:tcW w:type="dxa" w:w="1247"/>
+            <w:shd w:fill="FFFFFF"/>
+          </w:tcPr>
+          <w:p>
+            <w:pPr>
+              <w:spacing w:before="20" w:after="20"/>
+              <w:jc w:val="left"/>
+            </w:pPr>
+            <w:r/>
+            <w:r>
+              <w:rPr>
+                <w:rFonts w:ascii="Calibri" w:hAnsi="Calibri"/>
+                <w:sz w:val="16"/>
+              </w:rPr>
+              <w:t>ADANG</w:t>
+            </w:r>
+          </w:p>
+        </w:tc>
+        <w:tc>
+          <w:tcPr>
+            <w:tcW w:type="dxa" w:w="283"/>
+            <w:shd w:fill="FFFFFF"/>
+          </w:tcPr>
+          <w:p>
+            <w:pPr>
+              <w:spacing w:before="20" w:after="20"/>
+              <w:jc w:val="center"/>
+            </w:pPr>
+            <w:r/>
+            <w:r>
+              <w:rPr>
+                <w:rFonts w:ascii="Calibri" w:hAnsi="Calibri"/>
+                <w:sz w:val="16"/>
+              </w:rPr>
+              <w:t>P</w:t>
+            </w:r>
+          </w:p>
+        </w:tc>
+        <w:tc>
+          <w:tcPr>
+            <w:tcW w:type="dxa" w:w="1020"/>
+            <w:shd w:fill="FFFFFF"/>
+          </w:tcPr>
+          <w:p>
+            <w:pPr>
+              <w:spacing w:before="20" w:after="20"/>
+              <w:jc w:val="center"/>
+            </w:pPr>
+            <w:r/>
+            <w:r>
+              <w:rPr>
+                <w:rFonts w:ascii="Calibri" w:hAnsi="Calibri"/>
+                <w:sz w:val="16"/>
+              </w:rPr>
+              <w:t>3204364406880002</w:t>
+            </w:r>
+          </w:p>
+        </w:tc>
+        <w:tc>
+          <w:tcPr>
+            <w:tcW w:type="dxa" w:w="1020"/>
+            <w:shd w:fill="FFFFFF"/>
+          </w:tcPr>
+          <w:p>
+            <w:pPr>
+              <w:spacing w:before="20" w:after="20"/>
+              <w:jc w:val="center"/>
+            </w:pPr>
+            <w:r/>
+            <w:r>
+              <w:rPr>
+                <w:rFonts w:ascii="Calibri" w:hAnsi="Calibri"/>
+                <w:sz w:val="16"/>
+              </w:rPr>
+              <w:t>3204361108120039</w:t>
+            </w:r>
+          </w:p>
+        </w:tc>
+        <w:tc>
+          <w:tcPr>
+            <w:tcW w:type="dxa" w:w="1587"/>
+            <w:shd w:fill="FFFFFF"/>
+          </w:tcPr>
+          <w:p>
+            <w:pPr>
+              <w:spacing w:before="20" w:after="20"/>
+              <w:jc w:val="left"/>
+            </w:pPr>
+            <w:r/>
+            <w:r>
+              <w:rPr>
+                <w:rFonts w:ascii="Calibri" w:hAnsi="Calibri"/>
+                <w:sz w:val="16"/>
+              </w:rPr>
+              <w:t>KP CICANAR RT 1 RW 12</w:t>
+            </w:r>
+          </w:p>
+        </w:tc>
+        <w:tc>
+          <w:tcPr>
+            <w:tcW w:type="dxa" w:w="567"/>
+            <w:shd w:fill="FFFFFF"/>
+          </w:tcPr>
+          <w:p>
+            <w:pPr>
+              <w:spacing w:before="20" w:after="20"/>
+              <w:jc w:val="center"/>
+            </w:pPr>
+            <w:r/>
+            <w:r>
+              <w:rPr>
+                <w:rFonts w:ascii="Calibri" w:hAnsi="Calibri"/>
+                <w:sz w:val="16"/>
+              </w:rPr>
+              <w:t>LOA</w:t>
+            </w:r>
+          </w:p>
+        </w:tc>
+        <w:tc>
+          <w:tcPr>
+            <w:tcW w:type="dxa" w:w="567"/>
+            <w:shd w:fill="FFFFFF"/>
+          </w:tcPr>
+          <w:p>
+            <w:pPr>
+              <w:spacing w:before="20" w:after="20"/>
+              <w:jc w:val="center"/>
+            </w:pPr>
+            <w:r/>
+            <w:r>
+              <w:rPr>
+                <w:rFonts w:ascii="Calibri" w:hAnsi="Calibri"/>
+                <w:sz w:val="16"/>
+              </w:rPr>
+              <w:t>PASEH</w:t>
+            </w:r>
+          </w:p>
+        </w:tc>
+        <w:tc>
+          <w:tcPr>
+            <w:tcW w:type="dxa" w:w="1020"/>
+            <w:shd w:fill="FFFFFF"/>
+          </w:tcPr>
+          <w:p>
+            <w:pPr>
+              <w:spacing w:before="20" w:after="20"/>
+              <w:jc w:val="left"/>
+            </w:pPr>
+            <w:r/>
+            <w:r>
+              <w:rPr>
+                <w:rFonts w:ascii="Calibri" w:hAnsi="Calibri"/>
+                <w:sz w:val="16"/>
+              </w:rPr>
+              <w:t>ACC</w:t>
+            </w:r>
+          </w:p>
+        </w:tc>
+      </w:tr>
+      <w:tr>
+        <w:tc>
+          <w:tcPr>
+            <w:tcW w:type="dxa" w:w="340"/>
             <w:shd w:fill="E7E4DF"/>
           </w:tcPr>
           <w:p>
@@ -7244,7 +8336,7 @@
                 <w:rFonts w:ascii="Calibri" w:hAnsi="Calibri"/>
                 <w:sz w:val="16"/>
               </w:rPr>
-              <w:t>36</w:t>
+              <w:t>42</w:t>
             </w:r>
           </w:p>
         </w:tc>
@@ -7264,7 +8356,7 @@
                 <w:rFonts w:ascii="Calibri" w:hAnsi="Calibri"/>
                 <w:sz w:val="16"/>
               </w:rPr>
-              <w:t>ASEP AAN SAEPUDIN</w:t>
+              <w:t>ADE</w:t>
             </w:r>
           </w:p>
         </w:tc>
@@ -7304,7 +8396,7 @@
                 <w:rFonts w:ascii="Calibri" w:hAnsi="Calibri"/>
                 <w:sz w:val="16"/>
               </w:rPr>
-              <w:t>3204350901750002</w:t>
+              <w:t>3204351205630001</w:t>
             </w:r>
           </w:p>
         </w:tc>
@@ -7324,7 +8416,7 @@
                 <w:rFonts w:ascii="Calibri" w:hAnsi="Calibri"/>
                 <w:sz w:val="16"/>
               </w:rPr>
-              <w:t>3204351208160008</w:t>
+              <w:t>3204351903050814</w:t>
             </w:r>
           </w:p>
         </w:tc>
@@ -7344,7 +8436,7 @@
                 <w:rFonts w:ascii="Calibri" w:hAnsi="Calibri"/>
                 <w:sz w:val="16"/>
               </w:rPr>
-              <w:t>KP LOA RT 01/01</w:t>
+              <w:t>KP MALANG RT 5 RW 6</w:t>
             </w:r>
           </w:p>
         </w:tc>
@@ -7426,7 +8518,7 @@
                 <w:rFonts w:ascii="Calibri" w:hAnsi="Calibri"/>
                 <w:sz w:val="16"/>
               </w:rPr>
-              <w:t>37</w:t>
+              <w:t>43</w:t>
             </w:r>
           </w:p>
         </w:tc>
@@ -7446,7 +8538,7 @@
                 <w:rFonts w:ascii="Calibri" w:hAnsi="Calibri"/>
                 <w:sz w:val="16"/>
               </w:rPr>
-              <w:t>DANA</w:t>
+              <w:t>ANAH</w:t>
             </w:r>
           </w:p>
         </w:tc>
@@ -7466,7 +8558,7 @@
                 <w:rFonts w:ascii="Calibri" w:hAnsi="Calibri"/>
                 <w:sz w:val="16"/>
               </w:rPr>
-              <w:t>L</w:t>
+              <w:t>P</w:t>
             </w:r>
           </w:p>
         </w:tc>
@@ -7486,7 +8578,7 @@
                 <w:rFonts w:ascii="Calibri" w:hAnsi="Calibri"/>
                 <w:sz w:val="16"/>
               </w:rPr>
-              <w:t>3204352610750003</w:t>
+              <w:t>3204354304480004</w:t>
             </w:r>
           </w:p>
         </w:tc>
@@ -7506,7 +8598,7 @@
                 <w:rFonts w:ascii="Calibri" w:hAnsi="Calibri"/>
                 <w:sz w:val="16"/>
               </w:rPr>
-              <w:t>3204351903051537</w:t>
+              <w:t>3204352201200003</w:t>
             </w:r>
           </w:p>
         </w:tc>
@@ -7526,7 +8618,7 @@
                 <w:rFonts w:ascii="Calibri" w:hAnsi="Calibri"/>
                 <w:sz w:val="16"/>
               </w:rPr>
-              <w:t>KP SUKA GEUNAH RT 01/05</w:t>
+              <w:t>KP NENGENG RT 2 RW 4</w:t>
             </w:r>
           </w:p>
         </w:tc>
@@ -7608,7 +8700,7 @@
                 <w:rFonts w:ascii="Calibri" w:hAnsi="Calibri"/>
                 <w:sz w:val="16"/>
               </w:rPr>
-              <w:t>38</w:t>
+              <w:t>44</w:t>
             </w:r>
           </w:p>
         </w:tc>
@@ -7628,7 +8720,7 @@
                 <w:rFonts w:ascii="Calibri" w:hAnsi="Calibri"/>
                 <w:sz w:val="16"/>
               </w:rPr>
-              <w:t>NURHAYATI</w:t>
+              <w:t>WAHYU WIBISANA</w:t>
             </w:r>
           </w:p>
         </w:tc>
@@ -7648,7 +8740,7 @@
                 <w:rFonts w:ascii="Calibri" w:hAnsi="Calibri"/>
                 <w:sz w:val="16"/>
               </w:rPr>
-              <w:t>P</w:t>
+              <w:t>L</w:t>
             </w:r>
           </w:p>
         </w:tc>
@@ -7668,7 +8760,7 @@
                 <w:rFonts w:ascii="Calibri" w:hAnsi="Calibri"/>
                 <w:sz w:val="16"/>
               </w:rPr>
-              <w:t>3204354805770008</w:t>
+              <w:t>3204353112600001</w:t>
             </w:r>
           </w:p>
         </w:tc>
@@ -7688,7 +8780,7 @@
                 <w:rFonts w:ascii="Calibri" w:hAnsi="Calibri"/>
                 <w:sz w:val="16"/>
               </w:rPr>
-              <w:t>3204351903050323</w:t>
+              <w:t>3204350701060146</w:t>
             </w:r>
           </w:p>
         </w:tc>
@@ -7708,7 +8800,7 @@
                 <w:rFonts w:ascii="Calibri" w:hAnsi="Calibri"/>
                 <w:sz w:val="16"/>
               </w:rPr>
-              <w:t>KP CILOPANG RT 02 RW 07</w:t>
+              <w:t>LIMUS MANGGUNG RT 3 RW 8</w:t>
             </w:r>
           </w:p>
         </w:tc>
@@ -7777,27 +8869,27 @@
         <w:tc>
           <w:tcPr>
             <w:tcW w:type="dxa" w:w="340"/>
-            <w:shd w:fill="FFFFFF"/>
-          </w:tcPr>
-          <w:p>
-            <w:pPr>
-              <w:spacing w:before="20" w:after="20"/>
-              <w:jc w:val="center"/>
-            </w:pPr>
-            <w:r/>
-            <w:r>
-              <w:rPr>
-                <w:rFonts w:ascii="Calibri" w:hAnsi="Calibri"/>
-                <w:sz w:val="16"/>
-              </w:rPr>
-              <w:t>39</w:t>
+            <w:shd w:fill="D4EDDA"/>
+          </w:tcPr>
+          <w:p>
+            <w:pPr>
+              <w:spacing w:before="20" w:after="20"/>
+              <w:jc w:val="center"/>
+            </w:pPr>
+            <w:r/>
+            <w:r>
+              <w:rPr>
+                <w:rFonts w:ascii="Calibri" w:hAnsi="Calibri"/>
+                <w:sz w:val="16"/>
+              </w:rPr>
+              <w:t>45</w:t>
             </w:r>
           </w:p>
         </w:tc>
         <w:tc>
           <w:tcPr>
             <w:tcW w:type="dxa" w:w="1247"/>
-            <w:shd w:fill="FFFFFF"/>
+            <w:shd w:fill="D4EDDA"/>
           </w:tcPr>
           <w:p>
             <w:pPr>
@@ -7810,74 +8902,74 @@
                 <w:rFonts w:ascii="Calibri" w:hAnsi="Calibri"/>
                 <w:sz w:val="16"/>
               </w:rPr>
-              <w:t>TARLAN</w:t>
+              <w:t>ECIN</w:t>
             </w:r>
           </w:p>
         </w:tc>
         <w:tc>
           <w:tcPr>
             <w:tcW w:type="dxa" w:w="283"/>
-            <w:shd w:fill="FFFFFF"/>
-          </w:tcPr>
-          <w:p>
-            <w:pPr>
-              <w:spacing w:before="20" w:after="20"/>
-              <w:jc w:val="center"/>
-            </w:pPr>
-            <w:r/>
-            <w:r>
-              <w:rPr>
-                <w:rFonts w:ascii="Calibri" w:hAnsi="Calibri"/>
-                <w:sz w:val="16"/>
-              </w:rPr>
-              <w:t>L</w:t>
+            <w:shd w:fill="D4EDDA"/>
+          </w:tcPr>
+          <w:p>
+            <w:pPr>
+              <w:spacing w:before="20" w:after="20"/>
+              <w:jc w:val="center"/>
+            </w:pPr>
+            <w:r/>
+            <w:r>
+              <w:rPr>
+                <w:rFonts w:ascii="Calibri" w:hAnsi="Calibri"/>
+                <w:sz w:val="16"/>
+              </w:rPr>
+              <w:t>P</w:t>
             </w:r>
           </w:p>
         </w:tc>
         <w:tc>
           <w:tcPr>
             <w:tcW w:type="dxa" w:w="1020"/>
-            <w:shd w:fill="FFFFFF"/>
-          </w:tcPr>
-          <w:p>
-            <w:pPr>
-              <w:spacing w:before="20" w:after="20"/>
-              <w:jc w:val="center"/>
-            </w:pPr>
-            <w:r/>
-            <w:r>
-              <w:rPr>
-                <w:rFonts w:ascii="Calibri" w:hAnsi="Calibri"/>
-                <w:sz w:val="16"/>
-              </w:rPr>
-              <w:t>3204351808630003</w:t>
+            <w:shd w:fill="D4EDDA"/>
+          </w:tcPr>
+          <w:p>
+            <w:pPr>
+              <w:spacing w:before="20" w:after="20"/>
+              <w:jc w:val="center"/>
+            </w:pPr>
+            <w:r/>
+            <w:r>
+              <w:rPr>
+                <w:rFonts w:ascii="Calibri" w:hAnsi="Calibri"/>
+                <w:sz w:val="16"/>
+              </w:rPr>
+              <w:t>3204356010480002</w:t>
             </w:r>
           </w:p>
         </w:tc>
         <w:tc>
           <w:tcPr>
             <w:tcW w:type="dxa" w:w="1020"/>
-            <w:shd w:fill="FFFFFF"/>
-          </w:tcPr>
-          <w:p>
-            <w:pPr>
-              <w:spacing w:before="20" w:after="20"/>
-              <w:jc w:val="center"/>
-            </w:pPr>
-            <w:r/>
-            <w:r>
-              <w:rPr>
-                <w:rFonts w:ascii="Calibri" w:hAnsi="Calibri"/>
-                <w:sz w:val="16"/>
-              </w:rPr>
-              <w:t>3204352405110065</w:t>
+            <w:shd w:fill="D4EDDA"/>
+          </w:tcPr>
+          <w:p>
+            <w:pPr>
+              <w:spacing w:before="20" w:after="20"/>
+              <w:jc w:val="center"/>
+            </w:pPr>
+            <w:r/>
+            <w:r>
+              <w:rPr>
+                <w:rFonts w:ascii="Calibri" w:hAnsi="Calibri"/>
+                <w:sz w:val="16"/>
+              </w:rPr>
+              <w:t>3204352312050057</w:t>
             </w:r>
           </w:p>
         </w:tc>
         <w:tc>
           <w:tcPr>
             <w:tcW w:type="dxa" w:w="1587"/>
-            <w:shd w:fill="FFFFFF"/>
+            <w:shd w:fill="D4EDDA"/>
           </w:tcPr>
           <w:p>
             <w:pPr>
@@ -7890,14 +8982,14 @@
                 <w:rFonts w:ascii="Calibri" w:hAnsi="Calibri"/>
                 <w:sz w:val="16"/>
               </w:rPr>
-              <w:t>KP CILOPANG RT 04/07</w:t>
+              <w:t>KP BARUNAI RT 00/04</w:t>
             </w:r>
           </w:p>
         </w:tc>
         <w:tc>
           <w:tcPr>
             <w:tcW w:type="dxa" w:w="567"/>
-            <w:shd w:fill="FFFFFF"/>
+            <w:shd w:fill="D4EDDA"/>
           </w:tcPr>
           <w:p>
             <w:pPr>
@@ -7917,7 +9009,7 @@
         <w:tc>
           <w:tcPr>
             <w:tcW w:type="dxa" w:w="567"/>
-            <w:shd w:fill="FFFFFF"/>
+            <w:shd w:fill="D4EDDA"/>
           </w:tcPr>
           <w:p>
             <w:pPr>
@@ -7937,7 +9029,7 @@
         <w:tc>
           <w:tcPr>
             <w:tcW w:type="dxa" w:w="1020"/>
-            <w:shd w:fill="FFFFFF"/>
+            <w:shd w:fill="D4EDDA"/>
           </w:tcPr>
           <w:p>
             <w:pPr>
@@ -7950,7 +9042,7 @@
                 <w:rFonts w:ascii="Calibri" w:hAnsi="Calibri"/>
                 <w:sz w:val="16"/>
               </w:rPr>
-              <w:t>ACC</w:t>
+              <w:t>★ Data Pengganti</w:t>
             </w:r>
           </w:p>
         </w:tc>
@@ -7959,27 +9051,27 @@
         <w:tc>
           <w:tcPr>
             <w:tcW w:type="dxa" w:w="340"/>
-            <w:shd w:fill="E7E4DF"/>
-          </w:tcPr>
-          <w:p>
-            <w:pPr>
-              <w:spacing w:before="20" w:after="20"/>
-              <w:jc w:val="center"/>
-            </w:pPr>
-            <w:r/>
-            <w:r>
-              <w:rPr>
-                <w:rFonts w:ascii="Calibri" w:hAnsi="Calibri"/>
-                <w:sz w:val="16"/>
-              </w:rPr>
-              <w:t>40</w:t>
+            <w:shd w:fill="D4EDDA"/>
+          </w:tcPr>
+          <w:p>
+            <w:pPr>
+              <w:spacing w:before="20" w:after="20"/>
+              <w:jc w:val="center"/>
+            </w:pPr>
+            <w:r/>
+            <w:r>
+              <w:rPr>
+                <w:rFonts w:ascii="Calibri" w:hAnsi="Calibri"/>
+                <w:sz w:val="16"/>
+              </w:rPr>
+              <w:t>46</w:t>
             </w:r>
           </w:p>
         </w:tc>
         <w:tc>
           <w:tcPr>
             <w:tcW w:type="dxa" w:w="1247"/>
-            <w:shd w:fill="E7E4DF"/>
+            <w:shd w:fill="D4EDDA"/>
           </w:tcPr>
           <w:p>
             <w:pPr>
@@ -7992,74 +9084,74 @@
                 <w:rFonts w:ascii="Calibri" w:hAnsi="Calibri"/>
                 <w:sz w:val="16"/>
               </w:rPr>
-              <w:t>ICAH</w:t>
+              <w:t>EKUR</w:t>
             </w:r>
           </w:p>
         </w:tc>
         <w:tc>
           <w:tcPr>
             <w:tcW w:type="dxa" w:w="283"/>
-            <w:shd w:fill="E7E4DF"/>
-          </w:tcPr>
-          <w:p>
-            <w:pPr>
-              <w:spacing w:before="20" w:after="20"/>
-              <w:jc w:val="center"/>
-            </w:pPr>
-            <w:r/>
-            <w:r>
-              <w:rPr>
-                <w:rFonts w:ascii="Calibri" w:hAnsi="Calibri"/>
-                <w:sz w:val="16"/>
-              </w:rPr>
-              <w:t>P</w:t>
+            <w:shd w:fill="D4EDDA"/>
+          </w:tcPr>
+          <w:p>
+            <w:pPr>
+              <w:spacing w:before="20" w:after="20"/>
+              <w:jc w:val="center"/>
+            </w:pPr>
+            <w:r/>
+            <w:r>
+              <w:rPr>
+                <w:rFonts w:ascii="Calibri" w:hAnsi="Calibri"/>
+                <w:sz w:val="16"/>
+              </w:rPr>
+              <w:t>L</w:t>
             </w:r>
           </w:p>
         </w:tc>
         <w:tc>
           <w:tcPr>
             <w:tcW w:type="dxa" w:w="1020"/>
-            <w:shd w:fill="E7E4DF"/>
-          </w:tcPr>
-          <w:p>
-            <w:pPr>
-              <w:spacing w:before="20" w:after="20"/>
-              <w:jc w:val="center"/>
-            </w:pPr>
-            <w:r/>
-            <w:r>
-              <w:rPr>
-                <w:rFonts w:ascii="Calibri" w:hAnsi="Calibri"/>
-                <w:sz w:val="16"/>
-              </w:rPr>
-              <w:t>-</w:t>
+            <w:shd w:fill="D4EDDA"/>
+          </w:tcPr>
+          <w:p>
+            <w:pPr>
+              <w:spacing w:before="20" w:after="20"/>
+              <w:jc w:val="center"/>
+            </w:pPr>
+            <w:r/>
+            <w:r>
+              <w:rPr>
+                <w:rFonts w:ascii="Calibri" w:hAnsi="Calibri"/>
+                <w:sz w:val="16"/>
+              </w:rPr>
+              <w:t>3204354903820003</w:t>
             </w:r>
           </w:p>
         </w:tc>
         <w:tc>
           <w:tcPr>
             <w:tcW w:type="dxa" w:w="1020"/>
-            <w:shd w:fill="E7E4DF"/>
-          </w:tcPr>
-          <w:p>
-            <w:pPr>
-              <w:spacing w:before="20" w:after="20"/>
-              <w:jc w:val="center"/>
-            </w:pPr>
-            <w:r/>
-            <w:r>
-              <w:rPr>
-                <w:rFonts w:ascii="Calibri" w:hAnsi="Calibri"/>
-                <w:sz w:val="16"/>
-              </w:rPr>
-              <w:t>-</w:t>
+            <w:shd w:fill="D4EDDA"/>
+          </w:tcPr>
+          <w:p>
+            <w:pPr>
+              <w:spacing w:before="20" w:after="20"/>
+              <w:jc w:val="center"/>
+            </w:pPr>
+            <w:r/>
+            <w:r>
+              <w:rPr>
+                <w:rFonts w:ascii="Calibri" w:hAnsi="Calibri"/>
+                <w:sz w:val="16"/>
+              </w:rPr>
+              <w:t>3204351210230005</w:t>
             </w:r>
           </w:p>
         </w:tc>
         <w:tc>
           <w:tcPr>
             <w:tcW w:type="dxa" w:w="1587"/>
-            <w:shd w:fill="E7E4DF"/>
+            <w:shd w:fill="D4EDDA"/>
           </w:tcPr>
           <w:p>
             <w:pPr>
@@ -8072,14 +9164,14 @@
                 <w:rFonts w:ascii="Calibri" w:hAnsi="Calibri"/>
                 <w:sz w:val="16"/>
               </w:rPr>
-              <w:t>-</w:t>
+              <w:t>KP LOA RT 003 RW 010</w:t>
             </w:r>
           </w:p>
         </w:tc>
         <w:tc>
           <w:tcPr>
             <w:tcW w:type="dxa" w:w="567"/>
-            <w:shd w:fill="E7E4DF"/>
+            <w:shd w:fill="D4EDDA"/>
           </w:tcPr>
           <w:p>
             <w:pPr>
@@ -8099,7 +9191,7 @@
         <w:tc>
           <w:tcPr>
             <w:tcW w:type="dxa" w:w="567"/>
-            <w:shd w:fill="E7E4DF"/>
+            <w:shd w:fill="D4EDDA"/>
           </w:tcPr>
           <w:p>
             <w:pPr>
@@ -8119,7 +9211,7 @@
         <w:tc>
           <w:tcPr>
             <w:tcW w:type="dxa" w:w="1020"/>
-            <w:shd w:fill="E7E4DF"/>
+            <w:shd w:fill="D4EDDA"/>
           </w:tcPr>
           <w:p>
             <w:pPr>
@@ -8132,7 +9224,7 @@
                 <w:rFonts w:ascii="Calibri" w:hAnsi="Calibri"/>
                 <w:sz w:val="16"/>
               </w:rPr>
-              <w:t>ACC</w:t>
+              <w:t>★ Data Pengganti</w:t>
             </w:r>
           </w:p>
         </w:tc>
@@ -8141,27 +9233,27 @@
         <w:tc>
           <w:tcPr>
             <w:tcW w:type="dxa" w:w="340"/>
-            <w:shd w:fill="FFFFFF"/>
-          </w:tcPr>
-          <w:p>
-            <w:pPr>
-              <w:spacing w:before="20" w:after="20"/>
-              <w:jc w:val="center"/>
-            </w:pPr>
-            <w:r/>
-            <w:r>
-              <w:rPr>
-                <w:rFonts w:ascii="Calibri" w:hAnsi="Calibri"/>
-                <w:sz w:val="16"/>
-              </w:rPr>
-              <w:t>41</w:t>
+            <w:shd w:fill="D4EDDA"/>
+          </w:tcPr>
+          <w:p>
+            <w:pPr>
+              <w:spacing w:before="20" w:after="20"/>
+              <w:jc w:val="center"/>
+            </w:pPr>
+            <w:r/>
+            <w:r>
+              <w:rPr>
+                <w:rFonts w:ascii="Calibri" w:hAnsi="Calibri"/>
+                <w:sz w:val="16"/>
+              </w:rPr>
+              <w:t>47</w:t>
             </w:r>
           </w:p>
         </w:tc>
         <w:tc>
           <w:tcPr>
             <w:tcW w:type="dxa" w:w="1247"/>
-            <w:shd w:fill="FFFFFF"/>
+            <w:shd w:fill="D4EDDA"/>
           </w:tcPr>
           <w:p>
             <w:pPr>
@@ -8174,74 +9266,74 @@
                 <w:rFonts w:ascii="Calibri" w:hAnsi="Calibri"/>
                 <w:sz w:val="16"/>
               </w:rPr>
-              <w:t>ADANG</w:t>
+              <w:t>CARMA DEDI</w:t>
             </w:r>
           </w:p>
         </w:tc>
         <w:tc>
           <w:tcPr>
             <w:tcW w:type="dxa" w:w="283"/>
-            <w:shd w:fill="FFFFFF"/>
-          </w:tcPr>
-          <w:p>
-            <w:pPr>
-              <w:spacing w:before="20" w:after="20"/>
-              <w:jc w:val="center"/>
-            </w:pPr>
-            <w:r/>
-            <w:r>
-              <w:rPr>
-                <w:rFonts w:ascii="Calibri" w:hAnsi="Calibri"/>
-                <w:sz w:val="16"/>
-              </w:rPr>
-              <w:t>P</w:t>
+            <w:shd w:fill="D4EDDA"/>
+          </w:tcPr>
+          <w:p>
+            <w:pPr>
+              <w:spacing w:before="20" w:after="20"/>
+              <w:jc w:val="center"/>
+            </w:pPr>
+            <w:r/>
+            <w:r>
+              <w:rPr>
+                <w:rFonts w:ascii="Calibri" w:hAnsi="Calibri"/>
+                <w:sz w:val="16"/>
+              </w:rPr>
+              <w:t>L</w:t>
             </w:r>
           </w:p>
         </w:tc>
         <w:tc>
           <w:tcPr>
             <w:tcW w:type="dxa" w:w="1020"/>
-            <w:shd w:fill="FFFFFF"/>
-          </w:tcPr>
-          <w:p>
-            <w:pPr>
-              <w:spacing w:before="20" w:after="20"/>
-              <w:jc w:val="center"/>
-            </w:pPr>
-            <w:r/>
-            <w:r>
-              <w:rPr>
-                <w:rFonts w:ascii="Calibri" w:hAnsi="Calibri"/>
-                <w:sz w:val="16"/>
-              </w:rPr>
-              <w:t>3204364406880002</w:t>
+            <w:shd w:fill="D4EDDA"/>
+          </w:tcPr>
+          <w:p>
+            <w:pPr>
+              <w:spacing w:before="20" w:after="20"/>
+              <w:jc w:val="center"/>
+            </w:pPr>
+            <w:r/>
+            <w:r>
+              <w:rPr>
+                <w:rFonts w:ascii="Calibri" w:hAnsi="Calibri"/>
+                <w:sz w:val="16"/>
+              </w:rPr>
+              <w:t>3204351207600004</w:t>
             </w:r>
           </w:p>
         </w:tc>
         <w:tc>
           <w:tcPr>
             <w:tcW w:type="dxa" w:w="1020"/>
-            <w:shd w:fill="FFFFFF"/>
-          </w:tcPr>
-          <w:p>
-            <w:pPr>
-              <w:spacing w:before="20" w:after="20"/>
-              <w:jc w:val="center"/>
-            </w:pPr>
-            <w:r/>
-            <w:r>
-              <w:rPr>
-                <w:rFonts w:ascii="Calibri" w:hAnsi="Calibri"/>
-                <w:sz w:val="16"/>
-              </w:rPr>
-              <w:t>3204361108120039</w:t>
+            <w:shd w:fill="D4EDDA"/>
+          </w:tcPr>
+          <w:p>
+            <w:pPr>
+              <w:spacing w:before="20" w:after="20"/>
+              <w:jc w:val="center"/>
+            </w:pPr>
+            <w:r/>
+            <w:r>
+              <w:rPr>
+                <w:rFonts w:ascii="Calibri" w:hAnsi="Calibri"/>
+                <w:sz w:val="16"/>
+              </w:rPr>
+              <w:t>3204350101060016</w:t>
             </w:r>
           </w:p>
         </w:tc>
         <w:tc>
           <w:tcPr>
             <w:tcW w:type="dxa" w:w="1587"/>
-            <w:shd w:fill="FFFFFF"/>
+            <w:shd w:fill="D4EDDA"/>
           </w:tcPr>
           <w:p>
             <w:pPr>
@@ -8254,14 +9346,14 @@
                 <w:rFonts w:ascii="Calibri" w:hAnsi="Calibri"/>
                 <w:sz w:val="16"/>
               </w:rPr>
-              <w:t>KP CICANAR RT 1 RW 12</w:t>
+              <w:t>KP CIDADAP RT 004 RW 005</w:t>
             </w:r>
           </w:p>
         </w:tc>
         <w:tc>
           <w:tcPr>
             <w:tcW w:type="dxa" w:w="567"/>
-            <w:shd w:fill="FFFFFF"/>
+            <w:shd w:fill="D4EDDA"/>
           </w:tcPr>
           <w:p>
             <w:pPr>
@@ -8281,7 +9373,7 @@
         <w:tc>
           <w:tcPr>
             <w:tcW w:type="dxa" w:w="567"/>
-            <w:shd w:fill="FFFFFF"/>
+            <w:shd w:fill="D4EDDA"/>
           </w:tcPr>
           <w:p>
             <w:pPr>
@@ -8301,7 +9393,7 @@
         <w:tc>
           <w:tcPr>
             <w:tcW w:type="dxa" w:w="1020"/>
-            <w:shd w:fill="FFFFFF"/>
+            <w:shd w:fill="D4EDDA"/>
           </w:tcPr>
           <w:p>
             <w:pPr>
@@ -8314,7 +9406,7 @@
                 <w:rFonts w:ascii="Calibri" w:hAnsi="Calibri"/>
                 <w:sz w:val="16"/>
               </w:rPr>
-              <w:t>ACC</w:t>
+              <w:t>★ Data Pengganti</w:t>
             </w:r>
           </w:p>
         </w:tc>
@@ -8323,27 +9415,27 @@
         <w:tc>
           <w:tcPr>
             <w:tcW w:type="dxa" w:w="340"/>
-            <w:shd w:fill="E7E4DF"/>
-          </w:tcPr>
-          <w:p>
-            <w:pPr>
-              <w:spacing w:before="20" w:after="20"/>
-              <w:jc w:val="center"/>
-            </w:pPr>
-            <w:r/>
-            <w:r>
-              <w:rPr>
-                <w:rFonts w:ascii="Calibri" w:hAnsi="Calibri"/>
-                <w:sz w:val="16"/>
-              </w:rPr>
-              <w:t>42</w:t>
+            <w:shd w:fill="D4EDDA"/>
+          </w:tcPr>
+          <w:p>
+            <w:pPr>
+              <w:spacing w:before="20" w:after="20"/>
+              <w:jc w:val="center"/>
+            </w:pPr>
+            <w:r/>
+            <w:r>
+              <w:rPr>
+                <w:rFonts w:ascii="Calibri" w:hAnsi="Calibri"/>
+                <w:sz w:val="16"/>
+              </w:rPr>
+              <w:t>48</w:t>
             </w:r>
           </w:p>
         </w:tc>
         <w:tc>
           <w:tcPr>
             <w:tcW w:type="dxa" w:w="1247"/>
-            <w:shd w:fill="E7E4DF"/>
+            <w:shd w:fill="D4EDDA"/>
           </w:tcPr>
           <w:p>
             <w:pPr>
@@ -8356,14 +9448,14 @@
                 <w:rFonts w:ascii="Calibri" w:hAnsi="Calibri"/>
                 <w:sz w:val="16"/>
               </w:rPr>
-              <w:t>ADE</w:t>
+              <w:t>UJANG JUJUN</w:t>
             </w:r>
           </w:p>
         </w:tc>
         <w:tc>
           <w:tcPr>
             <w:tcW w:type="dxa" w:w="283"/>
-            <w:shd w:fill="E7E4DF"/>
+            <w:shd w:fill="D4EDDA"/>
           </w:tcPr>
           <w:p>
             <w:pPr>
@@ -8383,47 +9475,47 @@
         <w:tc>
           <w:tcPr>
             <w:tcW w:type="dxa" w:w="1020"/>
-            <w:shd w:fill="E7E4DF"/>
-          </w:tcPr>
-          <w:p>
-            <w:pPr>
-              <w:spacing w:before="20" w:after="20"/>
-              <w:jc w:val="center"/>
-            </w:pPr>
-            <w:r/>
-            <w:r>
-              <w:rPr>
-                <w:rFonts w:ascii="Calibri" w:hAnsi="Calibri"/>
-                <w:sz w:val="16"/>
-              </w:rPr>
-              <w:t>3204351205630001</w:t>
+            <w:shd w:fill="D4EDDA"/>
+          </w:tcPr>
+          <w:p>
+            <w:pPr>
+              <w:spacing w:before="20" w:after="20"/>
+              <w:jc w:val="center"/>
+            </w:pPr>
+            <w:r/>
+            <w:r>
+              <w:rPr>
+                <w:rFonts w:ascii="Calibri" w:hAnsi="Calibri"/>
+                <w:sz w:val="16"/>
+              </w:rPr>
+              <w:t>3204350204580001</w:t>
             </w:r>
           </w:p>
         </w:tc>
         <w:tc>
           <w:tcPr>
             <w:tcW w:type="dxa" w:w="1020"/>
-            <w:shd w:fill="E7E4DF"/>
-          </w:tcPr>
-          <w:p>
-            <w:pPr>
-              <w:spacing w:before="20" w:after="20"/>
-              <w:jc w:val="center"/>
-            </w:pPr>
-            <w:r/>
-            <w:r>
-              <w:rPr>
-                <w:rFonts w:ascii="Calibri" w:hAnsi="Calibri"/>
-                <w:sz w:val="16"/>
-              </w:rPr>
-              <w:t>3204351903050814</w:t>
+            <w:shd w:fill="D4EDDA"/>
+          </w:tcPr>
+          <w:p>
+            <w:pPr>
+              <w:spacing w:before="20" w:after="20"/>
+              <w:jc w:val="center"/>
+            </w:pPr>
+            <w:r/>
+            <w:r>
+              <w:rPr>
+                <w:rFonts w:ascii="Calibri" w:hAnsi="Calibri"/>
+                <w:sz w:val="16"/>
+              </w:rPr>
+              <w:t>3204351803050591</w:t>
             </w:r>
           </w:p>
         </w:tc>
         <w:tc>
           <w:tcPr>
             <w:tcW w:type="dxa" w:w="1587"/>
-            <w:shd w:fill="E7E4DF"/>
+            <w:shd w:fill="D4EDDA"/>
           </w:tcPr>
           <w:p>
             <w:pPr>
@@ -8436,14 +9528,14 @@
                 <w:rFonts w:ascii="Calibri" w:hAnsi="Calibri"/>
                 <w:sz w:val="16"/>
               </w:rPr>
-              <w:t>KP MALANG RT 5 RW 6</w:t>
+              <w:t>KP LOA RT 003 RW 002</w:t>
             </w:r>
           </w:p>
         </w:tc>
         <w:tc>
           <w:tcPr>
             <w:tcW w:type="dxa" w:w="567"/>
-            <w:shd w:fill="E7E4DF"/>
+            <w:shd w:fill="D4EDDA"/>
           </w:tcPr>
           <w:p>
             <w:pPr>
@@ -8463,7 +9555,7 @@
         <w:tc>
           <w:tcPr>
             <w:tcW w:type="dxa" w:w="567"/>
-            <w:shd w:fill="E7E4DF"/>
+            <w:shd w:fill="D4EDDA"/>
           </w:tcPr>
           <w:p>
             <w:pPr>
@@ -8483,7 +9575,7 @@
         <w:tc>
           <w:tcPr>
             <w:tcW w:type="dxa" w:w="1020"/>
-            <w:shd w:fill="E7E4DF"/>
+            <w:shd w:fill="D4EDDA"/>
           </w:tcPr>
           <w:p>
             <w:pPr>
@@ -8496,7 +9588,7 @@
                 <w:rFonts w:ascii="Calibri" w:hAnsi="Calibri"/>
                 <w:sz w:val="16"/>
               </w:rPr>
-              <w:t>ACC</w:t>
+              <w:t>★ Data Pengganti</w:t>
             </w:r>
           </w:p>
         </w:tc>
@@ -8505,1098 +9597,6 @@
         <w:tc>
           <w:tcPr>
             <w:tcW w:type="dxa" w:w="340"/>
-            <w:shd w:fill="FFFFFF"/>
-          </w:tcPr>
-          <w:p>
-            <w:pPr>
-              <w:spacing w:before="20" w:after="20"/>
-              <w:jc w:val="center"/>
-            </w:pPr>
-            <w:r/>
-            <w:r>
-              <w:rPr>
-                <w:rFonts w:ascii="Calibri" w:hAnsi="Calibri"/>
-                <w:sz w:val="16"/>
-              </w:rPr>
-              <w:t>43</w:t>
-            </w:r>
-          </w:p>
-        </w:tc>
-        <w:tc>
-          <w:tcPr>
-            <w:tcW w:type="dxa" w:w="1247"/>
-            <w:shd w:fill="FFFFFF"/>
-          </w:tcPr>
-          <w:p>
-            <w:pPr>
-              <w:spacing w:before="20" w:after="20"/>
-              <w:jc w:val="left"/>
-            </w:pPr>
-            <w:r/>
-            <w:r>
-              <w:rPr>
-                <w:rFonts w:ascii="Calibri" w:hAnsi="Calibri"/>
-                <w:sz w:val="16"/>
-              </w:rPr>
-              <w:t>ANAH</w:t>
-            </w:r>
-          </w:p>
-        </w:tc>
-        <w:tc>
-          <w:tcPr>
-            <w:tcW w:type="dxa" w:w="283"/>
-            <w:shd w:fill="FFFFFF"/>
-          </w:tcPr>
-          <w:p>
-            <w:pPr>
-              <w:spacing w:before="20" w:after="20"/>
-              <w:jc w:val="center"/>
-            </w:pPr>
-            <w:r/>
-            <w:r>
-              <w:rPr>
-                <w:rFonts w:ascii="Calibri" w:hAnsi="Calibri"/>
-                <w:sz w:val="16"/>
-              </w:rPr>
-              <w:t>P</w:t>
-            </w:r>
-          </w:p>
-        </w:tc>
-        <w:tc>
-          <w:tcPr>
-            <w:tcW w:type="dxa" w:w="1020"/>
-            <w:shd w:fill="FFFFFF"/>
-          </w:tcPr>
-          <w:p>
-            <w:pPr>
-              <w:spacing w:before="20" w:after="20"/>
-              <w:jc w:val="center"/>
-            </w:pPr>
-            <w:r/>
-            <w:r>
-              <w:rPr>
-                <w:rFonts w:ascii="Calibri" w:hAnsi="Calibri"/>
-                <w:sz w:val="16"/>
-              </w:rPr>
-              <w:t>3204354304480004</w:t>
-            </w:r>
-          </w:p>
-        </w:tc>
-        <w:tc>
-          <w:tcPr>
-            <w:tcW w:type="dxa" w:w="1020"/>
-            <w:shd w:fill="FFFFFF"/>
-          </w:tcPr>
-          <w:p>
-            <w:pPr>
-              <w:spacing w:before="20" w:after="20"/>
-              <w:jc w:val="center"/>
-            </w:pPr>
-            <w:r/>
-            <w:r>
-              <w:rPr>
-                <w:rFonts w:ascii="Calibri" w:hAnsi="Calibri"/>
-                <w:sz w:val="16"/>
-              </w:rPr>
-              <w:t>3204352201200003</w:t>
-            </w:r>
-          </w:p>
-        </w:tc>
-        <w:tc>
-          <w:tcPr>
-            <w:tcW w:type="dxa" w:w="1587"/>
-            <w:shd w:fill="FFFFFF"/>
-          </w:tcPr>
-          <w:p>
-            <w:pPr>
-              <w:spacing w:before="20" w:after="20"/>
-              <w:jc w:val="left"/>
-            </w:pPr>
-            <w:r/>
-            <w:r>
-              <w:rPr>
-                <w:rFonts w:ascii="Calibri" w:hAnsi="Calibri"/>
-                <w:sz w:val="16"/>
-              </w:rPr>
-              <w:t>KP NENGENG RT 2 RW 4</w:t>
-            </w:r>
-          </w:p>
-        </w:tc>
-        <w:tc>
-          <w:tcPr>
-            <w:tcW w:type="dxa" w:w="567"/>
-            <w:shd w:fill="FFFFFF"/>
-          </w:tcPr>
-          <w:p>
-            <w:pPr>
-              <w:spacing w:before="20" w:after="20"/>
-              <w:jc w:val="center"/>
-            </w:pPr>
-            <w:r/>
-            <w:r>
-              <w:rPr>
-                <w:rFonts w:ascii="Calibri" w:hAnsi="Calibri"/>
-                <w:sz w:val="16"/>
-              </w:rPr>
-              <w:t>LOA</w:t>
-            </w:r>
-          </w:p>
-        </w:tc>
-        <w:tc>
-          <w:tcPr>
-            <w:tcW w:type="dxa" w:w="567"/>
-            <w:shd w:fill="FFFFFF"/>
-          </w:tcPr>
-          <w:p>
-            <w:pPr>
-              <w:spacing w:before="20" w:after="20"/>
-              <w:jc w:val="center"/>
-            </w:pPr>
-            <w:r/>
-            <w:r>
-              <w:rPr>
-                <w:rFonts w:ascii="Calibri" w:hAnsi="Calibri"/>
-                <w:sz w:val="16"/>
-              </w:rPr>
-              <w:t>PASEH</w:t>
-            </w:r>
-          </w:p>
-        </w:tc>
-        <w:tc>
-          <w:tcPr>
-            <w:tcW w:type="dxa" w:w="1020"/>
-            <w:shd w:fill="FFFFFF"/>
-          </w:tcPr>
-          <w:p>
-            <w:pPr>
-              <w:spacing w:before="20" w:after="20"/>
-              <w:jc w:val="left"/>
-            </w:pPr>
-            <w:r/>
-            <w:r>
-              <w:rPr>
-                <w:rFonts w:ascii="Calibri" w:hAnsi="Calibri"/>
-                <w:sz w:val="16"/>
-              </w:rPr>
-              <w:t>ACC</w:t>
-            </w:r>
-          </w:p>
-        </w:tc>
-      </w:tr>
-      <w:tr>
-        <w:tc>
-          <w:tcPr>
-            <w:tcW w:type="dxa" w:w="340"/>
-            <w:shd w:fill="E7E4DF"/>
-          </w:tcPr>
-          <w:p>
-            <w:pPr>
-              <w:spacing w:before="20" w:after="20"/>
-              <w:jc w:val="center"/>
-            </w:pPr>
-            <w:r/>
-            <w:r>
-              <w:rPr>
-                <w:rFonts w:ascii="Calibri" w:hAnsi="Calibri"/>
-                <w:sz w:val="16"/>
-              </w:rPr>
-              <w:t>44</w:t>
-            </w:r>
-          </w:p>
-        </w:tc>
-        <w:tc>
-          <w:tcPr>
-            <w:tcW w:type="dxa" w:w="1247"/>
-            <w:shd w:fill="E7E4DF"/>
-          </w:tcPr>
-          <w:p>
-            <w:pPr>
-              <w:spacing w:before="20" w:after="20"/>
-              <w:jc w:val="left"/>
-            </w:pPr>
-            <w:r/>
-            <w:r>
-              <w:rPr>
-                <w:rFonts w:ascii="Calibri" w:hAnsi="Calibri"/>
-                <w:sz w:val="16"/>
-              </w:rPr>
-              <w:t>WAHYU WIBISANA</w:t>
-            </w:r>
-          </w:p>
-        </w:tc>
-        <w:tc>
-          <w:tcPr>
-            <w:tcW w:type="dxa" w:w="283"/>
-            <w:shd w:fill="E7E4DF"/>
-          </w:tcPr>
-          <w:p>
-            <w:pPr>
-              <w:spacing w:before="20" w:after="20"/>
-              <w:jc w:val="center"/>
-            </w:pPr>
-            <w:r/>
-            <w:r>
-              <w:rPr>
-                <w:rFonts w:ascii="Calibri" w:hAnsi="Calibri"/>
-                <w:sz w:val="16"/>
-              </w:rPr>
-              <w:t>L</w:t>
-            </w:r>
-          </w:p>
-        </w:tc>
-        <w:tc>
-          <w:tcPr>
-            <w:tcW w:type="dxa" w:w="1020"/>
-            <w:shd w:fill="E7E4DF"/>
-          </w:tcPr>
-          <w:p>
-            <w:pPr>
-              <w:spacing w:before="20" w:after="20"/>
-              <w:jc w:val="center"/>
-            </w:pPr>
-            <w:r/>
-            <w:r>
-              <w:rPr>
-                <w:rFonts w:ascii="Calibri" w:hAnsi="Calibri"/>
-                <w:sz w:val="16"/>
-              </w:rPr>
-              <w:t>3204353112600001</w:t>
-            </w:r>
-          </w:p>
-        </w:tc>
-        <w:tc>
-          <w:tcPr>
-            <w:tcW w:type="dxa" w:w="1020"/>
-            <w:shd w:fill="E7E4DF"/>
-          </w:tcPr>
-          <w:p>
-            <w:pPr>
-              <w:spacing w:before="20" w:after="20"/>
-              <w:jc w:val="center"/>
-            </w:pPr>
-            <w:r/>
-            <w:r>
-              <w:rPr>
-                <w:rFonts w:ascii="Calibri" w:hAnsi="Calibri"/>
-                <w:sz w:val="16"/>
-              </w:rPr>
-              <w:t>3204350701060146</w:t>
-            </w:r>
-          </w:p>
-        </w:tc>
-        <w:tc>
-          <w:tcPr>
-            <w:tcW w:type="dxa" w:w="1587"/>
-            <w:shd w:fill="E7E4DF"/>
-          </w:tcPr>
-          <w:p>
-            <w:pPr>
-              <w:spacing w:before="20" w:after="20"/>
-              <w:jc w:val="left"/>
-            </w:pPr>
-            <w:r/>
-            <w:r>
-              <w:rPr>
-                <w:rFonts w:ascii="Calibri" w:hAnsi="Calibri"/>
-                <w:sz w:val="16"/>
-              </w:rPr>
-              <w:t>LIMUS MANGGUNG RT 3 RW 8</w:t>
-            </w:r>
-          </w:p>
-        </w:tc>
-        <w:tc>
-          <w:tcPr>
-            <w:tcW w:type="dxa" w:w="567"/>
-            <w:shd w:fill="E7E4DF"/>
-          </w:tcPr>
-          <w:p>
-            <w:pPr>
-              <w:spacing w:before="20" w:after="20"/>
-              <w:jc w:val="center"/>
-            </w:pPr>
-            <w:r/>
-            <w:r>
-              <w:rPr>
-                <w:rFonts w:ascii="Calibri" w:hAnsi="Calibri"/>
-                <w:sz w:val="16"/>
-              </w:rPr>
-              <w:t>LOA</w:t>
-            </w:r>
-          </w:p>
-        </w:tc>
-        <w:tc>
-          <w:tcPr>
-            <w:tcW w:type="dxa" w:w="567"/>
-            <w:shd w:fill="E7E4DF"/>
-          </w:tcPr>
-          <w:p>
-            <w:pPr>
-              <w:spacing w:before="20" w:after="20"/>
-              <w:jc w:val="center"/>
-            </w:pPr>
-            <w:r/>
-            <w:r>
-              <w:rPr>
-                <w:rFonts w:ascii="Calibri" w:hAnsi="Calibri"/>
-                <w:sz w:val="16"/>
-              </w:rPr>
-              <w:t>PASEH</w:t>
-            </w:r>
-          </w:p>
-        </w:tc>
-        <w:tc>
-          <w:tcPr>
-            <w:tcW w:type="dxa" w:w="1020"/>
-            <w:shd w:fill="E7E4DF"/>
-          </w:tcPr>
-          <w:p>
-            <w:pPr>
-              <w:spacing w:before="20" w:after="20"/>
-              <w:jc w:val="left"/>
-            </w:pPr>
-            <w:r/>
-            <w:r>
-              <w:rPr>
-                <w:rFonts w:ascii="Calibri" w:hAnsi="Calibri"/>
-                <w:sz w:val="16"/>
-              </w:rPr>
-              <w:t>ACC</w:t>
-            </w:r>
-          </w:p>
-        </w:tc>
-      </w:tr>
-      <w:tr>
-        <w:tc>
-          <w:tcPr>
-            <w:tcW w:type="dxa" w:w="340"/>
-            <w:shd w:fill="FFFFFF"/>
-          </w:tcPr>
-          <w:p>
-            <w:pPr>
-              <w:spacing w:before="20" w:after="20"/>
-              <w:jc w:val="center"/>
-            </w:pPr>
-            <w:r/>
-            <w:r>
-              <w:rPr>
-                <w:rFonts w:ascii="Calibri" w:hAnsi="Calibri"/>
-                <w:sz w:val="16"/>
-              </w:rPr>
-              <w:t>45</w:t>
-            </w:r>
-          </w:p>
-        </w:tc>
-        <w:tc>
-          <w:tcPr>
-            <w:tcW w:type="dxa" w:w="1247"/>
-            <w:shd w:fill="FFFFFF"/>
-          </w:tcPr>
-          <w:p>
-            <w:pPr>
-              <w:spacing w:before="20" w:after="20"/>
-              <w:jc w:val="left"/>
-            </w:pPr>
-            <w:r/>
-            <w:r>
-              <w:rPr>
-                <w:rFonts w:ascii="Calibri" w:hAnsi="Calibri"/>
-                <w:sz w:val="16"/>
-              </w:rPr>
-              <w:t>ECIN</w:t>
-            </w:r>
-          </w:p>
-        </w:tc>
-        <w:tc>
-          <w:tcPr>
-            <w:tcW w:type="dxa" w:w="283"/>
-            <w:shd w:fill="FFFFFF"/>
-          </w:tcPr>
-          <w:p>
-            <w:pPr>
-              <w:spacing w:before="20" w:after="20"/>
-              <w:jc w:val="center"/>
-            </w:pPr>
-            <w:r/>
-            <w:r>
-              <w:rPr>
-                <w:rFonts w:ascii="Calibri" w:hAnsi="Calibri"/>
-                <w:sz w:val="16"/>
-              </w:rPr>
-              <w:t>P</w:t>
-            </w:r>
-          </w:p>
-        </w:tc>
-        <w:tc>
-          <w:tcPr>
-            <w:tcW w:type="dxa" w:w="1020"/>
-            <w:shd w:fill="FFFFFF"/>
-          </w:tcPr>
-          <w:p>
-            <w:pPr>
-              <w:spacing w:before="20" w:after="20"/>
-              <w:jc w:val="center"/>
-            </w:pPr>
-            <w:r/>
-            <w:r>
-              <w:rPr>
-                <w:rFonts w:ascii="Calibri" w:hAnsi="Calibri"/>
-                <w:sz w:val="16"/>
-              </w:rPr>
-              <w:t>3204356010480002</w:t>
-            </w:r>
-          </w:p>
-        </w:tc>
-        <w:tc>
-          <w:tcPr>
-            <w:tcW w:type="dxa" w:w="1020"/>
-            <w:shd w:fill="FFFFFF"/>
-          </w:tcPr>
-          <w:p>
-            <w:pPr>
-              <w:spacing w:before="20" w:after="20"/>
-              <w:jc w:val="center"/>
-            </w:pPr>
-            <w:r/>
-            <w:r>
-              <w:rPr>
-                <w:rFonts w:ascii="Calibri" w:hAnsi="Calibri"/>
-                <w:sz w:val="16"/>
-              </w:rPr>
-              <w:t>3204352312050057</w:t>
-            </w:r>
-          </w:p>
-        </w:tc>
-        <w:tc>
-          <w:tcPr>
-            <w:tcW w:type="dxa" w:w="1587"/>
-            <w:shd w:fill="FFFFFF"/>
-          </w:tcPr>
-          <w:p>
-            <w:pPr>
-              <w:spacing w:before="20" w:after="20"/>
-              <w:jc w:val="left"/>
-            </w:pPr>
-            <w:r/>
-            <w:r>
-              <w:rPr>
-                <w:rFonts w:ascii="Calibri" w:hAnsi="Calibri"/>
-                <w:sz w:val="16"/>
-              </w:rPr>
-              <w:t>KP BARUNAI RT 00/04</w:t>
-            </w:r>
-          </w:p>
-        </w:tc>
-        <w:tc>
-          <w:tcPr>
-            <w:tcW w:type="dxa" w:w="567"/>
-            <w:shd w:fill="FFFFFF"/>
-          </w:tcPr>
-          <w:p>
-            <w:pPr>
-              <w:spacing w:before="20" w:after="20"/>
-              <w:jc w:val="center"/>
-            </w:pPr>
-            <w:r/>
-            <w:r>
-              <w:rPr>
-                <w:rFonts w:ascii="Calibri" w:hAnsi="Calibri"/>
-                <w:sz w:val="16"/>
-              </w:rPr>
-              <w:t>LOA</w:t>
-            </w:r>
-          </w:p>
-        </w:tc>
-        <w:tc>
-          <w:tcPr>
-            <w:tcW w:type="dxa" w:w="567"/>
-            <w:shd w:fill="FFFFFF"/>
-          </w:tcPr>
-          <w:p>
-            <w:pPr>
-              <w:spacing w:before="20" w:after="20"/>
-              <w:jc w:val="center"/>
-            </w:pPr>
-            <w:r/>
-            <w:r>
-              <w:rPr>
-                <w:rFonts w:ascii="Calibri" w:hAnsi="Calibri"/>
-                <w:sz w:val="16"/>
-              </w:rPr>
-              <w:t>PASEH</w:t>
-            </w:r>
-          </w:p>
-        </w:tc>
-        <w:tc>
-          <w:tcPr>
-            <w:tcW w:type="dxa" w:w="1020"/>
-            <w:shd w:fill="FFFFFF"/>
-          </w:tcPr>
-          <w:p>
-            <w:pPr>
-              <w:spacing w:before="20" w:after="20"/>
-              <w:jc w:val="left"/>
-            </w:pPr>
-            <w:r/>
-            <w:r>
-              <w:rPr>
-                <w:rFonts w:ascii="Calibri" w:hAnsi="Calibri"/>
-                <w:sz w:val="16"/>
-              </w:rPr>
-              <w:t>ACC</w:t>
-            </w:r>
-          </w:p>
-        </w:tc>
-      </w:tr>
-      <w:tr>
-        <w:tc>
-          <w:tcPr>
-            <w:tcW w:type="dxa" w:w="340"/>
-            <w:shd w:fill="E7E4DF"/>
-          </w:tcPr>
-          <w:p>
-            <w:pPr>
-              <w:spacing w:before="20" w:after="20"/>
-              <w:jc w:val="center"/>
-            </w:pPr>
-            <w:r/>
-            <w:r>
-              <w:rPr>
-                <w:rFonts w:ascii="Calibri" w:hAnsi="Calibri"/>
-                <w:sz w:val="16"/>
-              </w:rPr>
-              <w:t>46</w:t>
-            </w:r>
-          </w:p>
-        </w:tc>
-        <w:tc>
-          <w:tcPr>
-            <w:tcW w:type="dxa" w:w="1247"/>
-            <w:shd w:fill="E7E4DF"/>
-          </w:tcPr>
-          <w:p>
-            <w:pPr>
-              <w:spacing w:before="20" w:after="20"/>
-              <w:jc w:val="left"/>
-            </w:pPr>
-            <w:r/>
-            <w:r>
-              <w:rPr>
-                <w:rFonts w:ascii="Calibri" w:hAnsi="Calibri"/>
-                <w:sz w:val="16"/>
-              </w:rPr>
-              <w:t>EKUR</w:t>
-            </w:r>
-          </w:p>
-        </w:tc>
-        <w:tc>
-          <w:tcPr>
-            <w:tcW w:type="dxa" w:w="283"/>
-            <w:shd w:fill="E7E4DF"/>
-          </w:tcPr>
-          <w:p>
-            <w:pPr>
-              <w:spacing w:before="20" w:after="20"/>
-              <w:jc w:val="center"/>
-            </w:pPr>
-            <w:r/>
-            <w:r>
-              <w:rPr>
-                <w:rFonts w:ascii="Calibri" w:hAnsi="Calibri"/>
-                <w:sz w:val="16"/>
-              </w:rPr>
-              <w:t>L</w:t>
-            </w:r>
-          </w:p>
-        </w:tc>
-        <w:tc>
-          <w:tcPr>
-            <w:tcW w:type="dxa" w:w="1020"/>
-            <w:shd w:fill="E7E4DF"/>
-          </w:tcPr>
-          <w:p>
-            <w:pPr>
-              <w:spacing w:before="20" w:after="20"/>
-              <w:jc w:val="center"/>
-            </w:pPr>
-            <w:r/>
-            <w:r>
-              <w:rPr>
-                <w:rFonts w:ascii="Calibri" w:hAnsi="Calibri"/>
-                <w:sz w:val="16"/>
-              </w:rPr>
-              <w:t>-</w:t>
-            </w:r>
-          </w:p>
-        </w:tc>
-        <w:tc>
-          <w:tcPr>
-            <w:tcW w:type="dxa" w:w="1020"/>
-            <w:shd w:fill="E7E4DF"/>
-          </w:tcPr>
-          <w:p>
-            <w:pPr>
-              <w:spacing w:before="20" w:after="20"/>
-              <w:jc w:val="center"/>
-            </w:pPr>
-            <w:r/>
-            <w:r>
-              <w:rPr>
-                <w:rFonts w:ascii="Calibri" w:hAnsi="Calibri"/>
-                <w:sz w:val="16"/>
-              </w:rPr>
-              <w:t>-</w:t>
-            </w:r>
-          </w:p>
-        </w:tc>
-        <w:tc>
-          <w:tcPr>
-            <w:tcW w:type="dxa" w:w="1587"/>
-            <w:shd w:fill="E7E4DF"/>
-          </w:tcPr>
-          <w:p>
-            <w:pPr>
-              <w:spacing w:before="20" w:after="20"/>
-              <w:jc w:val="left"/>
-            </w:pPr>
-            <w:r/>
-            <w:r>
-              <w:rPr>
-                <w:rFonts w:ascii="Calibri" w:hAnsi="Calibri"/>
-                <w:sz w:val="16"/>
-              </w:rPr>
-              <w:t>-</w:t>
-            </w:r>
-          </w:p>
-        </w:tc>
-        <w:tc>
-          <w:tcPr>
-            <w:tcW w:type="dxa" w:w="567"/>
-            <w:shd w:fill="E7E4DF"/>
-          </w:tcPr>
-          <w:p>
-            <w:pPr>
-              <w:spacing w:before="20" w:after="20"/>
-              <w:jc w:val="center"/>
-            </w:pPr>
-            <w:r/>
-            <w:r>
-              <w:rPr>
-                <w:rFonts w:ascii="Calibri" w:hAnsi="Calibri"/>
-                <w:sz w:val="16"/>
-              </w:rPr>
-              <w:t>LOA</w:t>
-            </w:r>
-          </w:p>
-        </w:tc>
-        <w:tc>
-          <w:tcPr>
-            <w:tcW w:type="dxa" w:w="567"/>
-            <w:shd w:fill="E7E4DF"/>
-          </w:tcPr>
-          <w:p>
-            <w:pPr>
-              <w:spacing w:before="20" w:after="20"/>
-              <w:jc w:val="center"/>
-            </w:pPr>
-            <w:r/>
-            <w:r>
-              <w:rPr>
-                <w:rFonts w:ascii="Calibri" w:hAnsi="Calibri"/>
-                <w:sz w:val="16"/>
-              </w:rPr>
-              <w:t>PASEH</w:t>
-            </w:r>
-          </w:p>
-        </w:tc>
-        <w:tc>
-          <w:tcPr>
-            <w:tcW w:type="dxa" w:w="1020"/>
-            <w:shd w:fill="E7E4DF"/>
-          </w:tcPr>
-          <w:p>
-            <w:pPr>
-              <w:spacing w:before="20" w:after="20"/>
-              <w:jc w:val="left"/>
-            </w:pPr>
-            <w:r/>
-            <w:r>
-              <w:rPr>
-                <w:rFonts w:ascii="Calibri" w:hAnsi="Calibri"/>
-                <w:sz w:val="16"/>
-              </w:rPr>
-              <w:t>ACC</w:t>
-            </w:r>
-          </w:p>
-        </w:tc>
-      </w:tr>
-      <w:tr>
-        <w:tc>
-          <w:tcPr>
-            <w:tcW w:type="dxa" w:w="340"/>
-            <w:shd w:fill="FFFFFF"/>
-          </w:tcPr>
-          <w:p>
-            <w:pPr>
-              <w:spacing w:before="20" w:after="20"/>
-              <w:jc w:val="center"/>
-            </w:pPr>
-            <w:r/>
-            <w:r>
-              <w:rPr>
-                <w:rFonts w:ascii="Calibri" w:hAnsi="Calibri"/>
-                <w:sz w:val="16"/>
-              </w:rPr>
-              <w:t>47</w:t>
-            </w:r>
-          </w:p>
-        </w:tc>
-        <w:tc>
-          <w:tcPr>
-            <w:tcW w:type="dxa" w:w="1247"/>
-            <w:shd w:fill="FFFFFF"/>
-          </w:tcPr>
-          <w:p>
-            <w:pPr>
-              <w:spacing w:before="20" w:after="20"/>
-              <w:jc w:val="left"/>
-            </w:pPr>
-            <w:r/>
-            <w:r>
-              <w:rPr>
-                <w:rFonts w:ascii="Calibri" w:hAnsi="Calibri"/>
-                <w:sz w:val="16"/>
-              </w:rPr>
-              <w:t>CARMA</w:t>
-            </w:r>
-          </w:p>
-        </w:tc>
-        <w:tc>
-          <w:tcPr>
-            <w:tcW w:type="dxa" w:w="283"/>
-            <w:shd w:fill="FFFFFF"/>
-          </w:tcPr>
-          <w:p>
-            <w:pPr>
-              <w:spacing w:before="20" w:after="20"/>
-              <w:jc w:val="center"/>
-            </w:pPr>
-            <w:r/>
-            <w:r>
-              <w:rPr>
-                <w:rFonts w:ascii="Calibri" w:hAnsi="Calibri"/>
-                <w:sz w:val="16"/>
-              </w:rPr>
-              <w:t>L</w:t>
-            </w:r>
-          </w:p>
-        </w:tc>
-        <w:tc>
-          <w:tcPr>
-            <w:tcW w:type="dxa" w:w="1020"/>
-            <w:shd w:fill="FFFFFF"/>
-          </w:tcPr>
-          <w:p>
-            <w:pPr>
-              <w:spacing w:before="20" w:after="20"/>
-              <w:jc w:val="center"/>
-            </w:pPr>
-            <w:r/>
-            <w:r>
-              <w:rPr>
-                <w:rFonts w:ascii="Calibri" w:hAnsi="Calibri"/>
-                <w:sz w:val="16"/>
-              </w:rPr>
-              <w:t>-</w:t>
-            </w:r>
-          </w:p>
-        </w:tc>
-        <w:tc>
-          <w:tcPr>
-            <w:tcW w:type="dxa" w:w="1020"/>
-            <w:shd w:fill="FFFFFF"/>
-          </w:tcPr>
-          <w:p>
-            <w:pPr>
-              <w:spacing w:before="20" w:after="20"/>
-              <w:jc w:val="center"/>
-            </w:pPr>
-            <w:r/>
-            <w:r>
-              <w:rPr>
-                <w:rFonts w:ascii="Calibri" w:hAnsi="Calibri"/>
-                <w:sz w:val="16"/>
-              </w:rPr>
-              <w:t>-</w:t>
-            </w:r>
-          </w:p>
-        </w:tc>
-        <w:tc>
-          <w:tcPr>
-            <w:tcW w:type="dxa" w:w="1587"/>
-            <w:shd w:fill="FFFFFF"/>
-          </w:tcPr>
-          <w:p>
-            <w:pPr>
-              <w:spacing w:before="20" w:after="20"/>
-              <w:jc w:val="left"/>
-            </w:pPr>
-            <w:r/>
-            <w:r>
-              <w:rPr>
-                <w:rFonts w:ascii="Calibri" w:hAnsi="Calibri"/>
-                <w:sz w:val="16"/>
-              </w:rPr>
-              <w:t>-</w:t>
-            </w:r>
-          </w:p>
-        </w:tc>
-        <w:tc>
-          <w:tcPr>
-            <w:tcW w:type="dxa" w:w="567"/>
-            <w:shd w:fill="FFFFFF"/>
-          </w:tcPr>
-          <w:p>
-            <w:pPr>
-              <w:spacing w:before="20" w:after="20"/>
-              <w:jc w:val="center"/>
-            </w:pPr>
-            <w:r/>
-            <w:r>
-              <w:rPr>
-                <w:rFonts w:ascii="Calibri" w:hAnsi="Calibri"/>
-                <w:sz w:val="16"/>
-              </w:rPr>
-              <w:t>LOA</w:t>
-            </w:r>
-          </w:p>
-        </w:tc>
-        <w:tc>
-          <w:tcPr>
-            <w:tcW w:type="dxa" w:w="567"/>
-            <w:shd w:fill="FFFFFF"/>
-          </w:tcPr>
-          <w:p>
-            <w:pPr>
-              <w:spacing w:before="20" w:after="20"/>
-              <w:jc w:val="center"/>
-            </w:pPr>
-            <w:r/>
-            <w:r>
-              <w:rPr>
-                <w:rFonts w:ascii="Calibri" w:hAnsi="Calibri"/>
-                <w:sz w:val="16"/>
-              </w:rPr>
-              <w:t>PASEH</w:t>
-            </w:r>
-          </w:p>
-        </w:tc>
-        <w:tc>
-          <w:tcPr>
-            <w:tcW w:type="dxa" w:w="1020"/>
-            <w:shd w:fill="FFFFFF"/>
-          </w:tcPr>
-          <w:p>
-            <w:pPr>
-              <w:spacing w:before="20" w:after="20"/>
-              <w:jc w:val="left"/>
-            </w:pPr>
-            <w:r/>
-            <w:r>
-              <w:rPr>
-                <w:rFonts w:ascii="Calibri" w:hAnsi="Calibri"/>
-                <w:sz w:val="16"/>
-              </w:rPr>
-              <w:t>ACC</w:t>
-            </w:r>
-          </w:p>
-        </w:tc>
-      </w:tr>
-      <w:tr>
-        <w:tc>
-          <w:tcPr>
-            <w:tcW w:type="dxa" w:w="340"/>
-            <w:shd w:fill="E7E4DF"/>
-          </w:tcPr>
-          <w:p>
-            <w:pPr>
-              <w:spacing w:before="20" w:after="20"/>
-              <w:jc w:val="center"/>
-            </w:pPr>
-            <w:r/>
-            <w:r>
-              <w:rPr>
-                <w:rFonts w:ascii="Calibri" w:hAnsi="Calibri"/>
-                <w:sz w:val="16"/>
-              </w:rPr>
-              <w:t>48</w:t>
-            </w:r>
-          </w:p>
-        </w:tc>
-        <w:tc>
-          <w:tcPr>
-            <w:tcW w:type="dxa" w:w="1247"/>
-            <w:shd w:fill="E7E4DF"/>
-          </w:tcPr>
-          <w:p>
-            <w:pPr>
-              <w:spacing w:before="20" w:after="20"/>
-              <w:jc w:val="left"/>
-            </w:pPr>
-            <w:r/>
-            <w:r>
-              <w:rPr>
-                <w:rFonts w:ascii="Calibri" w:hAnsi="Calibri"/>
-                <w:sz w:val="16"/>
-              </w:rPr>
-              <w:t>UJANG JUJUN</w:t>
-            </w:r>
-          </w:p>
-        </w:tc>
-        <w:tc>
-          <w:tcPr>
-            <w:tcW w:type="dxa" w:w="283"/>
-            <w:shd w:fill="E7E4DF"/>
-          </w:tcPr>
-          <w:p>
-            <w:pPr>
-              <w:spacing w:before="20" w:after="20"/>
-              <w:jc w:val="center"/>
-            </w:pPr>
-            <w:r/>
-            <w:r>
-              <w:rPr>
-                <w:rFonts w:ascii="Calibri" w:hAnsi="Calibri"/>
-                <w:sz w:val="16"/>
-              </w:rPr>
-              <w:t>L</w:t>
-            </w:r>
-          </w:p>
-        </w:tc>
-        <w:tc>
-          <w:tcPr>
-            <w:tcW w:type="dxa" w:w="1020"/>
-            <w:shd w:fill="E7E4DF"/>
-          </w:tcPr>
-          <w:p>
-            <w:pPr>
-              <w:spacing w:before="20" w:after="20"/>
-              <w:jc w:val="center"/>
-            </w:pPr>
-            <w:r/>
-            <w:r>
-              <w:rPr>
-                <w:rFonts w:ascii="Calibri" w:hAnsi="Calibri"/>
-                <w:sz w:val="16"/>
-              </w:rPr>
-              <w:t>-</w:t>
-            </w:r>
-          </w:p>
-        </w:tc>
-        <w:tc>
-          <w:tcPr>
-            <w:tcW w:type="dxa" w:w="1020"/>
-            <w:shd w:fill="E7E4DF"/>
-          </w:tcPr>
-          <w:p>
-            <w:pPr>
-              <w:spacing w:before="20" w:after="20"/>
-              <w:jc w:val="center"/>
-            </w:pPr>
-            <w:r/>
-            <w:r>
-              <w:rPr>
-                <w:rFonts w:ascii="Calibri" w:hAnsi="Calibri"/>
-                <w:sz w:val="16"/>
-              </w:rPr>
-              <w:t>-</w:t>
-            </w:r>
-          </w:p>
-        </w:tc>
-        <w:tc>
-          <w:tcPr>
-            <w:tcW w:type="dxa" w:w="1587"/>
-            <w:shd w:fill="E7E4DF"/>
-          </w:tcPr>
-          <w:p>
-            <w:pPr>
-              <w:spacing w:before="20" w:after="20"/>
-              <w:jc w:val="left"/>
-            </w:pPr>
-            <w:r/>
-            <w:r>
-              <w:rPr>
-                <w:rFonts w:ascii="Calibri" w:hAnsi="Calibri"/>
-                <w:sz w:val="16"/>
-              </w:rPr>
-              <w:t>-</w:t>
-            </w:r>
-          </w:p>
-        </w:tc>
-        <w:tc>
-          <w:tcPr>
-            <w:tcW w:type="dxa" w:w="567"/>
-            <w:shd w:fill="E7E4DF"/>
-          </w:tcPr>
-          <w:p>
-            <w:pPr>
-              <w:spacing w:before="20" w:after="20"/>
-              <w:jc w:val="center"/>
-            </w:pPr>
-            <w:r/>
-            <w:r>
-              <w:rPr>
-                <w:rFonts w:ascii="Calibri" w:hAnsi="Calibri"/>
-                <w:sz w:val="16"/>
-              </w:rPr>
-              <w:t>LOA</w:t>
-            </w:r>
-          </w:p>
-        </w:tc>
-        <w:tc>
-          <w:tcPr>
-            <w:tcW w:type="dxa" w:w="567"/>
-            <w:shd w:fill="E7E4DF"/>
-          </w:tcPr>
-          <w:p>
-            <w:pPr>
-              <w:spacing w:before="20" w:after="20"/>
-              <w:jc w:val="center"/>
-            </w:pPr>
-            <w:r/>
-            <w:r>
-              <w:rPr>
-                <w:rFonts w:ascii="Calibri" w:hAnsi="Calibri"/>
-                <w:sz w:val="16"/>
-              </w:rPr>
-              <w:t>PASEH</w:t>
-            </w:r>
-          </w:p>
-        </w:tc>
-        <w:tc>
-          <w:tcPr>
-            <w:tcW w:type="dxa" w:w="1020"/>
-            <w:shd w:fill="E7E4DF"/>
-          </w:tcPr>
-          <w:p>
-            <w:pPr>
-              <w:spacing w:before="20" w:after="20"/>
-              <w:jc w:val="left"/>
-            </w:pPr>
-            <w:r/>
-            <w:r>
-              <w:rPr>
-                <w:rFonts w:ascii="Calibri" w:hAnsi="Calibri"/>
-                <w:sz w:val="16"/>
-              </w:rPr>
-              <w:t>ACC</w:t>
-            </w:r>
-          </w:p>
-        </w:tc>
-      </w:tr>
-      <w:tr>
-        <w:tc>
-          <w:tcPr>
-            <w:tcW w:type="dxa" w:w="340"/>
             <w:shd w:fill="D4EDDA"/>
           </w:tcPr>
           <w:p>
@@ -9670,7 +9670,7 @@
                 <w:rFonts w:ascii="Calibri" w:hAnsi="Calibri"/>
                 <w:sz w:val="16"/>
               </w:rPr>
-              <w:t>-</w:t>
+              <w:t>3204351205570001</w:t>
             </w:r>
           </w:p>
         </w:tc>
@@ -9690,7 +9690,7 @@
                 <w:rFonts w:ascii="Calibri" w:hAnsi="Calibri"/>
                 <w:sz w:val="16"/>
               </w:rPr>
-              <w:t>-</w:t>
+              <w:t>3204351803051054</w:t>
             </w:r>
           </w:p>
         </w:tc>
@@ -9710,7 +9710,7 @@
                 <w:rFonts w:ascii="Calibri" w:hAnsi="Calibri"/>
                 <w:sz w:val="16"/>
               </w:rPr>
-              <w:t>-</w:t>
+              <w:t>KP LENGO RT 004 RW 001</w:t>
             </w:r>
           </w:p>
         </w:tc>
